--- a/Results/Supplementary/TableS7.docx
+++ b/Results/Supplementary/TableS7.docx
@@ -25,7 +25,7 @@
           <w:szCs w:val="20"/>
           <w:color w:val="000000"/>
         </w:rPr>
-        <w:t xml:space="preserve">Table S7. Food insecurity and exclusion error of the 60% poverty line by household characteristics, 2025.</w:t>
+        <w:t xml:space="preserve">Table S7. Meal-affordability deprivation and exclusion error of the 60% poverty line by household characteristics, 2025.</w:t>
       </w:r>
     </w:p>
     <w:tbl xmlns:a="http://schemas.openxmlformats.org/drawingml/2006/main" xmlns:pic="http://schemas.openxmlformats.org/drawingml/2006/picture">
@@ -35,12 +35,12 @@
         <w:tblLook w:firstRow="1" w:lastRow="0" w:firstColumn="0" w:lastColumn="0" w:noHBand="0" w:noVBand="1"/>
       </w:tblPr>
       <w:tblGrid>
-        <w:gridCol w:w="2979"/>
+        <w:gridCol w:w="4534"/>
         <w:gridCol w:w="956"/>
-        <w:gridCol w:w="2416"/>
-        <w:gridCol w:w="2508"/>
-        <w:gridCol w:w="2610"/>
-        <w:gridCol w:w="2355"/>
+        <w:gridCol w:w="2122"/>
+        <w:gridCol w:w="2200"/>
+        <w:gridCol w:w="2109"/>
+        <w:gridCol w:w="1903"/>
       </w:tblGrid>
       <w:tr>
         <w:trPr>
@@ -208,7 +208,7 @@
                 <w:szCs w:val="18"/>
                 <w:color w:val="000000"/>
               </w:rPr>
-              <w:t xml:space="preserve">Food insecure, % (95% CI)</w:t>
+              <w:t xml:space="preserve">Meal-deprived, % (95% CI)</w:t>
             </w:r>
           </w:p>
         </w:tc>
@@ -17200,6 +17200,5380 @@
       </w:tr>
       <w:tr>
         <w:trPr>
+          <w:trHeight w:val="400" w:hRule="auto"/>
+        </w:trPr>
+        <w:tc>
+          <w:tcPr>
+            <w:tcBorders>
+              <w:bottom w:val="none" w:sz="0" w:space="0" w:color="000000"/>
+              <w:top w:val="none" w:sz="0" w:space="0" w:color="000000"/>
+              <w:left w:val="none" w:sz="0" w:space="0" w:color="000000"/>
+              <w:right w:val="none" w:sz="0" w:space="0" w:color="000000"/>
+            </w:tcBorders>
+            <w:shd w:val="clear" w:color="auto" w:fill="FFFFFF"/>
+            <w:tcMar>
+              <w:top w:w="0" w:type="dxa"/>
+              <w:bottom w:w="0" w:type="dxa"/>
+              <w:left w:w="0" w:type="dxa"/>
+              <w:right w:w="0" w:type="dxa"/>
+            </w:tcMar>
+            <w:vAlign w:val="center"/>
+          </w:tcPr>
+          <w:p>
+            <w:pPr>
+              <w:pStyle w:val="Normal"/>
+              <w:jc w:val="left"/>
+              <w:pBdr>
+                <w:bottom w:val="none" w:sz="0" w:space="0" w:color="000000"/>
+                <w:top w:val="none" w:sz="0" w:space="0" w:color="000000"/>
+                <w:left w:val="none" w:sz="0" w:space="0" w:color="000000"/>
+                <w:right w:val="none" w:sz="0" w:space="0" w:color="000000"/>
+              </w:pBdr>
+              <w:spacing w:after="20" w:before="20" w:line="240"/>
+              <w:ind w:left="240" w:right="100" w:firstLine="0" w:firstLineChars="0"/>
+              <w:rPr>
+                <w:rFonts w:ascii="Times New Roman" w:hAnsi="Times New Roman" w:eastAsia="Times New Roman" w:cs="Times New Roman"/>
+                <w:i w:val="false"/>
+                <w:b w:val="false"/>
+                <w:u w:val="none"/>
+                <w:strike w:val="false"/>
+                <w:sz w:val="18"/>
+                <w:szCs w:val="18"/>
+                <w:color w:val="000000"/>
+              </w:rPr>
+            </w:pPr>
+            <w:r>
+              <w:rPr>
+                <w:rFonts w:ascii="Times New Roman" w:hAnsi="Times New Roman" w:eastAsia="Times New Roman" w:cs="Times New Roman"/>
+                <w:i w:val="false"/>
+                <w:b w:val="false"/>
+                <w:u w:val="none"/>
+                <w:strike w:val="false"/>
+                <w:sz w:val="18"/>
+                <w:szCs w:val="18"/>
+                <w:color w:val="000000"/>
+              </w:rPr>
+              <w:t xml:space="preserve">Southeast Anatolia</w:t>
+            </w:r>
+          </w:p>
+        </w:tc>
+        <w:tc>
+          <w:tcPr>
+            <w:tcBorders>
+              <w:bottom w:val="none" w:sz="0" w:space="0" w:color="000000"/>
+              <w:top w:val="none" w:sz="0" w:space="0" w:color="000000"/>
+              <w:left w:val="none" w:sz="0" w:space="0" w:color="000000"/>
+              <w:right w:val="none" w:sz="0" w:space="0" w:color="000000"/>
+            </w:tcBorders>
+            <w:shd w:val="clear" w:color="auto" w:fill="FFFFFF"/>
+            <w:tcMar>
+              <w:top w:w="0" w:type="dxa"/>
+              <w:bottom w:w="0" w:type="dxa"/>
+              <w:left w:w="0" w:type="dxa"/>
+              <w:right w:w="0" w:type="dxa"/>
+            </w:tcMar>
+            <w:vAlign w:val="center"/>
+          </w:tcPr>
+          <w:p>
+            <w:pPr>
+              <w:pStyle w:val="Normal"/>
+              <w:jc w:val="left"/>
+              <w:pBdr>
+                <w:bottom w:val="none" w:sz="0" w:space="0" w:color="000000"/>
+                <w:top w:val="none" w:sz="0" w:space="0" w:color="000000"/>
+                <w:left w:val="none" w:sz="0" w:space="0" w:color="000000"/>
+                <w:right w:val="none" w:sz="0" w:space="0" w:color="000000"/>
+              </w:pBdr>
+              <w:spacing w:after="20" w:before="20" w:line="240"/>
+              <w:ind w:left="100" w:right="100" w:firstLine="0" w:firstLineChars="0"/>
+              <w:rPr>
+                <w:rFonts w:ascii="Times New Roman" w:hAnsi="Times New Roman" w:eastAsia="Times New Roman" w:cs="Times New Roman"/>
+                <w:i w:val="false"/>
+                <w:b w:val="false"/>
+                <w:u w:val="none"/>
+                <w:strike w:val="false"/>
+                <w:sz w:val="18"/>
+                <w:szCs w:val="18"/>
+                <w:color w:val="000000"/>
+              </w:rPr>
+            </w:pPr>
+            <w:r>
+              <w:rPr>
+                <w:rFonts w:ascii="Times New Roman" w:hAnsi="Times New Roman" w:eastAsia="Times New Roman" w:cs="Times New Roman"/>
+                <w:i w:val="false"/>
+                <w:b w:val="false"/>
+                <w:u w:val="none"/>
+                <w:strike w:val="false"/>
+                <w:sz w:val="18"/>
+                <w:szCs w:val="18"/>
+                <w:color w:val="000000"/>
+              </w:rPr>
+              <w:t xml:space="preserve">2,735</w:t>
+            </w:r>
+          </w:p>
+        </w:tc>
+        <w:tc>
+          <w:tcPr>
+            <w:tcBorders>
+              <w:bottom w:val="none" w:sz="0" w:space="0" w:color="000000"/>
+              <w:top w:val="none" w:sz="0" w:space="0" w:color="000000"/>
+              <w:left w:val="none" w:sz="0" w:space="0" w:color="000000"/>
+              <w:right w:val="none" w:sz="0" w:space="0" w:color="000000"/>
+            </w:tcBorders>
+            <w:shd w:val="clear" w:color="auto" w:fill="FFFFFF"/>
+            <w:tcMar>
+              <w:top w:w="0" w:type="dxa"/>
+              <w:bottom w:w="0" w:type="dxa"/>
+              <w:left w:w="0" w:type="dxa"/>
+              <w:right w:w="0" w:type="dxa"/>
+            </w:tcMar>
+            <w:vAlign w:val="center"/>
+          </w:tcPr>
+          <w:p>
+            <w:pPr>
+              <w:pStyle w:val="Normal"/>
+              <w:jc w:val="left"/>
+              <w:pBdr>
+                <w:bottom w:val="none" w:sz="0" w:space="0" w:color="000000"/>
+                <w:top w:val="none" w:sz="0" w:space="0" w:color="000000"/>
+                <w:left w:val="none" w:sz="0" w:space="0" w:color="000000"/>
+                <w:right w:val="none" w:sz="0" w:space="0" w:color="000000"/>
+              </w:pBdr>
+              <w:spacing w:after="20" w:before="20" w:line="240"/>
+              <w:ind w:left="100" w:right="100" w:firstLine="0" w:firstLineChars="0"/>
+              <w:rPr>
+                <w:rFonts w:ascii="Times New Roman" w:hAnsi="Times New Roman" w:eastAsia="Times New Roman" w:cs="Times New Roman"/>
+                <w:i w:val="false"/>
+                <w:b w:val="false"/>
+                <w:u w:val="none"/>
+                <w:strike w:val="false"/>
+                <w:sz w:val="18"/>
+                <w:szCs w:val="18"/>
+                <w:color w:val="000000"/>
+              </w:rPr>
+            </w:pPr>
+            <w:r>
+              <w:rPr>
+                <w:rFonts w:ascii="Times New Roman" w:hAnsi="Times New Roman" w:eastAsia="Times New Roman" w:cs="Times New Roman"/>
+                <w:i w:val="false"/>
+                <w:b w:val="false"/>
+                <w:u w:val="none"/>
+                <w:strike w:val="false"/>
+                <w:sz w:val="18"/>
+                <w:szCs w:val="18"/>
+                <w:color w:val="000000"/>
+              </w:rPr>
+              <w:t xml:space="preserve">52.8 (50.6, 55.0)</w:t>
+            </w:r>
+          </w:p>
+        </w:tc>
+        <w:tc>
+          <w:tcPr>
+            <w:tcBorders>
+              <w:bottom w:val="none" w:sz="0" w:space="0" w:color="000000"/>
+              <w:top w:val="none" w:sz="0" w:space="0" w:color="000000"/>
+              <w:left w:val="none" w:sz="0" w:space="0" w:color="000000"/>
+              <w:right w:val="none" w:sz="0" w:space="0" w:color="000000"/>
+            </w:tcBorders>
+            <w:shd w:val="clear" w:color="auto" w:fill="FFFFFF"/>
+            <w:tcMar>
+              <w:top w:w="0" w:type="dxa"/>
+              <w:bottom w:w="0" w:type="dxa"/>
+              <w:left w:w="0" w:type="dxa"/>
+              <w:right w:w="0" w:type="dxa"/>
+            </w:tcMar>
+            <w:vAlign w:val="center"/>
+          </w:tcPr>
+          <w:p>
+            <w:pPr>
+              <w:pStyle w:val="Normal"/>
+              <w:jc w:val="left"/>
+              <w:pBdr>
+                <w:bottom w:val="none" w:sz="0" w:space="0" w:color="000000"/>
+                <w:top w:val="none" w:sz="0" w:space="0" w:color="000000"/>
+                <w:left w:val="none" w:sz="0" w:space="0" w:color="000000"/>
+                <w:right w:val="none" w:sz="0" w:space="0" w:color="000000"/>
+              </w:pBdr>
+              <w:spacing w:after="20" w:before="20" w:line="240"/>
+              <w:ind w:left="100" w:right="100" w:firstLine="0" w:firstLineChars="0"/>
+              <w:rPr>
+                <w:rFonts w:ascii="Times New Roman" w:hAnsi="Times New Roman" w:eastAsia="Times New Roman" w:cs="Times New Roman"/>
+                <w:i w:val="false"/>
+                <w:b w:val="false"/>
+                <w:u w:val="none"/>
+                <w:strike w:val="false"/>
+                <w:sz w:val="18"/>
+                <w:szCs w:val="18"/>
+                <w:color w:val="000000"/>
+              </w:rPr>
+            </w:pPr>
+            <w:r>
+              <w:rPr>
+                <w:rFonts w:ascii="Times New Roman" w:hAnsi="Times New Roman" w:eastAsia="Times New Roman" w:cs="Times New Roman"/>
+                <w:i w:val="false"/>
+                <w:b w:val="false"/>
+                <w:u w:val="none"/>
+                <w:strike w:val="false"/>
+                <w:sz w:val="18"/>
+                <w:szCs w:val="18"/>
+                <w:color w:val="000000"/>
+              </w:rPr>
+              <w:t xml:space="preserve">34.9 (32.1, 37.7)</w:t>
+            </w:r>
+          </w:p>
+        </w:tc>
+        <w:tc>
+          <w:tcPr>
+            <w:tcBorders>
+              <w:bottom w:val="none" w:sz="0" w:space="0" w:color="000000"/>
+              <w:top w:val="none" w:sz="0" w:space="0" w:color="000000"/>
+              <w:left w:val="none" w:sz="0" w:space="0" w:color="000000"/>
+              <w:right w:val="none" w:sz="0" w:space="0" w:color="000000"/>
+            </w:tcBorders>
+            <w:shd w:val="clear" w:color="auto" w:fill="FFFFFF"/>
+            <w:tcMar>
+              <w:top w:w="0" w:type="dxa"/>
+              <w:bottom w:w="0" w:type="dxa"/>
+              <w:left w:w="0" w:type="dxa"/>
+              <w:right w:w="0" w:type="dxa"/>
+            </w:tcMar>
+            <w:vAlign w:val="center"/>
+          </w:tcPr>
+          <w:p>
+            <w:pPr>
+              <w:pStyle w:val="Normal"/>
+              <w:jc w:val="left"/>
+              <w:pBdr>
+                <w:bottom w:val="none" w:sz="0" w:space="0" w:color="000000"/>
+                <w:top w:val="none" w:sz="0" w:space="0" w:color="000000"/>
+                <w:left w:val="none" w:sz="0" w:space="0" w:color="000000"/>
+                <w:right w:val="none" w:sz="0" w:space="0" w:color="000000"/>
+              </w:pBdr>
+              <w:spacing w:after="20" w:before="20" w:line="240"/>
+              <w:ind w:left="100" w:right="100" w:firstLine="0" w:firstLineChars="0"/>
+              <w:rPr>
+                <w:rFonts w:ascii="Times New Roman" w:hAnsi="Times New Roman" w:eastAsia="Times New Roman" w:cs="Times New Roman"/>
+                <w:i w:val="false"/>
+                <w:b w:val="false"/>
+                <w:u w:val="none"/>
+                <w:strike w:val="false"/>
+                <w:sz w:val="18"/>
+                <w:szCs w:val="18"/>
+                <w:color w:val="000000"/>
+              </w:rPr>
+            </w:pPr>
+            <w:r>
+              <w:rPr>
+                <w:rFonts w:ascii="Times New Roman" w:hAnsi="Times New Roman" w:eastAsia="Times New Roman" w:cs="Times New Roman"/>
+                <w:i w:val="false"/>
+                <w:b w:val="false"/>
+                <w:u w:val="none"/>
+                <w:strike w:val="false"/>
+                <w:sz w:val="18"/>
+                <w:szCs w:val="18"/>
+                <w:color w:val="000000"/>
+              </w:rPr>
+              <w:t xml:space="preserve">5.6</w:t>
+            </w:r>
+          </w:p>
+        </w:tc>
+        <w:tc>
+          <w:tcPr>
+            <w:tcBorders>
+              <w:bottom w:val="none" w:sz="0" w:space="0" w:color="000000"/>
+              <w:top w:val="none" w:sz="0" w:space="0" w:color="000000"/>
+              <w:left w:val="none" w:sz="0" w:space="0" w:color="000000"/>
+              <w:right w:val="none" w:sz="0" w:space="0" w:color="000000"/>
+            </w:tcBorders>
+            <w:shd w:val="clear" w:color="auto" w:fill="FFFFFF"/>
+            <w:tcMar>
+              <w:top w:w="0" w:type="dxa"/>
+              <w:bottom w:w="0" w:type="dxa"/>
+              <w:left w:w="0" w:type="dxa"/>
+              <w:right w:w="0" w:type="dxa"/>
+            </w:tcMar>
+            <w:vAlign w:val="center"/>
+          </w:tcPr>
+          <w:p>
+            <w:pPr>
+              <w:pStyle w:val="Normal"/>
+              <w:jc w:val="left"/>
+              <w:pBdr>
+                <w:bottom w:val="none" w:sz="0" w:space="0" w:color="000000"/>
+                <w:top w:val="none" w:sz="0" w:space="0" w:color="000000"/>
+                <w:left w:val="none" w:sz="0" w:space="0" w:color="000000"/>
+                <w:right w:val="none" w:sz="0" w:space="0" w:color="000000"/>
+              </w:pBdr>
+              <w:spacing w:after="20" w:before="20" w:line="240"/>
+              <w:ind w:left="100" w:right="100" w:firstLine="0" w:firstLineChars="0"/>
+              <w:rPr>
+                <w:rFonts w:ascii="Times New Roman" w:hAnsi="Times New Roman" w:eastAsia="Times New Roman" w:cs="Times New Roman"/>
+                <w:i w:val="false"/>
+                <w:b w:val="false"/>
+                <w:u w:val="none"/>
+                <w:strike w:val="false"/>
+                <w:sz w:val="18"/>
+                <w:szCs w:val="18"/>
+                <w:color w:val="000000"/>
+              </w:rPr>
+            </w:pPr>
+            <w:r>
+              <w:rPr>
+                <w:rFonts w:ascii="Times New Roman" w:hAnsi="Times New Roman" w:eastAsia="Times New Roman" w:cs="Times New Roman"/>
+                <w:i w:val="false"/>
+                <w:b w:val="false"/>
+                <w:u w:val="none"/>
+                <w:strike w:val="false"/>
+                <w:sz w:val="18"/>
+                <w:szCs w:val="18"/>
+                <w:color w:val="000000"/>
+              </w:rPr>
+              <w:t xml:space="preserve">26.4</w:t>
+            </w:r>
+          </w:p>
+        </w:tc>
+      </w:tr>
+      <w:tr>
+        <w:trPr>
+          <w:trHeight w:val="400" w:hRule="auto"/>
+        </w:trPr>
+        <w:tc>
+          <w:tcPr>
+            <w:tcBorders>
+              <w:bottom w:val="none" w:sz="0" w:space="0" w:color="000000"/>
+              <w:top w:val="none" w:sz="0" w:space="0" w:color="000000"/>
+              <w:left w:val="none" w:sz="0" w:space="0" w:color="000000"/>
+              <w:right w:val="none" w:sz="0" w:space="0" w:color="000000"/>
+            </w:tcBorders>
+            <w:shd w:val="clear" w:color="auto" w:fill="FFFFFF"/>
+            <w:tcMar>
+              <w:top w:w="0" w:type="dxa"/>
+              <w:bottom w:w="0" w:type="dxa"/>
+              <w:left w:w="0" w:type="dxa"/>
+              <w:right w:w="0" w:type="dxa"/>
+            </w:tcMar>
+            <w:vAlign w:val="center"/>
+          </w:tcPr>
+          <w:p>
+            <w:pPr>
+              <w:pStyle w:val="Normal"/>
+              <w:jc w:val="left"/>
+              <w:pBdr>
+                <w:bottom w:val="none" w:sz="0" w:space="0" w:color="000000"/>
+                <w:top w:val="none" w:sz="0" w:space="0" w:color="000000"/>
+                <w:left w:val="none" w:sz="0" w:space="0" w:color="000000"/>
+                <w:right w:val="none" w:sz="0" w:space="0" w:color="000000"/>
+              </w:pBdr>
+              <w:spacing w:after="20" w:before="20" w:line="240"/>
+              <w:ind w:left="100" w:right="100" w:firstLine="0" w:firstLineChars="0"/>
+              <w:rPr>
+                <w:rFonts w:ascii="Times New Roman" w:hAnsi="Times New Roman" w:eastAsia="Times New Roman" w:cs="Times New Roman"/>
+                <w:i w:val="false"/>
+                <w:b w:val="true"/>
+                <w:u w:val="none"/>
+                <w:strike w:val="false"/>
+                <w:sz w:val="18"/>
+                <w:szCs w:val="18"/>
+                <w:color w:val="000000"/>
+              </w:rPr>
+            </w:pPr>
+            <w:r>
+              <w:rPr>
+                <w:rFonts w:ascii="Times New Roman" w:hAnsi="Times New Roman" w:eastAsia="Times New Roman" w:cs="Times New Roman"/>
+                <w:i w:val="false"/>
+                <w:b w:val="true"/>
+                <w:u w:val="none"/>
+                <w:strike w:val="false"/>
+                <w:sz w:val="18"/>
+                <w:szCs w:val="18"/>
+                <w:color w:val="000000"/>
+              </w:rPr>
+              <w:t xml:space="preserve">Change in main activity since the income reference year</w:t>
+            </w:r>
+          </w:p>
+        </w:tc>
+        <w:tc>
+          <w:tcPr>
+            <w:tcBorders>
+              <w:bottom w:val="none" w:sz="0" w:space="0" w:color="000000"/>
+              <w:top w:val="none" w:sz="0" w:space="0" w:color="000000"/>
+              <w:left w:val="none" w:sz="0" w:space="0" w:color="000000"/>
+              <w:right w:val="none" w:sz="0" w:space="0" w:color="000000"/>
+            </w:tcBorders>
+            <w:shd w:val="clear" w:color="auto" w:fill="FFFFFF"/>
+            <w:tcMar>
+              <w:top w:w="0" w:type="dxa"/>
+              <w:bottom w:w="0" w:type="dxa"/>
+              <w:left w:w="0" w:type="dxa"/>
+              <w:right w:w="0" w:type="dxa"/>
+            </w:tcMar>
+            <w:vAlign w:val="center"/>
+          </w:tcPr>
+          <w:p>
+            <w:pPr>
+              <w:pStyle w:val="Normal"/>
+              <w:jc w:val="left"/>
+              <w:pBdr>
+                <w:bottom w:val="none" w:sz="0" w:space="0" w:color="000000"/>
+                <w:top w:val="none" w:sz="0" w:space="0" w:color="000000"/>
+                <w:left w:val="none" w:sz="0" w:space="0" w:color="000000"/>
+                <w:right w:val="none" w:sz="0" w:space="0" w:color="000000"/>
+              </w:pBdr>
+              <w:spacing w:after="20" w:before="20" w:line="240"/>
+              <w:ind w:left="100" w:right="100" w:firstLine="0" w:firstLineChars="0"/>
+              <w:rPr>
+                <w:rFonts w:ascii="Times New Roman" w:hAnsi="Times New Roman" w:eastAsia="Times New Roman" w:cs="Times New Roman"/>
+                <w:i w:val="false"/>
+                <w:b w:val="false"/>
+                <w:u w:val="none"/>
+                <w:strike w:val="false"/>
+                <w:sz w:val="18"/>
+                <w:szCs w:val="18"/>
+                <w:color w:val="000000"/>
+              </w:rPr>
+            </w:pPr>
+            <w:r>
+              <w:rPr>
+                <w:rFonts w:ascii="Times New Roman" w:hAnsi="Times New Roman" w:eastAsia="Times New Roman" w:cs="Times New Roman"/>
+                <w:i w:val="false"/>
+                <w:b w:val="false"/>
+                <w:u w:val="none"/>
+                <w:strike w:val="false"/>
+                <w:sz w:val="18"/>
+                <w:szCs w:val="18"/>
+                <w:color w:val="000000"/>
+              </w:rPr>
+              <w:t xml:space="preserve"/>
+            </w:r>
+          </w:p>
+        </w:tc>
+        <w:tc>
+          <w:tcPr>
+            <w:tcBorders>
+              <w:bottom w:val="none" w:sz="0" w:space="0" w:color="000000"/>
+              <w:top w:val="none" w:sz="0" w:space="0" w:color="000000"/>
+              <w:left w:val="none" w:sz="0" w:space="0" w:color="000000"/>
+              <w:right w:val="none" w:sz="0" w:space="0" w:color="000000"/>
+            </w:tcBorders>
+            <w:shd w:val="clear" w:color="auto" w:fill="FFFFFF"/>
+            <w:tcMar>
+              <w:top w:w="0" w:type="dxa"/>
+              <w:bottom w:w="0" w:type="dxa"/>
+              <w:left w:w="0" w:type="dxa"/>
+              <w:right w:w="0" w:type="dxa"/>
+            </w:tcMar>
+            <w:vAlign w:val="center"/>
+          </w:tcPr>
+          <w:p>
+            <w:pPr>
+              <w:pStyle w:val="Normal"/>
+              <w:jc w:val="left"/>
+              <w:pBdr>
+                <w:bottom w:val="none" w:sz="0" w:space="0" w:color="000000"/>
+                <w:top w:val="none" w:sz="0" w:space="0" w:color="000000"/>
+                <w:left w:val="none" w:sz="0" w:space="0" w:color="000000"/>
+                <w:right w:val="none" w:sz="0" w:space="0" w:color="000000"/>
+              </w:pBdr>
+              <w:spacing w:after="20" w:before="20" w:line="240"/>
+              <w:ind w:left="100" w:right="100" w:firstLine="0" w:firstLineChars="0"/>
+              <w:rPr>
+                <w:rFonts w:ascii="Times New Roman" w:hAnsi="Times New Roman" w:eastAsia="Times New Roman" w:cs="Times New Roman"/>
+                <w:i w:val="false"/>
+                <w:b w:val="false"/>
+                <w:u w:val="none"/>
+                <w:strike w:val="false"/>
+                <w:sz w:val="18"/>
+                <w:szCs w:val="18"/>
+                <w:color w:val="000000"/>
+              </w:rPr>
+            </w:pPr>
+            <w:r>
+              <w:rPr>
+                <w:rFonts w:ascii="Times New Roman" w:hAnsi="Times New Roman" w:eastAsia="Times New Roman" w:cs="Times New Roman"/>
+                <w:i w:val="false"/>
+                <w:b w:val="false"/>
+                <w:u w:val="none"/>
+                <w:strike w:val="false"/>
+                <w:sz w:val="18"/>
+                <w:szCs w:val="18"/>
+                <w:color w:val="000000"/>
+              </w:rPr>
+              <w:t xml:space="preserve"/>
+            </w:r>
+          </w:p>
+        </w:tc>
+        <w:tc>
+          <w:tcPr>
+            <w:tcBorders>
+              <w:bottom w:val="none" w:sz="0" w:space="0" w:color="000000"/>
+              <w:top w:val="none" w:sz="0" w:space="0" w:color="000000"/>
+              <w:left w:val="none" w:sz="0" w:space="0" w:color="000000"/>
+              <w:right w:val="none" w:sz="0" w:space="0" w:color="000000"/>
+            </w:tcBorders>
+            <w:shd w:val="clear" w:color="auto" w:fill="FFFFFF"/>
+            <w:tcMar>
+              <w:top w:w="0" w:type="dxa"/>
+              <w:bottom w:w="0" w:type="dxa"/>
+              <w:left w:w="0" w:type="dxa"/>
+              <w:right w:w="0" w:type="dxa"/>
+            </w:tcMar>
+            <w:vAlign w:val="center"/>
+          </w:tcPr>
+          <w:p>
+            <w:pPr>
+              <w:pStyle w:val="Normal"/>
+              <w:jc w:val="left"/>
+              <w:pBdr>
+                <w:bottom w:val="none" w:sz="0" w:space="0" w:color="000000"/>
+                <w:top w:val="none" w:sz="0" w:space="0" w:color="000000"/>
+                <w:left w:val="none" w:sz="0" w:space="0" w:color="000000"/>
+                <w:right w:val="none" w:sz="0" w:space="0" w:color="000000"/>
+              </w:pBdr>
+              <w:spacing w:after="20" w:before="20" w:line="240"/>
+              <w:ind w:left="100" w:right="100" w:firstLine="0" w:firstLineChars="0"/>
+              <w:rPr>
+                <w:rFonts w:ascii="Times New Roman" w:hAnsi="Times New Roman" w:eastAsia="Times New Roman" w:cs="Times New Roman"/>
+                <w:i w:val="false"/>
+                <w:b w:val="false"/>
+                <w:u w:val="none"/>
+                <w:strike w:val="false"/>
+                <w:sz w:val="18"/>
+                <w:szCs w:val="18"/>
+                <w:color w:val="000000"/>
+              </w:rPr>
+            </w:pPr>
+            <w:r>
+              <w:rPr>
+                <w:rFonts w:ascii="Times New Roman" w:hAnsi="Times New Roman" w:eastAsia="Times New Roman" w:cs="Times New Roman"/>
+                <w:i w:val="false"/>
+                <w:b w:val="false"/>
+                <w:u w:val="none"/>
+                <w:strike w:val="false"/>
+                <w:sz w:val="18"/>
+                <w:szCs w:val="18"/>
+                <w:color w:val="000000"/>
+              </w:rPr>
+              <w:t xml:space="preserve"/>
+            </w:r>
+          </w:p>
+        </w:tc>
+        <w:tc>
+          <w:tcPr>
+            <w:tcBorders>
+              <w:bottom w:val="none" w:sz="0" w:space="0" w:color="000000"/>
+              <w:top w:val="none" w:sz="0" w:space="0" w:color="000000"/>
+              <w:left w:val="none" w:sz="0" w:space="0" w:color="000000"/>
+              <w:right w:val="none" w:sz="0" w:space="0" w:color="000000"/>
+            </w:tcBorders>
+            <w:shd w:val="clear" w:color="auto" w:fill="FFFFFF"/>
+            <w:tcMar>
+              <w:top w:w="0" w:type="dxa"/>
+              <w:bottom w:w="0" w:type="dxa"/>
+              <w:left w:w="0" w:type="dxa"/>
+              <w:right w:w="0" w:type="dxa"/>
+            </w:tcMar>
+            <w:vAlign w:val="center"/>
+          </w:tcPr>
+          <w:p>
+            <w:pPr>
+              <w:pStyle w:val="Normal"/>
+              <w:jc w:val="left"/>
+              <w:pBdr>
+                <w:bottom w:val="none" w:sz="0" w:space="0" w:color="000000"/>
+                <w:top w:val="none" w:sz="0" w:space="0" w:color="000000"/>
+                <w:left w:val="none" w:sz="0" w:space="0" w:color="000000"/>
+                <w:right w:val="none" w:sz="0" w:space="0" w:color="000000"/>
+              </w:pBdr>
+              <w:spacing w:after="20" w:before="20" w:line="240"/>
+              <w:ind w:left="100" w:right="100" w:firstLine="0" w:firstLineChars="0"/>
+              <w:rPr>
+                <w:rFonts w:ascii="Times New Roman" w:hAnsi="Times New Roman" w:eastAsia="Times New Roman" w:cs="Times New Roman"/>
+                <w:i w:val="false"/>
+                <w:b w:val="false"/>
+                <w:u w:val="none"/>
+                <w:strike w:val="false"/>
+                <w:sz w:val="18"/>
+                <w:szCs w:val="18"/>
+                <w:color w:val="000000"/>
+              </w:rPr>
+            </w:pPr>
+            <w:r>
+              <w:rPr>
+                <w:rFonts w:ascii="Times New Roman" w:hAnsi="Times New Roman" w:eastAsia="Times New Roman" w:cs="Times New Roman"/>
+                <w:i w:val="false"/>
+                <w:b w:val="false"/>
+                <w:u w:val="none"/>
+                <w:strike w:val="false"/>
+                <w:sz w:val="18"/>
+                <w:szCs w:val="18"/>
+                <w:color w:val="000000"/>
+              </w:rPr>
+              <w:t xml:space="preserve"/>
+            </w:r>
+          </w:p>
+        </w:tc>
+        <w:tc>
+          <w:tcPr>
+            <w:tcBorders>
+              <w:bottom w:val="none" w:sz="0" w:space="0" w:color="000000"/>
+              <w:top w:val="none" w:sz="0" w:space="0" w:color="000000"/>
+              <w:left w:val="none" w:sz="0" w:space="0" w:color="000000"/>
+              <w:right w:val="none" w:sz="0" w:space="0" w:color="000000"/>
+            </w:tcBorders>
+            <w:shd w:val="clear" w:color="auto" w:fill="FFFFFF"/>
+            <w:tcMar>
+              <w:top w:w="0" w:type="dxa"/>
+              <w:bottom w:w="0" w:type="dxa"/>
+              <w:left w:w="0" w:type="dxa"/>
+              <w:right w:w="0" w:type="dxa"/>
+            </w:tcMar>
+            <w:vAlign w:val="center"/>
+          </w:tcPr>
+          <w:p>
+            <w:pPr>
+              <w:pStyle w:val="Normal"/>
+              <w:jc w:val="left"/>
+              <w:pBdr>
+                <w:bottom w:val="none" w:sz="0" w:space="0" w:color="000000"/>
+                <w:top w:val="none" w:sz="0" w:space="0" w:color="000000"/>
+                <w:left w:val="none" w:sz="0" w:space="0" w:color="000000"/>
+                <w:right w:val="none" w:sz="0" w:space="0" w:color="000000"/>
+              </w:pBdr>
+              <w:spacing w:after="20" w:before="20" w:line="240"/>
+              <w:ind w:left="100" w:right="100" w:firstLine="0" w:firstLineChars="0"/>
+              <w:rPr>
+                <w:rFonts w:ascii="Times New Roman" w:hAnsi="Times New Roman" w:eastAsia="Times New Roman" w:cs="Times New Roman"/>
+                <w:i w:val="false"/>
+                <w:b w:val="false"/>
+                <w:u w:val="none"/>
+                <w:strike w:val="false"/>
+                <w:sz w:val="18"/>
+                <w:szCs w:val="18"/>
+                <w:color w:val="000000"/>
+              </w:rPr>
+            </w:pPr>
+            <w:r>
+              <w:rPr>
+                <w:rFonts w:ascii="Times New Roman" w:hAnsi="Times New Roman" w:eastAsia="Times New Roman" w:cs="Times New Roman"/>
+                <w:i w:val="false"/>
+                <w:b w:val="false"/>
+                <w:u w:val="none"/>
+                <w:strike w:val="false"/>
+                <w:sz w:val="18"/>
+                <w:szCs w:val="18"/>
+                <w:color w:val="000000"/>
+              </w:rPr>
+              <w:t xml:space="preserve"/>
+            </w:r>
+          </w:p>
+        </w:tc>
+      </w:tr>
+      <w:tr>
+        <w:trPr>
+          <w:trHeight w:val="400" w:hRule="auto"/>
+        </w:trPr>
+        <w:tc>
+          <w:tcPr>
+            <w:tcBorders>
+              <w:bottom w:val="none" w:sz="0" w:space="0" w:color="000000"/>
+              <w:top w:val="none" w:sz="0" w:space="0" w:color="000000"/>
+              <w:left w:val="none" w:sz="0" w:space="0" w:color="000000"/>
+              <w:right w:val="none" w:sz="0" w:space="0" w:color="000000"/>
+            </w:tcBorders>
+            <w:shd w:val="clear" w:color="auto" w:fill="FFFFFF"/>
+            <w:tcMar>
+              <w:top w:w="0" w:type="dxa"/>
+              <w:bottom w:w="0" w:type="dxa"/>
+              <w:left w:w="0" w:type="dxa"/>
+              <w:right w:w="0" w:type="dxa"/>
+            </w:tcMar>
+            <w:vAlign w:val="center"/>
+          </w:tcPr>
+          <w:p>
+            <w:pPr>
+              <w:pStyle w:val="Normal"/>
+              <w:jc w:val="left"/>
+              <w:pBdr>
+                <w:bottom w:val="none" w:sz="0" w:space="0" w:color="000000"/>
+                <w:top w:val="none" w:sz="0" w:space="0" w:color="000000"/>
+                <w:left w:val="none" w:sz="0" w:space="0" w:color="000000"/>
+                <w:right w:val="none" w:sz="0" w:space="0" w:color="000000"/>
+              </w:pBdr>
+              <w:spacing w:after="20" w:before="20" w:line="240"/>
+              <w:ind w:left="240" w:right="100" w:firstLine="0" w:firstLineChars="0"/>
+              <w:rPr>
+                <w:rFonts w:ascii="Times New Roman" w:hAnsi="Times New Roman" w:eastAsia="Times New Roman" w:cs="Times New Roman"/>
+                <w:i w:val="false"/>
+                <w:b w:val="false"/>
+                <w:u w:val="none"/>
+                <w:strike w:val="false"/>
+                <w:sz w:val="18"/>
+                <w:szCs w:val="18"/>
+                <w:color w:val="000000"/>
+              </w:rPr>
+            </w:pPr>
+            <w:r>
+              <w:rPr>
+                <w:rFonts w:ascii="Times New Roman" w:hAnsi="Times New Roman" w:eastAsia="Times New Roman" w:cs="Times New Roman"/>
+                <w:i w:val="false"/>
+                <w:b w:val="false"/>
+                <w:u w:val="none"/>
+                <w:strike w:val="false"/>
+                <w:sz w:val="18"/>
+                <w:szCs w:val="18"/>
+                <w:color w:val="000000"/>
+              </w:rPr>
+              <w:t xml:space="preserve">An adult stopped working, none started</w:t>
+            </w:r>
+          </w:p>
+        </w:tc>
+        <w:tc>
+          <w:tcPr>
+            <w:tcBorders>
+              <w:bottom w:val="none" w:sz="0" w:space="0" w:color="000000"/>
+              <w:top w:val="none" w:sz="0" w:space="0" w:color="000000"/>
+              <w:left w:val="none" w:sz="0" w:space="0" w:color="000000"/>
+              <w:right w:val="none" w:sz="0" w:space="0" w:color="000000"/>
+            </w:tcBorders>
+            <w:shd w:val="clear" w:color="auto" w:fill="FFFFFF"/>
+            <w:tcMar>
+              <w:top w:w="0" w:type="dxa"/>
+              <w:bottom w:w="0" w:type="dxa"/>
+              <w:left w:w="0" w:type="dxa"/>
+              <w:right w:w="0" w:type="dxa"/>
+            </w:tcMar>
+            <w:vAlign w:val="center"/>
+          </w:tcPr>
+          <w:p>
+            <w:pPr>
+              <w:pStyle w:val="Normal"/>
+              <w:jc w:val="left"/>
+              <w:pBdr>
+                <w:bottom w:val="none" w:sz="0" w:space="0" w:color="000000"/>
+                <w:top w:val="none" w:sz="0" w:space="0" w:color="000000"/>
+                <w:left w:val="none" w:sz="0" w:space="0" w:color="000000"/>
+                <w:right w:val="none" w:sz="0" w:space="0" w:color="000000"/>
+              </w:pBdr>
+              <w:spacing w:after="20" w:before="20" w:line="240"/>
+              <w:ind w:left="100" w:right="100" w:firstLine="0" w:firstLineChars="0"/>
+              <w:rPr>
+                <w:rFonts w:ascii="Times New Roman" w:hAnsi="Times New Roman" w:eastAsia="Times New Roman" w:cs="Times New Roman"/>
+                <w:i w:val="false"/>
+                <w:b w:val="false"/>
+                <w:u w:val="none"/>
+                <w:strike w:val="false"/>
+                <w:sz w:val="18"/>
+                <w:szCs w:val="18"/>
+                <w:color w:val="000000"/>
+              </w:rPr>
+            </w:pPr>
+            <w:r>
+              <w:rPr>
+                <w:rFonts w:ascii="Times New Roman" w:hAnsi="Times New Roman" w:eastAsia="Times New Roman" w:cs="Times New Roman"/>
+                <w:i w:val="false"/>
+                <w:b w:val="false"/>
+                <w:u w:val="none"/>
+                <w:strike w:val="false"/>
+                <w:sz w:val="18"/>
+                <w:szCs w:val="18"/>
+                <w:color w:val="000000"/>
+              </w:rPr>
+              <w:t xml:space="preserve">1,476</w:t>
+            </w:r>
+          </w:p>
+        </w:tc>
+        <w:tc>
+          <w:tcPr>
+            <w:tcBorders>
+              <w:bottom w:val="none" w:sz="0" w:space="0" w:color="000000"/>
+              <w:top w:val="none" w:sz="0" w:space="0" w:color="000000"/>
+              <w:left w:val="none" w:sz="0" w:space="0" w:color="000000"/>
+              <w:right w:val="none" w:sz="0" w:space="0" w:color="000000"/>
+            </w:tcBorders>
+            <w:shd w:val="clear" w:color="auto" w:fill="FFFFFF"/>
+            <w:tcMar>
+              <w:top w:w="0" w:type="dxa"/>
+              <w:bottom w:w="0" w:type="dxa"/>
+              <w:left w:w="0" w:type="dxa"/>
+              <w:right w:w="0" w:type="dxa"/>
+            </w:tcMar>
+            <w:vAlign w:val="center"/>
+          </w:tcPr>
+          <w:p>
+            <w:pPr>
+              <w:pStyle w:val="Normal"/>
+              <w:jc w:val="left"/>
+              <w:pBdr>
+                <w:bottom w:val="none" w:sz="0" w:space="0" w:color="000000"/>
+                <w:top w:val="none" w:sz="0" w:space="0" w:color="000000"/>
+                <w:left w:val="none" w:sz="0" w:space="0" w:color="000000"/>
+                <w:right w:val="none" w:sz="0" w:space="0" w:color="000000"/>
+              </w:pBdr>
+              <w:spacing w:after="20" w:before="20" w:line="240"/>
+              <w:ind w:left="100" w:right="100" w:firstLine="0" w:firstLineChars="0"/>
+              <w:rPr>
+                <w:rFonts w:ascii="Times New Roman" w:hAnsi="Times New Roman" w:eastAsia="Times New Roman" w:cs="Times New Roman"/>
+                <w:i w:val="false"/>
+                <w:b w:val="false"/>
+                <w:u w:val="none"/>
+                <w:strike w:val="false"/>
+                <w:sz w:val="18"/>
+                <w:szCs w:val="18"/>
+                <w:color w:val="000000"/>
+              </w:rPr>
+            </w:pPr>
+            <w:r>
+              <w:rPr>
+                <w:rFonts w:ascii="Times New Roman" w:hAnsi="Times New Roman" w:eastAsia="Times New Roman" w:cs="Times New Roman"/>
+                <w:i w:val="false"/>
+                <w:b w:val="false"/>
+                <w:u w:val="none"/>
+                <w:strike w:val="false"/>
+                <w:sz w:val="18"/>
+                <w:szCs w:val="18"/>
+                <w:color w:val="000000"/>
+              </w:rPr>
+              <w:t xml:space="preserve">31.8 (29.0, 34.6)</w:t>
+            </w:r>
+          </w:p>
+        </w:tc>
+        <w:tc>
+          <w:tcPr>
+            <w:tcBorders>
+              <w:bottom w:val="none" w:sz="0" w:space="0" w:color="000000"/>
+              <w:top w:val="none" w:sz="0" w:space="0" w:color="000000"/>
+              <w:left w:val="none" w:sz="0" w:space="0" w:color="000000"/>
+              <w:right w:val="none" w:sz="0" w:space="0" w:color="000000"/>
+            </w:tcBorders>
+            <w:shd w:val="clear" w:color="auto" w:fill="FFFFFF"/>
+            <w:tcMar>
+              <w:top w:w="0" w:type="dxa"/>
+              <w:bottom w:w="0" w:type="dxa"/>
+              <w:left w:w="0" w:type="dxa"/>
+              <w:right w:w="0" w:type="dxa"/>
+            </w:tcMar>
+            <w:vAlign w:val="center"/>
+          </w:tcPr>
+          <w:p>
+            <w:pPr>
+              <w:pStyle w:val="Normal"/>
+              <w:jc w:val="left"/>
+              <w:pBdr>
+                <w:bottom w:val="none" w:sz="0" w:space="0" w:color="000000"/>
+                <w:top w:val="none" w:sz="0" w:space="0" w:color="000000"/>
+                <w:left w:val="none" w:sz="0" w:space="0" w:color="000000"/>
+                <w:right w:val="none" w:sz="0" w:space="0" w:color="000000"/>
+              </w:pBdr>
+              <w:spacing w:after="20" w:before="20" w:line="240"/>
+              <w:ind w:left="100" w:right="100" w:firstLine="0" w:firstLineChars="0"/>
+              <w:rPr>
+                <w:rFonts w:ascii="Times New Roman" w:hAnsi="Times New Roman" w:eastAsia="Times New Roman" w:cs="Times New Roman"/>
+                <w:i w:val="false"/>
+                <w:b w:val="false"/>
+                <w:u w:val="none"/>
+                <w:strike w:val="false"/>
+                <w:sz w:val="18"/>
+                <w:szCs w:val="18"/>
+                <w:color w:val="000000"/>
+              </w:rPr>
+            </w:pPr>
+            <w:r>
+              <w:rPr>
+                <w:rFonts w:ascii="Times New Roman" w:hAnsi="Times New Roman" w:eastAsia="Times New Roman" w:cs="Times New Roman"/>
+                <w:i w:val="false"/>
+                <w:b w:val="false"/>
+                <w:u w:val="none"/>
+                <w:strike w:val="false"/>
+                <w:sz w:val="18"/>
+                <w:szCs w:val="18"/>
+                <w:color w:val="000000"/>
+              </w:rPr>
+              <w:t xml:space="preserve">70.9 (66.4, 75.4)</w:t>
+            </w:r>
+          </w:p>
+        </w:tc>
+        <w:tc>
+          <w:tcPr>
+            <w:tcBorders>
+              <w:bottom w:val="none" w:sz="0" w:space="0" w:color="000000"/>
+              <w:top w:val="none" w:sz="0" w:space="0" w:color="000000"/>
+              <w:left w:val="none" w:sz="0" w:space="0" w:color="000000"/>
+              <w:right w:val="none" w:sz="0" w:space="0" w:color="000000"/>
+            </w:tcBorders>
+            <w:shd w:val="clear" w:color="auto" w:fill="FFFFFF"/>
+            <w:tcMar>
+              <w:top w:w="0" w:type="dxa"/>
+              <w:bottom w:w="0" w:type="dxa"/>
+              <w:left w:w="0" w:type="dxa"/>
+              <w:right w:w="0" w:type="dxa"/>
+            </w:tcMar>
+            <w:vAlign w:val="center"/>
+          </w:tcPr>
+          <w:p>
+            <w:pPr>
+              <w:pStyle w:val="Normal"/>
+              <w:jc w:val="left"/>
+              <w:pBdr>
+                <w:bottom w:val="none" w:sz="0" w:space="0" w:color="000000"/>
+                <w:top w:val="none" w:sz="0" w:space="0" w:color="000000"/>
+                <w:left w:val="none" w:sz="0" w:space="0" w:color="000000"/>
+                <w:right w:val="none" w:sz="0" w:space="0" w:color="000000"/>
+              </w:pBdr>
+              <w:spacing w:after="20" w:before="20" w:line="240"/>
+              <w:ind w:left="100" w:right="100" w:firstLine="0" w:firstLineChars="0"/>
+              <w:rPr>
+                <w:rFonts w:ascii="Times New Roman" w:hAnsi="Times New Roman" w:eastAsia="Times New Roman" w:cs="Times New Roman"/>
+                <w:i w:val="false"/>
+                <w:b w:val="false"/>
+                <w:u w:val="none"/>
+                <w:strike w:val="false"/>
+                <w:sz w:val="18"/>
+                <w:szCs w:val="18"/>
+                <w:color w:val="000000"/>
+              </w:rPr>
+            </w:pPr>
+            <w:r>
+              <w:rPr>
+                <w:rFonts w:ascii="Times New Roman" w:hAnsi="Times New Roman" w:eastAsia="Times New Roman" w:cs="Times New Roman"/>
+                <w:i w:val="false"/>
+                <w:b w:val="false"/>
+                <w:u w:val="none"/>
+                <w:strike w:val="false"/>
+                <w:sz w:val="18"/>
+                <w:szCs w:val="18"/>
+                <w:color w:val="000000"/>
+              </w:rPr>
+              <w:t xml:space="preserve">5.3</w:t>
+            </w:r>
+          </w:p>
+        </w:tc>
+        <w:tc>
+          <w:tcPr>
+            <w:tcBorders>
+              <w:bottom w:val="none" w:sz="0" w:space="0" w:color="000000"/>
+              <w:top w:val="none" w:sz="0" w:space="0" w:color="000000"/>
+              <w:left w:val="none" w:sz="0" w:space="0" w:color="000000"/>
+              <w:right w:val="none" w:sz="0" w:space="0" w:color="000000"/>
+            </w:tcBorders>
+            <w:shd w:val="clear" w:color="auto" w:fill="FFFFFF"/>
+            <w:tcMar>
+              <w:top w:w="0" w:type="dxa"/>
+              <w:bottom w:w="0" w:type="dxa"/>
+              <w:left w:w="0" w:type="dxa"/>
+              <w:right w:w="0" w:type="dxa"/>
+            </w:tcMar>
+            <w:vAlign w:val="center"/>
+          </w:tcPr>
+          <w:p>
+            <w:pPr>
+              <w:pStyle w:val="Normal"/>
+              <w:jc w:val="left"/>
+              <w:pBdr>
+                <w:bottom w:val="none" w:sz="0" w:space="0" w:color="000000"/>
+                <w:top w:val="none" w:sz="0" w:space="0" w:color="000000"/>
+                <w:left w:val="none" w:sz="0" w:space="0" w:color="000000"/>
+                <w:right w:val="none" w:sz="0" w:space="0" w:color="000000"/>
+              </w:pBdr>
+              <w:spacing w:after="20" w:before="20" w:line="240"/>
+              <w:ind w:left="100" w:right="100" w:firstLine="0" w:firstLineChars="0"/>
+              <w:rPr>
+                <w:rFonts w:ascii="Times New Roman" w:hAnsi="Times New Roman" w:eastAsia="Times New Roman" w:cs="Times New Roman"/>
+                <w:i w:val="false"/>
+                <w:b w:val="false"/>
+                <w:u w:val="none"/>
+                <w:strike w:val="false"/>
+                <w:sz w:val="18"/>
+                <w:szCs w:val="18"/>
+                <w:color w:val="000000"/>
+              </w:rPr>
+            </w:pPr>
+            <w:r>
+              <w:rPr>
+                <w:rFonts w:ascii="Times New Roman" w:hAnsi="Times New Roman" w:eastAsia="Times New Roman" w:cs="Times New Roman"/>
+                <w:i w:val="false"/>
+                <w:b w:val="false"/>
+                <w:u w:val="none"/>
+                <w:strike w:val="false"/>
+                <w:sz w:val="18"/>
+                <w:szCs w:val="18"/>
+                <w:color w:val="000000"/>
+              </w:rPr>
+              <w:t xml:space="preserve">59.3</w:t>
+            </w:r>
+          </w:p>
+        </w:tc>
+      </w:tr>
+      <w:tr>
+        <w:trPr>
+          <w:trHeight w:val="400" w:hRule="auto"/>
+        </w:trPr>
+        <w:tc>
+          <w:tcPr>
+            <w:tcBorders>
+              <w:bottom w:val="none" w:sz="0" w:space="0" w:color="000000"/>
+              <w:top w:val="none" w:sz="0" w:space="0" w:color="000000"/>
+              <w:left w:val="none" w:sz="0" w:space="0" w:color="000000"/>
+              <w:right w:val="none" w:sz="0" w:space="0" w:color="000000"/>
+            </w:tcBorders>
+            <w:shd w:val="clear" w:color="auto" w:fill="FFFFFF"/>
+            <w:tcMar>
+              <w:top w:w="0" w:type="dxa"/>
+              <w:bottom w:w="0" w:type="dxa"/>
+              <w:left w:w="0" w:type="dxa"/>
+              <w:right w:w="0" w:type="dxa"/>
+            </w:tcMar>
+            <w:vAlign w:val="center"/>
+          </w:tcPr>
+          <w:p>
+            <w:pPr>
+              <w:pStyle w:val="Normal"/>
+              <w:jc w:val="left"/>
+              <w:pBdr>
+                <w:bottom w:val="none" w:sz="0" w:space="0" w:color="000000"/>
+                <w:top w:val="none" w:sz="0" w:space="0" w:color="000000"/>
+                <w:left w:val="none" w:sz="0" w:space="0" w:color="000000"/>
+                <w:right w:val="none" w:sz="0" w:space="0" w:color="000000"/>
+              </w:pBdr>
+              <w:spacing w:after="20" w:before="20" w:line="240"/>
+              <w:ind w:left="240" w:right="100" w:firstLine="0" w:firstLineChars="0"/>
+              <w:rPr>
+                <w:rFonts w:ascii="Times New Roman" w:hAnsi="Times New Roman" w:eastAsia="Times New Roman" w:cs="Times New Roman"/>
+                <w:i w:val="false"/>
+                <w:b w:val="false"/>
+                <w:u w:val="none"/>
+                <w:strike w:val="false"/>
+                <w:sz w:val="18"/>
+                <w:szCs w:val="18"/>
+                <w:color w:val="000000"/>
+              </w:rPr>
+            </w:pPr>
+            <w:r>
+              <w:rPr>
+                <w:rFonts w:ascii="Times New Roman" w:hAnsi="Times New Roman" w:eastAsia="Times New Roman" w:cs="Times New Roman"/>
+                <w:i w:val="false"/>
+                <w:b w:val="false"/>
+                <w:u w:val="none"/>
+                <w:strike w:val="false"/>
+                <w:sz w:val="18"/>
+                <w:szCs w:val="18"/>
+                <w:color w:val="000000"/>
+              </w:rPr>
+              <w:t xml:space="preserve">An adult started working, none stopped</w:t>
+            </w:r>
+          </w:p>
+        </w:tc>
+        <w:tc>
+          <w:tcPr>
+            <w:tcBorders>
+              <w:bottom w:val="none" w:sz="0" w:space="0" w:color="000000"/>
+              <w:top w:val="none" w:sz="0" w:space="0" w:color="000000"/>
+              <w:left w:val="none" w:sz="0" w:space="0" w:color="000000"/>
+              <w:right w:val="none" w:sz="0" w:space="0" w:color="000000"/>
+            </w:tcBorders>
+            <w:shd w:val="clear" w:color="auto" w:fill="FFFFFF"/>
+            <w:tcMar>
+              <w:top w:w="0" w:type="dxa"/>
+              <w:bottom w:w="0" w:type="dxa"/>
+              <w:left w:w="0" w:type="dxa"/>
+              <w:right w:w="0" w:type="dxa"/>
+            </w:tcMar>
+            <w:vAlign w:val="center"/>
+          </w:tcPr>
+          <w:p>
+            <w:pPr>
+              <w:pStyle w:val="Normal"/>
+              <w:jc w:val="left"/>
+              <w:pBdr>
+                <w:bottom w:val="none" w:sz="0" w:space="0" w:color="000000"/>
+                <w:top w:val="none" w:sz="0" w:space="0" w:color="000000"/>
+                <w:left w:val="none" w:sz="0" w:space="0" w:color="000000"/>
+                <w:right w:val="none" w:sz="0" w:space="0" w:color="000000"/>
+              </w:pBdr>
+              <w:spacing w:after="20" w:before="20" w:line="240"/>
+              <w:ind w:left="100" w:right="100" w:firstLine="0" w:firstLineChars="0"/>
+              <w:rPr>
+                <w:rFonts w:ascii="Times New Roman" w:hAnsi="Times New Roman" w:eastAsia="Times New Roman" w:cs="Times New Roman"/>
+                <w:i w:val="false"/>
+                <w:b w:val="false"/>
+                <w:u w:val="none"/>
+                <w:strike w:val="false"/>
+                <w:sz w:val="18"/>
+                <w:szCs w:val="18"/>
+                <w:color w:val="000000"/>
+              </w:rPr>
+            </w:pPr>
+            <w:r>
+              <w:rPr>
+                <w:rFonts w:ascii="Times New Roman" w:hAnsi="Times New Roman" w:eastAsia="Times New Roman" w:cs="Times New Roman"/>
+                <w:i w:val="false"/>
+                <w:b w:val="false"/>
+                <w:u w:val="none"/>
+                <w:strike w:val="false"/>
+                <w:sz w:val="18"/>
+                <w:szCs w:val="18"/>
+                <w:color w:val="000000"/>
+              </w:rPr>
+              <w:t xml:space="preserve">1,921</w:t>
+            </w:r>
+          </w:p>
+        </w:tc>
+        <w:tc>
+          <w:tcPr>
+            <w:tcBorders>
+              <w:bottom w:val="none" w:sz="0" w:space="0" w:color="000000"/>
+              <w:top w:val="none" w:sz="0" w:space="0" w:color="000000"/>
+              <w:left w:val="none" w:sz="0" w:space="0" w:color="000000"/>
+              <w:right w:val="none" w:sz="0" w:space="0" w:color="000000"/>
+            </w:tcBorders>
+            <w:shd w:val="clear" w:color="auto" w:fill="FFFFFF"/>
+            <w:tcMar>
+              <w:top w:w="0" w:type="dxa"/>
+              <w:bottom w:w="0" w:type="dxa"/>
+              <w:left w:w="0" w:type="dxa"/>
+              <w:right w:w="0" w:type="dxa"/>
+            </w:tcMar>
+            <w:vAlign w:val="center"/>
+          </w:tcPr>
+          <w:p>
+            <w:pPr>
+              <w:pStyle w:val="Normal"/>
+              <w:jc w:val="left"/>
+              <w:pBdr>
+                <w:bottom w:val="none" w:sz="0" w:space="0" w:color="000000"/>
+                <w:top w:val="none" w:sz="0" w:space="0" w:color="000000"/>
+                <w:left w:val="none" w:sz="0" w:space="0" w:color="000000"/>
+                <w:right w:val="none" w:sz="0" w:space="0" w:color="000000"/>
+              </w:pBdr>
+              <w:spacing w:after="20" w:before="20" w:line="240"/>
+              <w:ind w:left="100" w:right="100" w:firstLine="0" w:firstLineChars="0"/>
+              <w:rPr>
+                <w:rFonts w:ascii="Times New Roman" w:hAnsi="Times New Roman" w:eastAsia="Times New Roman" w:cs="Times New Roman"/>
+                <w:i w:val="false"/>
+                <w:b w:val="false"/>
+                <w:u w:val="none"/>
+                <w:strike w:val="false"/>
+                <w:sz w:val="18"/>
+                <w:szCs w:val="18"/>
+                <w:color w:val="000000"/>
+              </w:rPr>
+            </w:pPr>
+            <w:r>
+              <w:rPr>
+                <w:rFonts w:ascii="Times New Roman" w:hAnsi="Times New Roman" w:eastAsia="Times New Roman" w:cs="Times New Roman"/>
+                <w:i w:val="false"/>
+                <w:b w:val="false"/>
+                <w:u w:val="none"/>
+                <w:strike w:val="false"/>
+                <w:sz w:val="18"/>
+                <w:szCs w:val="18"/>
+                <w:color w:val="000000"/>
+              </w:rPr>
+              <w:t xml:space="preserve">41.8 (39.2, 44.3)</w:t>
+            </w:r>
+          </w:p>
+        </w:tc>
+        <w:tc>
+          <w:tcPr>
+            <w:tcBorders>
+              <w:bottom w:val="none" w:sz="0" w:space="0" w:color="000000"/>
+              <w:top w:val="none" w:sz="0" w:space="0" w:color="000000"/>
+              <w:left w:val="none" w:sz="0" w:space="0" w:color="000000"/>
+              <w:right w:val="none" w:sz="0" w:space="0" w:color="000000"/>
+            </w:tcBorders>
+            <w:shd w:val="clear" w:color="auto" w:fill="FFFFFF"/>
+            <w:tcMar>
+              <w:top w:w="0" w:type="dxa"/>
+              <w:bottom w:w="0" w:type="dxa"/>
+              <w:left w:w="0" w:type="dxa"/>
+              <w:right w:w="0" w:type="dxa"/>
+            </w:tcMar>
+            <w:vAlign w:val="center"/>
+          </w:tcPr>
+          <w:p>
+            <w:pPr>
+              <w:pStyle w:val="Normal"/>
+              <w:jc w:val="left"/>
+              <w:pBdr>
+                <w:bottom w:val="none" w:sz="0" w:space="0" w:color="000000"/>
+                <w:top w:val="none" w:sz="0" w:space="0" w:color="000000"/>
+                <w:left w:val="none" w:sz="0" w:space="0" w:color="000000"/>
+                <w:right w:val="none" w:sz="0" w:space="0" w:color="000000"/>
+              </w:pBdr>
+              <w:spacing w:after="20" w:before="20" w:line="240"/>
+              <w:ind w:left="100" w:right="100" w:firstLine="0" w:firstLineChars="0"/>
+              <w:rPr>
+                <w:rFonts w:ascii="Times New Roman" w:hAnsi="Times New Roman" w:eastAsia="Times New Roman" w:cs="Times New Roman"/>
+                <w:i w:val="false"/>
+                <w:b w:val="false"/>
+                <w:u w:val="none"/>
+                <w:strike w:val="false"/>
+                <w:sz w:val="18"/>
+                <w:szCs w:val="18"/>
+                <w:color w:val="000000"/>
+              </w:rPr>
+            </w:pPr>
+            <w:r>
+              <w:rPr>
+                <w:rFonts w:ascii="Times New Roman" w:hAnsi="Times New Roman" w:eastAsia="Times New Roman" w:cs="Times New Roman"/>
+                <w:i w:val="false"/>
+                <w:b w:val="false"/>
+                <w:u w:val="none"/>
+                <w:strike w:val="false"/>
+                <w:sz w:val="18"/>
+                <w:szCs w:val="18"/>
+                <w:color w:val="000000"/>
+              </w:rPr>
+              <w:t xml:space="preserve">53.0 (49.2, 56.9)</w:t>
+            </w:r>
+          </w:p>
+        </w:tc>
+        <w:tc>
+          <w:tcPr>
+            <w:tcBorders>
+              <w:bottom w:val="none" w:sz="0" w:space="0" w:color="000000"/>
+              <w:top w:val="none" w:sz="0" w:space="0" w:color="000000"/>
+              <w:left w:val="none" w:sz="0" w:space="0" w:color="000000"/>
+              <w:right w:val="none" w:sz="0" w:space="0" w:color="000000"/>
+            </w:tcBorders>
+            <w:shd w:val="clear" w:color="auto" w:fill="FFFFFF"/>
+            <w:tcMar>
+              <w:top w:w="0" w:type="dxa"/>
+              <w:bottom w:w="0" w:type="dxa"/>
+              <w:left w:w="0" w:type="dxa"/>
+              <w:right w:w="0" w:type="dxa"/>
+            </w:tcMar>
+            <w:vAlign w:val="center"/>
+          </w:tcPr>
+          <w:p>
+            <w:pPr>
+              <w:pStyle w:val="Normal"/>
+              <w:jc w:val="left"/>
+              <w:pBdr>
+                <w:bottom w:val="none" w:sz="0" w:space="0" w:color="000000"/>
+                <w:top w:val="none" w:sz="0" w:space="0" w:color="000000"/>
+                <w:left w:val="none" w:sz="0" w:space="0" w:color="000000"/>
+                <w:right w:val="none" w:sz="0" w:space="0" w:color="000000"/>
+              </w:pBdr>
+              <w:spacing w:after="20" w:before="20" w:line="240"/>
+              <w:ind w:left="100" w:right="100" w:firstLine="0" w:firstLineChars="0"/>
+              <w:rPr>
+                <w:rFonts w:ascii="Times New Roman" w:hAnsi="Times New Roman" w:eastAsia="Times New Roman" w:cs="Times New Roman"/>
+                <w:i w:val="false"/>
+                <w:b w:val="false"/>
+                <w:u w:val="none"/>
+                <w:strike w:val="false"/>
+                <w:sz w:val="18"/>
+                <w:szCs w:val="18"/>
+                <w:color w:val="000000"/>
+              </w:rPr>
+            </w:pPr>
+            <w:r>
+              <w:rPr>
+                <w:rFonts w:ascii="Times New Roman" w:hAnsi="Times New Roman" w:eastAsia="Times New Roman" w:cs="Times New Roman"/>
+                <w:i w:val="false"/>
+                <w:b w:val="false"/>
+                <w:u w:val="none"/>
+                <w:strike w:val="false"/>
+                <w:sz w:val="18"/>
+                <w:szCs w:val="18"/>
+                <w:color w:val="000000"/>
+              </w:rPr>
+              <w:t xml:space="preserve">6.9</w:t>
+            </w:r>
+          </w:p>
+        </w:tc>
+        <w:tc>
+          <w:tcPr>
+            <w:tcBorders>
+              <w:bottom w:val="none" w:sz="0" w:space="0" w:color="000000"/>
+              <w:top w:val="none" w:sz="0" w:space="0" w:color="000000"/>
+              <w:left w:val="none" w:sz="0" w:space="0" w:color="000000"/>
+              <w:right w:val="none" w:sz="0" w:space="0" w:color="000000"/>
+            </w:tcBorders>
+            <w:shd w:val="clear" w:color="auto" w:fill="FFFFFF"/>
+            <w:tcMar>
+              <w:top w:w="0" w:type="dxa"/>
+              <w:bottom w:w="0" w:type="dxa"/>
+              <w:left w:w="0" w:type="dxa"/>
+              <w:right w:w="0" w:type="dxa"/>
+            </w:tcMar>
+            <w:vAlign w:val="center"/>
+          </w:tcPr>
+          <w:p>
+            <w:pPr>
+              <w:pStyle w:val="Normal"/>
+              <w:jc w:val="left"/>
+              <w:pBdr>
+                <w:bottom w:val="none" w:sz="0" w:space="0" w:color="000000"/>
+                <w:top w:val="none" w:sz="0" w:space="0" w:color="000000"/>
+                <w:left w:val="none" w:sz="0" w:space="0" w:color="000000"/>
+                <w:right w:val="none" w:sz="0" w:space="0" w:color="000000"/>
+              </w:pBdr>
+              <w:spacing w:after="20" w:before="20" w:line="240"/>
+              <w:ind w:left="100" w:right="100" w:firstLine="0" w:firstLineChars="0"/>
+              <w:rPr>
+                <w:rFonts w:ascii="Times New Roman" w:hAnsi="Times New Roman" w:eastAsia="Times New Roman" w:cs="Times New Roman"/>
+                <w:i w:val="false"/>
+                <w:b w:val="false"/>
+                <w:u w:val="none"/>
+                <w:strike w:val="false"/>
+                <w:sz w:val="18"/>
+                <w:szCs w:val="18"/>
+                <w:color w:val="000000"/>
+              </w:rPr>
+            </w:pPr>
+            <w:r>
+              <w:rPr>
+                <w:rFonts w:ascii="Times New Roman" w:hAnsi="Times New Roman" w:eastAsia="Times New Roman" w:cs="Times New Roman"/>
+                <w:i w:val="false"/>
+                <w:b w:val="false"/>
+                <w:u w:val="none"/>
+                <w:strike w:val="false"/>
+                <w:sz w:val="18"/>
+                <w:szCs w:val="18"/>
+                <w:color w:val="000000"/>
+              </w:rPr>
+              <w:t xml:space="preserve">43.7</w:t>
+            </w:r>
+          </w:p>
+        </w:tc>
+      </w:tr>
+      <w:tr>
+        <w:trPr>
+          <w:trHeight w:val="400" w:hRule="auto"/>
+        </w:trPr>
+        <w:tc>
+          <w:tcPr>
+            <w:tcBorders>
+              <w:bottom w:val="none" w:sz="0" w:space="0" w:color="000000"/>
+              <w:top w:val="none" w:sz="0" w:space="0" w:color="000000"/>
+              <w:left w:val="none" w:sz="0" w:space="0" w:color="000000"/>
+              <w:right w:val="none" w:sz="0" w:space="0" w:color="000000"/>
+            </w:tcBorders>
+            <w:shd w:val="clear" w:color="auto" w:fill="FFFFFF"/>
+            <w:tcMar>
+              <w:top w:w="0" w:type="dxa"/>
+              <w:bottom w:w="0" w:type="dxa"/>
+              <w:left w:w="0" w:type="dxa"/>
+              <w:right w:w="0" w:type="dxa"/>
+            </w:tcMar>
+            <w:vAlign w:val="center"/>
+          </w:tcPr>
+          <w:p>
+            <w:pPr>
+              <w:pStyle w:val="Normal"/>
+              <w:jc w:val="left"/>
+              <w:pBdr>
+                <w:bottom w:val="none" w:sz="0" w:space="0" w:color="000000"/>
+                <w:top w:val="none" w:sz="0" w:space="0" w:color="000000"/>
+                <w:left w:val="none" w:sz="0" w:space="0" w:color="000000"/>
+                <w:right w:val="none" w:sz="0" w:space="0" w:color="000000"/>
+              </w:pBdr>
+              <w:spacing w:after="20" w:before="20" w:line="240"/>
+              <w:ind w:left="240" w:right="100" w:firstLine="0" w:firstLineChars="0"/>
+              <w:rPr>
+                <w:rFonts w:ascii="Times New Roman" w:hAnsi="Times New Roman" w:eastAsia="Times New Roman" w:cs="Times New Roman"/>
+                <w:i w:val="false"/>
+                <w:b w:val="false"/>
+                <w:u w:val="none"/>
+                <w:strike w:val="false"/>
+                <w:sz w:val="18"/>
+                <w:szCs w:val="18"/>
+                <w:color w:val="000000"/>
+              </w:rPr>
+            </w:pPr>
+            <w:r>
+              <w:rPr>
+                <w:rFonts w:ascii="Times New Roman" w:hAnsi="Times New Roman" w:eastAsia="Times New Roman" w:cs="Times New Roman"/>
+                <w:i w:val="false"/>
+                <w:b w:val="false"/>
+                <w:u w:val="none"/>
+                <w:strike w:val="false"/>
+                <w:sz w:val="18"/>
+                <w:szCs w:val="18"/>
+                <w:color w:val="000000"/>
+              </w:rPr>
+              <w:t xml:space="preserve">Both changes</w:t>
+            </w:r>
+          </w:p>
+        </w:tc>
+        <w:tc>
+          <w:tcPr>
+            <w:tcBorders>
+              <w:bottom w:val="none" w:sz="0" w:space="0" w:color="000000"/>
+              <w:top w:val="none" w:sz="0" w:space="0" w:color="000000"/>
+              <w:left w:val="none" w:sz="0" w:space="0" w:color="000000"/>
+              <w:right w:val="none" w:sz="0" w:space="0" w:color="000000"/>
+            </w:tcBorders>
+            <w:shd w:val="clear" w:color="auto" w:fill="FFFFFF"/>
+            <w:tcMar>
+              <w:top w:w="0" w:type="dxa"/>
+              <w:bottom w:w="0" w:type="dxa"/>
+              <w:left w:w="0" w:type="dxa"/>
+              <w:right w:w="0" w:type="dxa"/>
+            </w:tcMar>
+            <w:vAlign w:val="center"/>
+          </w:tcPr>
+          <w:p>
+            <w:pPr>
+              <w:pStyle w:val="Normal"/>
+              <w:jc w:val="left"/>
+              <w:pBdr>
+                <w:bottom w:val="none" w:sz="0" w:space="0" w:color="000000"/>
+                <w:top w:val="none" w:sz="0" w:space="0" w:color="000000"/>
+                <w:left w:val="none" w:sz="0" w:space="0" w:color="000000"/>
+                <w:right w:val="none" w:sz="0" w:space="0" w:color="000000"/>
+              </w:pBdr>
+              <w:spacing w:after="20" w:before="20" w:line="240"/>
+              <w:ind w:left="100" w:right="100" w:firstLine="0" w:firstLineChars="0"/>
+              <w:rPr>
+                <w:rFonts w:ascii="Times New Roman" w:hAnsi="Times New Roman" w:eastAsia="Times New Roman" w:cs="Times New Roman"/>
+                <w:i w:val="false"/>
+                <w:b w:val="false"/>
+                <w:u w:val="none"/>
+                <w:strike w:val="false"/>
+                <w:sz w:val="18"/>
+                <w:szCs w:val="18"/>
+                <w:color w:val="000000"/>
+              </w:rPr>
+            </w:pPr>
+            <w:r>
+              <w:rPr>
+                <w:rFonts w:ascii="Times New Roman" w:hAnsi="Times New Roman" w:eastAsia="Times New Roman" w:cs="Times New Roman"/>
+                <w:i w:val="false"/>
+                <w:b w:val="false"/>
+                <w:u w:val="none"/>
+                <w:strike w:val="false"/>
+                <w:sz w:val="18"/>
+                <w:szCs w:val="18"/>
+                <w:color w:val="000000"/>
+              </w:rPr>
+              <w:t xml:space="preserve">152</w:t>
+            </w:r>
+          </w:p>
+        </w:tc>
+        <w:tc>
+          <w:tcPr>
+            <w:tcBorders>
+              <w:bottom w:val="none" w:sz="0" w:space="0" w:color="000000"/>
+              <w:top w:val="none" w:sz="0" w:space="0" w:color="000000"/>
+              <w:left w:val="none" w:sz="0" w:space="0" w:color="000000"/>
+              <w:right w:val="none" w:sz="0" w:space="0" w:color="000000"/>
+            </w:tcBorders>
+            <w:shd w:val="clear" w:color="auto" w:fill="FFFFFF"/>
+            <w:tcMar>
+              <w:top w:w="0" w:type="dxa"/>
+              <w:bottom w:w="0" w:type="dxa"/>
+              <w:left w:w="0" w:type="dxa"/>
+              <w:right w:w="0" w:type="dxa"/>
+            </w:tcMar>
+            <w:vAlign w:val="center"/>
+          </w:tcPr>
+          <w:p>
+            <w:pPr>
+              <w:pStyle w:val="Normal"/>
+              <w:jc w:val="left"/>
+              <w:pBdr>
+                <w:bottom w:val="none" w:sz="0" w:space="0" w:color="000000"/>
+                <w:top w:val="none" w:sz="0" w:space="0" w:color="000000"/>
+                <w:left w:val="none" w:sz="0" w:space="0" w:color="000000"/>
+                <w:right w:val="none" w:sz="0" w:space="0" w:color="000000"/>
+              </w:pBdr>
+              <w:spacing w:after="20" w:before="20" w:line="240"/>
+              <w:ind w:left="100" w:right="100" w:firstLine="0" w:firstLineChars="0"/>
+              <w:rPr>
+                <w:rFonts w:ascii="Times New Roman" w:hAnsi="Times New Roman" w:eastAsia="Times New Roman" w:cs="Times New Roman"/>
+                <w:i w:val="false"/>
+                <w:b w:val="false"/>
+                <w:u w:val="none"/>
+                <w:strike w:val="false"/>
+                <w:sz w:val="18"/>
+                <w:szCs w:val="18"/>
+                <w:color w:val="000000"/>
+              </w:rPr>
+            </w:pPr>
+            <w:r>
+              <w:rPr>
+                <w:rFonts w:ascii="Times New Roman" w:hAnsi="Times New Roman" w:eastAsia="Times New Roman" w:cs="Times New Roman"/>
+                <w:i w:val="false"/>
+                <w:b w:val="false"/>
+                <w:u w:val="none"/>
+                <w:strike w:val="false"/>
+                <w:sz w:val="18"/>
+                <w:szCs w:val="18"/>
+                <w:color w:val="000000"/>
+              </w:rPr>
+              <w:t xml:space="preserve">36.0 (27.1, 44.9)</w:t>
+            </w:r>
+          </w:p>
+        </w:tc>
+        <w:tc>
+          <w:tcPr>
+            <w:tcBorders>
+              <w:bottom w:val="none" w:sz="0" w:space="0" w:color="000000"/>
+              <w:top w:val="none" w:sz="0" w:space="0" w:color="000000"/>
+              <w:left w:val="none" w:sz="0" w:space="0" w:color="000000"/>
+              <w:right w:val="none" w:sz="0" w:space="0" w:color="000000"/>
+            </w:tcBorders>
+            <w:shd w:val="clear" w:color="auto" w:fill="FFFFFF"/>
+            <w:tcMar>
+              <w:top w:w="0" w:type="dxa"/>
+              <w:bottom w:w="0" w:type="dxa"/>
+              <w:left w:w="0" w:type="dxa"/>
+              <w:right w:w="0" w:type="dxa"/>
+            </w:tcMar>
+            <w:vAlign w:val="center"/>
+          </w:tcPr>
+          <w:p>
+            <w:pPr>
+              <w:pStyle w:val="Normal"/>
+              <w:jc w:val="left"/>
+              <w:pBdr>
+                <w:bottom w:val="none" w:sz="0" w:space="0" w:color="000000"/>
+                <w:top w:val="none" w:sz="0" w:space="0" w:color="000000"/>
+                <w:left w:val="none" w:sz="0" w:space="0" w:color="000000"/>
+                <w:right w:val="none" w:sz="0" w:space="0" w:color="000000"/>
+              </w:pBdr>
+              <w:spacing w:after="20" w:before="20" w:line="240"/>
+              <w:ind w:left="100" w:right="100" w:firstLine="0" w:firstLineChars="0"/>
+              <w:rPr>
+                <w:rFonts w:ascii="Times New Roman" w:hAnsi="Times New Roman" w:eastAsia="Times New Roman" w:cs="Times New Roman"/>
+                <w:i w:val="false"/>
+                <w:b w:val="false"/>
+                <w:u w:val="none"/>
+                <w:strike w:val="false"/>
+                <w:sz w:val="18"/>
+                <w:szCs w:val="18"/>
+                <w:color w:val="000000"/>
+              </w:rPr>
+            </w:pPr>
+            <w:r>
+              <w:rPr>
+                <w:rFonts w:ascii="Times New Roman" w:hAnsi="Times New Roman" w:eastAsia="Times New Roman" w:cs="Times New Roman"/>
+                <w:i w:val="false"/>
+                <w:b w:val="false"/>
+                <w:u w:val="none"/>
+                <w:strike w:val="false"/>
+                <w:sz w:val="18"/>
+                <w:szCs w:val="18"/>
+                <w:color w:val="000000"/>
+              </w:rPr>
+              <w:t xml:space="preserve">72.5 (59.9, 85.2)</w:t>
+            </w:r>
+          </w:p>
+        </w:tc>
+        <w:tc>
+          <w:tcPr>
+            <w:tcBorders>
+              <w:bottom w:val="none" w:sz="0" w:space="0" w:color="000000"/>
+              <w:top w:val="none" w:sz="0" w:space="0" w:color="000000"/>
+              <w:left w:val="none" w:sz="0" w:space="0" w:color="000000"/>
+              <w:right w:val="none" w:sz="0" w:space="0" w:color="000000"/>
+            </w:tcBorders>
+            <w:shd w:val="clear" w:color="auto" w:fill="FFFFFF"/>
+            <w:tcMar>
+              <w:top w:w="0" w:type="dxa"/>
+              <w:bottom w:w="0" w:type="dxa"/>
+              <w:left w:w="0" w:type="dxa"/>
+              <w:right w:w="0" w:type="dxa"/>
+            </w:tcMar>
+            <w:vAlign w:val="center"/>
+          </w:tcPr>
+          <w:p>
+            <w:pPr>
+              <w:pStyle w:val="Normal"/>
+              <w:jc w:val="left"/>
+              <w:pBdr>
+                <w:bottom w:val="none" w:sz="0" w:space="0" w:color="000000"/>
+                <w:top w:val="none" w:sz="0" w:space="0" w:color="000000"/>
+                <w:left w:val="none" w:sz="0" w:space="0" w:color="000000"/>
+                <w:right w:val="none" w:sz="0" w:space="0" w:color="000000"/>
+              </w:pBdr>
+              <w:spacing w:after="20" w:before="20" w:line="240"/>
+              <w:ind w:left="100" w:right="100" w:firstLine="0" w:firstLineChars="0"/>
+              <w:rPr>
+                <w:rFonts w:ascii="Times New Roman" w:hAnsi="Times New Roman" w:eastAsia="Times New Roman" w:cs="Times New Roman"/>
+                <w:i w:val="false"/>
+                <w:b w:val="false"/>
+                <w:u w:val="none"/>
+                <w:strike w:val="false"/>
+                <w:sz w:val="18"/>
+                <w:szCs w:val="18"/>
+                <w:color w:val="000000"/>
+              </w:rPr>
+            </w:pPr>
+            <w:r>
+              <w:rPr>
+                <w:rFonts w:ascii="Times New Roman" w:hAnsi="Times New Roman" w:eastAsia="Times New Roman" w:cs="Times New Roman"/>
+                <w:i w:val="false"/>
+                <w:b w:val="false"/>
+                <w:u w:val="none"/>
+                <w:strike w:val="false"/>
+                <w:sz w:val="18"/>
+                <w:szCs w:val="18"/>
+                <w:color w:val="000000"/>
+              </w:rPr>
+              <w:t xml:space="preserve">0.7</w:t>
+            </w:r>
+          </w:p>
+        </w:tc>
+        <w:tc>
+          <w:tcPr>
+            <w:tcBorders>
+              <w:bottom w:val="none" w:sz="0" w:space="0" w:color="000000"/>
+              <w:top w:val="none" w:sz="0" w:space="0" w:color="000000"/>
+              <w:left w:val="none" w:sz="0" w:space="0" w:color="000000"/>
+              <w:right w:val="none" w:sz="0" w:space="0" w:color="000000"/>
+            </w:tcBorders>
+            <w:shd w:val="clear" w:color="auto" w:fill="FFFFFF"/>
+            <w:tcMar>
+              <w:top w:w="0" w:type="dxa"/>
+              <w:bottom w:w="0" w:type="dxa"/>
+              <w:left w:w="0" w:type="dxa"/>
+              <w:right w:w="0" w:type="dxa"/>
+            </w:tcMar>
+            <w:vAlign w:val="center"/>
+          </w:tcPr>
+          <w:p>
+            <w:pPr>
+              <w:pStyle w:val="Normal"/>
+              <w:jc w:val="left"/>
+              <w:pBdr>
+                <w:bottom w:val="none" w:sz="0" w:space="0" w:color="000000"/>
+                <w:top w:val="none" w:sz="0" w:space="0" w:color="000000"/>
+                <w:left w:val="none" w:sz="0" w:space="0" w:color="000000"/>
+                <w:right w:val="none" w:sz="0" w:space="0" w:color="000000"/>
+              </w:pBdr>
+              <w:spacing w:after="20" w:before="20" w:line="240"/>
+              <w:ind w:left="100" w:right="100" w:firstLine="0" w:firstLineChars="0"/>
+              <w:rPr>
+                <w:rFonts w:ascii="Times New Roman" w:hAnsi="Times New Roman" w:eastAsia="Times New Roman" w:cs="Times New Roman"/>
+                <w:i w:val="false"/>
+                <w:b w:val="false"/>
+                <w:u w:val="none"/>
+                <w:strike w:val="false"/>
+                <w:sz w:val="18"/>
+                <w:szCs w:val="18"/>
+                <w:color w:val="000000"/>
+              </w:rPr>
+            </w:pPr>
+            <w:r>
+              <w:rPr>
+                <w:rFonts w:ascii="Times New Roman" w:hAnsi="Times New Roman" w:eastAsia="Times New Roman" w:cs="Times New Roman"/>
+                <w:i w:val="false"/>
+                <w:b w:val="false"/>
+                <w:u w:val="none"/>
+                <w:strike w:val="false"/>
+                <w:sz w:val="18"/>
+                <w:szCs w:val="18"/>
+                <w:color w:val="000000"/>
+              </w:rPr>
+              <w:t xml:space="preserve">65.6</w:t>
+            </w:r>
+          </w:p>
+        </w:tc>
+      </w:tr>
+      <w:tr>
+        <w:trPr>
+          <w:trHeight w:val="400" w:hRule="auto"/>
+        </w:trPr>
+        <w:tc>
+          <w:tcPr>
+            <w:tcBorders>
+              <w:bottom w:val="none" w:sz="0" w:space="0" w:color="000000"/>
+              <w:top w:val="none" w:sz="0" w:space="0" w:color="000000"/>
+              <w:left w:val="none" w:sz="0" w:space="0" w:color="000000"/>
+              <w:right w:val="none" w:sz="0" w:space="0" w:color="000000"/>
+            </w:tcBorders>
+            <w:shd w:val="clear" w:color="auto" w:fill="FFFFFF"/>
+            <w:tcMar>
+              <w:top w:w="0" w:type="dxa"/>
+              <w:bottom w:w="0" w:type="dxa"/>
+              <w:left w:w="0" w:type="dxa"/>
+              <w:right w:w="0" w:type="dxa"/>
+            </w:tcMar>
+            <w:vAlign w:val="center"/>
+          </w:tcPr>
+          <w:p>
+            <w:pPr>
+              <w:pStyle w:val="Normal"/>
+              <w:jc w:val="left"/>
+              <w:pBdr>
+                <w:bottom w:val="none" w:sz="0" w:space="0" w:color="000000"/>
+                <w:top w:val="none" w:sz="0" w:space="0" w:color="000000"/>
+                <w:left w:val="none" w:sz="0" w:space="0" w:color="000000"/>
+                <w:right w:val="none" w:sz="0" w:space="0" w:color="000000"/>
+              </w:pBdr>
+              <w:spacing w:after="20" w:before="20" w:line="240"/>
+              <w:ind w:left="240" w:right="100" w:firstLine="0" w:firstLineChars="0"/>
+              <w:rPr>
+                <w:rFonts w:ascii="Times New Roman" w:hAnsi="Times New Roman" w:eastAsia="Times New Roman" w:cs="Times New Roman"/>
+                <w:i w:val="false"/>
+                <w:b w:val="false"/>
+                <w:u w:val="none"/>
+                <w:strike w:val="false"/>
+                <w:sz w:val="18"/>
+                <w:szCs w:val="18"/>
+                <w:color w:val="000000"/>
+              </w:rPr>
+            </w:pPr>
+            <w:r>
+              <w:rPr>
+                <w:rFonts w:ascii="Times New Roman" w:hAnsi="Times New Roman" w:eastAsia="Times New Roman" w:cs="Times New Roman"/>
+                <w:i w:val="false"/>
+                <w:b w:val="false"/>
+                <w:u w:val="none"/>
+                <w:strike w:val="false"/>
+                <w:sz w:val="18"/>
+                <w:szCs w:val="18"/>
+                <w:color w:val="000000"/>
+              </w:rPr>
+              <w:t xml:space="preserve">No change</w:t>
+            </w:r>
+          </w:p>
+        </w:tc>
+        <w:tc>
+          <w:tcPr>
+            <w:tcBorders>
+              <w:bottom w:val="none" w:sz="0" w:space="0" w:color="000000"/>
+              <w:top w:val="none" w:sz="0" w:space="0" w:color="000000"/>
+              <w:left w:val="none" w:sz="0" w:space="0" w:color="000000"/>
+              <w:right w:val="none" w:sz="0" w:space="0" w:color="000000"/>
+            </w:tcBorders>
+            <w:shd w:val="clear" w:color="auto" w:fill="FFFFFF"/>
+            <w:tcMar>
+              <w:top w:w="0" w:type="dxa"/>
+              <w:bottom w:w="0" w:type="dxa"/>
+              <w:left w:w="0" w:type="dxa"/>
+              <w:right w:w="0" w:type="dxa"/>
+            </w:tcMar>
+            <w:vAlign w:val="center"/>
+          </w:tcPr>
+          <w:p>
+            <w:pPr>
+              <w:pStyle w:val="Normal"/>
+              <w:jc w:val="left"/>
+              <w:pBdr>
+                <w:bottom w:val="none" w:sz="0" w:space="0" w:color="000000"/>
+                <w:top w:val="none" w:sz="0" w:space="0" w:color="000000"/>
+                <w:left w:val="none" w:sz="0" w:space="0" w:color="000000"/>
+                <w:right w:val="none" w:sz="0" w:space="0" w:color="000000"/>
+              </w:pBdr>
+              <w:spacing w:after="20" w:before="20" w:line="240"/>
+              <w:ind w:left="100" w:right="100" w:firstLine="0" w:firstLineChars="0"/>
+              <w:rPr>
+                <w:rFonts w:ascii="Times New Roman" w:hAnsi="Times New Roman" w:eastAsia="Times New Roman" w:cs="Times New Roman"/>
+                <w:i w:val="false"/>
+                <w:b w:val="false"/>
+                <w:u w:val="none"/>
+                <w:strike w:val="false"/>
+                <w:sz w:val="18"/>
+                <w:szCs w:val="18"/>
+                <w:color w:val="000000"/>
+              </w:rPr>
+            </w:pPr>
+            <w:r>
+              <w:rPr>
+                <w:rFonts w:ascii="Times New Roman" w:hAnsi="Times New Roman" w:eastAsia="Times New Roman" w:cs="Times New Roman"/>
+                <w:i w:val="false"/>
+                <w:b w:val="false"/>
+                <w:u w:val="none"/>
+                <w:strike w:val="false"/>
+                <w:sz w:val="18"/>
+                <w:szCs w:val="18"/>
+                <w:color w:val="000000"/>
+              </w:rPr>
+              <w:t xml:space="preserve">22,197</w:t>
+            </w:r>
+          </w:p>
+        </w:tc>
+        <w:tc>
+          <w:tcPr>
+            <w:tcBorders>
+              <w:bottom w:val="none" w:sz="0" w:space="0" w:color="000000"/>
+              <w:top w:val="none" w:sz="0" w:space="0" w:color="000000"/>
+              <w:left w:val="none" w:sz="0" w:space="0" w:color="000000"/>
+              <w:right w:val="none" w:sz="0" w:space="0" w:color="000000"/>
+            </w:tcBorders>
+            <w:shd w:val="clear" w:color="auto" w:fill="FFFFFF"/>
+            <w:tcMar>
+              <w:top w:w="0" w:type="dxa"/>
+              <w:bottom w:w="0" w:type="dxa"/>
+              <w:left w:w="0" w:type="dxa"/>
+              <w:right w:w="0" w:type="dxa"/>
+            </w:tcMar>
+            <w:vAlign w:val="center"/>
+          </w:tcPr>
+          <w:p>
+            <w:pPr>
+              <w:pStyle w:val="Normal"/>
+              <w:jc w:val="left"/>
+              <w:pBdr>
+                <w:bottom w:val="none" w:sz="0" w:space="0" w:color="000000"/>
+                <w:top w:val="none" w:sz="0" w:space="0" w:color="000000"/>
+                <w:left w:val="none" w:sz="0" w:space="0" w:color="000000"/>
+                <w:right w:val="none" w:sz="0" w:space="0" w:color="000000"/>
+              </w:pBdr>
+              <w:spacing w:after="20" w:before="20" w:line="240"/>
+              <w:ind w:left="100" w:right="100" w:firstLine="0" w:firstLineChars="0"/>
+              <w:rPr>
+                <w:rFonts w:ascii="Times New Roman" w:hAnsi="Times New Roman" w:eastAsia="Times New Roman" w:cs="Times New Roman"/>
+                <w:i w:val="false"/>
+                <w:b w:val="false"/>
+                <w:u w:val="none"/>
+                <w:strike w:val="false"/>
+                <w:sz w:val="18"/>
+                <w:szCs w:val="18"/>
+                <w:color w:val="000000"/>
+              </w:rPr>
+            </w:pPr>
+            <w:r>
+              <w:rPr>
+                <w:rFonts w:ascii="Times New Roman" w:hAnsi="Times New Roman" w:eastAsia="Times New Roman" w:cs="Times New Roman"/>
+                <w:i w:val="false"/>
+                <w:b w:val="false"/>
+                <w:u w:val="none"/>
+                <w:strike w:val="false"/>
+                <w:sz w:val="18"/>
+                <w:szCs w:val="18"/>
+                <w:color w:val="000000"/>
+              </w:rPr>
+              <w:t xml:space="preserve">36.9 (36.1, 37.6)</w:t>
+            </w:r>
+          </w:p>
+        </w:tc>
+        <w:tc>
+          <w:tcPr>
+            <w:tcBorders>
+              <w:bottom w:val="none" w:sz="0" w:space="0" w:color="000000"/>
+              <w:top w:val="none" w:sz="0" w:space="0" w:color="000000"/>
+              <w:left w:val="none" w:sz="0" w:space="0" w:color="000000"/>
+              <w:right w:val="none" w:sz="0" w:space="0" w:color="000000"/>
+            </w:tcBorders>
+            <w:shd w:val="clear" w:color="auto" w:fill="FFFFFF"/>
+            <w:tcMar>
+              <w:top w:w="0" w:type="dxa"/>
+              <w:bottom w:w="0" w:type="dxa"/>
+              <w:left w:w="0" w:type="dxa"/>
+              <w:right w:w="0" w:type="dxa"/>
+            </w:tcMar>
+            <w:vAlign w:val="center"/>
+          </w:tcPr>
+          <w:p>
+            <w:pPr>
+              <w:pStyle w:val="Normal"/>
+              <w:jc w:val="left"/>
+              <w:pBdr>
+                <w:bottom w:val="none" w:sz="0" w:space="0" w:color="000000"/>
+                <w:top w:val="none" w:sz="0" w:space="0" w:color="000000"/>
+                <w:left w:val="none" w:sz="0" w:space="0" w:color="000000"/>
+                <w:right w:val="none" w:sz="0" w:space="0" w:color="000000"/>
+              </w:pBdr>
+              <w:spacing w:after="20" w:before="20" w:line="240"/>
+              <w:ind w:left="100" w:right="100" w:firstLine="0" w:firstLineChars="0"/>
+              <w:rPr>
+                <w:rFonts w:ascii="Times New Roman" w:hAnsi="Times New Roman" w:eastAsia="Times New Roman" w:cs="Times New Roman"/>
+                <w:i w:val="false"/>
+                <w:b w:val="false"/>
+                <w:u w:val="none"/>
+                <w:strike w:val="false"/>
+                <w:sz w:val="18"/>
+                <w:szCs w:val="18"/>
+                <w:color w:val="000000"/>
+              </w:rPr>
+            </w:pPr>
+            <w:r>
+              <w:rPr>
+                <w:rFonts w:ascii="Times New Roman" w:hAnsi="Times New Roman" w:eastAsia="Times New Roman" w:cs="Times New Roman"/>
+                <w:i w:val="false"/>
+                <w:b w:val="false"/>
+                <w:u w:val="none"/>
+                <w:strike w:val="false"/>
+                <w:sz w:val="18"/>
+                <w:szCs w:val="18"/>
+                <w:color w:val="000000"/>
+              </w:rPr>
+              <w:t xml:space="preserve">69.5 (68.4, 70.6)</w:t>
+            </w:r>
+          </w:p>
+        </w:tc>
+        <w:tc>
+          <w:tcPr>
+            <w:tcBorders>
+              <w:bottom w:val="none" w:sz="0" w:space="0" w:color="000000"/>
+              <w:top w:val="none" w:sz="0" w:space="0" w:color="000000"/>
+              <w:left w:val="none" w:sz="0" w:space="0" w:color="000000"/>
+              <w:right w:val="none" w:sz="0" w:space="0" w:color="000000"/>
+            </w:tcBorders>
+            <w:shd w:val="clear" w:color="auto" w:fill="FFFFFF"/>
+            <w:tcMar>
+              <w:top w:w="0" w:type="dxa"/>
+              <w:bottom w:w="0" w:type="dxa"/>
+              <w:left w:w="0" w:type="dxa"/>
+              <w:right w:w="0" w:type="dxa"/>
+            </w:tcMar>
+            <w:vAlign w:val="center"/>
+          </w:tcPr>
+          <w:p>
+            <w:pPr>
+              <w:pStyle w:val="Normal"/>
+              <w:jc w:val="left"/>
+              <w:pBdr>
+                <w:bottom w:val="none" w:sz="0" w:space="0" w:color="000000"/>
+                <w:top w:val="none" w:sz="0" w:space="0" w:color="000000"/>
+                <w:left w:val="none" w:sz="0" w:space="0" w:color="000000"/>
+                <w:right w:val="none" w:sz="0" w:space="0" w:color="000000"/>
+              </w:pBdr>
+              <w:spacing w:after="20" w:before="20" w:line="240"/>
+              <w:ind w:left="100" w:right="100" w:firstLine="0" w:firstLineChars="0"/>
+              <w:rPr>
+                <w:rFonts w:ascii="Times New Roman" w:hAnsi="Times New Roman" w:eastAsia="Times New Roman" w:cs="Times New Roman"/>
+                <w:i w:val="false"/>
+                <w:b w:val="false"/>
+                <w:u w:val="none"/>
+                <w:strike w:val="false"/>
+                <w:sz w:val="18"/>
+                <w:szCs w:val="18"/>
+                <w:color w:val="000000"/>
+              </w:rPr>
+            </w:pPr>
+            <w:r>
+              <w:rPr>
+                <w:rFonts w:ascii="Times New Roman" w:hAnsi="Times New Roman" w:eastAsia="Times New Roman" w:cs="Times New Roman"/>
+                <w:i w:val="false"/>
+                <w:b w:val="false"/>
+                <w:u w:val="none"/>
+                <w:strike w:val="false"/>
+                <w:sz w:val="18"/>
+                <w:szCs w:val="18"/>
+                <w:color w:val="000000"/>
+              </w:rPr>
+              <w:t xml:space="preserve">86.6</w:t>
+            </w:r>
+          </w:p>
+        </w:tc>
+        <w:tc>
+          <w:tcPr>
+            <w:tcBorders>
+              <w:bottom w:val="none" w:sz="0" w:space="0" w:color="000000"/>
+              <w:top w:val="none" w:sz="0" w:space="0" w:color="000000"/>
+              <w:left w:val="none" w:sz="0" w:space="0" w:color="000000"/>
+              <w:right w:val="none" w:sz="0" w:space="0" w:color="000000"/>
+            </w:tcBorders>
+            <w:shd w:val="clear" w:color="auto" w:fill="FFFFFF"/>
+            <w:tcMar>
+              <w:top w:w="0" w:type="dxa"/>
+              <w:bottom w:w="0" w:type="dxa"/>
+              <w:left w:w="0" w:type="dxa"/>
+              <w:right w:w="0" w:type="dxa"/>
+            </w:tcMar>
+            <w:vAlign w:val="center"/>
+          </w:tcPr>
+          <w:p>
+            <w:pPr>
+              <w:pStyle w:val="Normal"/>
+              <w:jc w:val="left"/>
+              <w:pBdr>
+                <w:bottom w:val="none" w:sz="0" w:space="0" w:color="000000"/>
+                <w:top w:val="none" w:sz="0" w:space="0" w:color="000000"/>
+                <w:left w:val="none" w:sz="0" w:space="0" w:color="000000"/>
+                <w:right w:val="none" w:sz="0" w:space="0" w:color="000000"/>
+              </w:pBdr>
+              <w:spacing w:after="20" w:before="20" w:line="240"/>
+              <w:ind w:left="100" w:right="100" w:firstLine="0" w:firstLineChars="0"/>
+              <w:rPr>
+                <w:rFonts w:ascii="Times New Roman" w:hAnsi="Times New Roman" w:eastAsia="Times New Roman" w:cs="Times New Roman"/>
+                <w:i w:val="false"/>
+                <w:b w:val="false"/>
+                <w:u w:val="none"/>
+                <w:strike w:val="false"/>
+                <w:sz w:val="18"/>
+                <w:szCs w:val="18"/>
+                <w:color w:val="000000"/>
+              </w:rPr>
+            </w:pPr>
+            <w:r>
+              <w:rPr>
+                <w:rFonts w:ascii="Times New Roman" w:hAnsi="Times New Roman" w:eastAsia="Times New Roman" w:cs="Times New Roman"/>
+                <w:i w:val="false"/>
+                <w:b w:val="false"/>
+                <w:u w:val="none"/>
+                <w:strike w:val="false"/>
+                <w:sz w:val="18"/>
+                <w:szCs w:val="18"/>
+                <w:color w:val="000000"/>
+              </w:rPr>
+              <w:t xml:space="preserve">59.4</w:t>
+            </w:r>
+          </w:p>
+        </w:tc>
+      </w:tr>
+      <w:tr>
+        <w:trPr>
+          <w:trHeight w:val="400" w:hRule="auto"/>
+        </w:trPr>
+        <w:tc>
+          <w:tcPr>
+            <w:tcBorders>
+              <w:bottom w:val="none" w:sz="0" w:space="0" w:color="000000"/>
+              <w:top w:val="none" w:sz="0" w:space="0" w:color="000000"/>
+              <w:left w:val="none" w:sz="0" w:space="0" w:color="000000"/>
+              <w:right w:val="none" w:sz="0" w:space="0" w:color="000000"/>
+            </w:tcBorders>
+            <w:shd w:val="clear" w:color="auto" w:fill="FFFFFF"/>
+            <w:tcMar>
+              <w:top w:w="0" w:type="dxa"/>
+              <w:bottom w:w="0" w:type="dxa"/>
+              <w:left w:w="0" w:type="dxa"/>
+              <w:right w:w="0" w:type="dxa"/>
+            </w:tcMar>
+            <w:vAlign w:val="center"/>
+          </w:tcPr>
+          <w:p>
+            <w:pPr>
+              <w:pStyle w:val="Normal"/>
+              <w:jc w:val="left"/>
+              <w:pBdr>
+                <w:bottom w:val="none" w:sz="0" w:space="0" w:color="000000"/>
+                <w:top w:val="none" w:sz="0" w:space="0" w:color="000000"/>
+                <w:left w:val="none" w:sz="0" w:space="0" w:color="000000"/>
+                <w:right w:val="none" w:sz="0" w:space="0" w:color="000000"/>
+              </w:pBdr>
+              <w:spacing w:after="20" w:before="20" w:line="240"/>
+              <w:ind w:left="240" w:right="100" w:firstLine="0" w:firstLineChars="0"/>
+              <w:rPr>
+                <w:rFonts w:ascii="Times New Roman" w:hAnsi="Times New Roman" w:eastAsia="Times New Roman" w:cs="Times New Roman"/>
+                <w:i w:val="false"/>
+                <w:b w:val="false"/>
+                <w:u w:val="none"/>
+                <w:strike w:val="false"/>
+                <w:sz w:val="18"/>
+                <w:szCs w:val="18"/>
+                <w:color w:val="000000"/>
+              </w:rPr>
+            </w:pPr>
+            <w:r>
+              <w:rPr>
+                <w:rFonts w:ascii="Times New Roman" w:hAnsi="Times New Roman" w:eastAsia="Times New Roman" w:cs="Times New Roman"/>
+                <w:i w:val="false"/>
+                <w:b w:val="false"/>
+                <w:u w:val="none"/>
+                <w:strike w:val="false"/>
+                <w:sz w:val="18"/>
+                <w:szCs w:val="18"/>
+                <w:color w:val="000000"/>
+              </w:rPr>
+              <w:t xml:space="preserve">Not determined (adult without individual record)</w:t>
+            </w:r>
+          </w:p>
+        </w:tc>
+        <w:tc>
+          <w:tcPr>
+            <w:tcBorders>
+              <w:bottom w:val="none" w:sz="0" w:space="0" w:color="000000"/>
+              <w:top w:val="none" w:sz="0" w:space="0" w:color="000000"/>
+              <w:left w:val="none" w:sz="0" w:space="0" w:color="000000"/>
+              <w:right w:val="none" w:sz="0" w:space="0" w:color="000000"/>
+            </w:tcBorders>
+            <w:shd w:val="clear" w:color="auto" w:fill="FFFFFF"/>
+            <w:tcMar>
+              <w:top w:w="0" w:type="dxa"/>
+              <w:bottom w:w="0" w:type="dxa"/>
+              <w:left w:w="0" w:type="dxa"/>
+              <w:right w:w="0" w:type="dxa"/>
+            </w:tcMar>
+            <w:vAlign w:val="center"/>
+          </w:tcPr>
+          <w:p>
+            <w:pPr>
+              <w:pStyle w:val="Normal"/>
+              <w:jc w:val="left"/>
+              <w:pBdr>
+                <w:bottom w:val="none" w:sz="0" w:space="0" w:color="000000"/>
+                <w:top w:val="none" w:sz="0" w:space="0" w:color="000000"/>
+                <w:left w:val="none" w:sz="0" w:space="0" w:color="000000"/>
+                <w:right w:val="none" w:sz="0" w:space="0" w:color="000000"/>
+              </w:pBdr>
+              <w:spacing w:after="20" w:before="20" w:line="240"/>
+              <w:ind w:left="100" w:right="100" w:firstLine="0" w:firstLineChars="0"/>
+              <w:rPr>
+                <w:rFonts w:ascii="Times New Roman" w:hAnsi="Times New Roman" w:eastAsia="Times New Roman" w:cs="Times New Roman"/>
+                <w:i w:val="false"/>
+                <w:b w:val="false"/>
+                <w:u w:val="none"/>
+                <w:strike w:val="false"/>
+                <w:sz w:val="18"/>
+                <w:szCs w:val="18"/>
+                <w:color w:val="000000"/>
+              </w:rPr>
+            </w:pPr>
+            <w:r>
+              <w:rPr>
+                <w:rFonts w:ascii="Times New Roman" w:hAnsi="Times New Roman" w:eastAsia="Times New Roman" w:cs="Times New Roman"/>
+                <w:i w:val="false"/>
+                <w:b w:val="false"/>
+                <w:u w:val="none"/>
+                <w:strike w:val="false"/>
+                <w:sz w:val="18"/>
+                <w:szCs w:val="18"/>
+                <w:color w:val="000000"/>
+              </w:rPr>
+              <w:t xml:space="preserve">90</w:t>
+            </w:r>
+          </w:p>
+        </w:tc>
+        <w:tc>
+          <w:tcPr>
+            <w:tcBorders>
+              <w:bottom w:val="none" w:sz="0" w:space="0" w:color="000000"/>
+              <w:top w:val="none" w:sz="0" w:space="0" w:color="000000"/>
+              <w:left w:val="none" w:sz="0" w:space="0" w:color="000000"/>
+              <w:right w:val="none" w:sz="0" w:space="0" w:color="000000"/>
+            </w:tcBorders>
+            <w:shd w:val="clear" w:color="auto" w:fill="FFFFFF"/>
+            <w:tcMar>
+              <w:top w:w="0" w:type="dxa"/>
+              <w:bottom w:w="0" w:type="dxa"/>
+              <w:left w:w="0" w:type="dxa"/>
+              <w:right w:w="0" w:type="dxa"/>
+            </w:tcMar>
+            <w:vAlign w:val="center"/>
+          </w:tcPr>
+          <w:p>
+            <w:pPr>
+              <w:pStyle w:val="Normal"/>
+              <w:jc w:val="left"/>
+              <w:pBdr>
+                <w:bottom w:val="none" w:sz="0" w:space="0" w:color="000000"/>
+                <w:top w:val="none" w:sz="0" w:space="0" w:color="000000"/>
+                <w:left w:val="none" w:sz="0" w:space="0" w:color="000000"/>
+                <w:right w:val="none" w:sz="0" w:space="0" w:color="000000"/>
+              </w:pBdr>
+              <w:spacing w:after="20" w:before="20" w:line="240"/>
+              <w:ind w:left="100" w:right="100" w:firstLine="0" w:firstLineChars="0"/>
+              <w:rPr>
+                <w:rFonts w:ascii="Times New Roman" w:hAnsi="Times New Roman" w:eastAsia="Times New Roman" w:cs="Times New Roman"/>
+                <w:i w:val="false"/>
+                <w:b w:val="false"/>
+                <w:u w:val="none"/>
+                <w:strike w:val="false"/>
+                <w:sz w:val="18"/>
+                <w:szCs w:val="18"/>
+                <w:color w:val="000000"/>
+              </w:rPr>
+            </w:pPr>
+            <w:r>
+              <w:rPr>
+                <w:rFonts w:ascii="Times New Roman" w:hAnsi="Times New Roman" w:eastAsia="Times New Roman" w:cs="Times New Roman"/>
+                <w:i w:val="false"/>
+                <w:b w:val="false"/>
+                <w:u w:val="none"/>
+                <w:strike w:val="false"/>
+                <w:sz w:val="18"/>
+                <w:szCs w:val="18"/>
+                <w:color w:val="000000"/>
+              </w:rPr>
+              <w:t xml:space="preserve">39.3 (27.8, 50.8)</w:t>
+            </w:r>
+          </w:p>
+        </w:tc>
+        <w:tc>
+          <w:tcPr>
+            <w:tcBorders>
+              <w:bottom w:val="none" w:sz="0" w:space="0" w:color="000000"/>
+              <w:top w:val="none" w:sz="0" w:space="0" w:color="000000"/>
+              <w:left w:val="none" w:sz="0" w:space="0" w:color="000000"/>
+              <w:right w:val="none" w:sz="0" w:space="0" w:color="000000"/>
+            </w:tcBorders>
+            <w:shd w:val="clear" w:color="auto" w:fill="FFFFFF"/>
+            <w:tcMar>
+              <w:top w:w="0" w:type="dxa"/>
+              <w:bottom w:w="0" w:type="dxa"/>
+              <w:left w:w="0" w:type="dxa"/>
+              <w:right w:w="0" w:type="dxa"/>
+            </w:tcMar>
+            <w:vAlign w:val="center"/>
+          </w:tcPr>
+          <w:p>
+            <w:pPr>
+              <w:pStyle w:val="Normal"/>
+              <w:jc w:val="left"/>
+              <w:pBdr>
+                <w:bottom w:val="none" w:sz="0" w:space="0" w:color="000000"/>
+                <w:top w:val="none" w:sz="0" w:space="0" w:color="000000"/>
+                <w:left w:val="none" w:sz="0" w:space="0" w:color="000000"/>
+                <w:right w:val="none" w:sz="0" w:space="0" w:color="000000"/>
+              </w:pBdr>
+              <w:spacing w:after="20" w:before="20" w:line="240"/>
+              <w:ind w:left="100" w:right="100" w:firstLine="0" w:firstLineChars="0"/>
+              <w:rPr>
+                <w:rFonts w:ascii="Times New Roman" w:hAnsi="Times New Roman" w:eastAsia="Times New Roman" w:cs="Times New Roman"/>
+                <w:i w:val="false"/>
+                <w:b w:val="false"/>
+                <w:u w:val="none"/>
+                <w:strike w:val="false"/>
+                <w:sz w:val="18"/>
+                <w:szCs w:val="18"/>
+                <w:color w:val="000000"/>
+              </w:rPr>
+            </w:pPr>
+            <w:r>
+              <w:rPr>
+                <w:rFonts w:ascii="Times New Roman" w:hAnsi="Times New Roman" w:eastAsia="Times New Roman" w:cs="Times New Roman"/>
+                <w:i w:val="false"/>
+                <w:b w:val="false"/>
+                <w:u w:val="none"/>
+                <w:strike w:val="false"/>
+                <w:sz w:val="18"/>
+                <w:szCs w:val="18"/>
+                <w:color w:val="000000"/>
+              </w:rPr>
+              <w:t xml:space="preserve">61.4 (43.9, 78.9)</w:t>
+            </w:r>
+            <w:r>
+              <w:rPr>
+                <w:rFonts w:ascii="Times New Roman" w:hAnsi="Times New Roman" w:eastAsia="Times New Roman" w:cs="Times New Roman"/>
+                <w:i w:val="false"/>
+                <w:b w:val="false"/>
+                <w:u w:val="none"/>
+                <w:strike w:val="false"/>
+                <w:vertAlign w:val="superscript"/>
+                <w:sz w:val="18"/>
+                <w:szCs w:val="18"/>
+                <w:color w:val="000000"/>
+              </w:rPr>
+              <w:t xml:space="preserve">a</w:t>
+            </w:r>
+          </w:p>
+        </w:tc>
+        <w:tc>
+          <w:tcPr>
+            <w:tcBorders>
+              <w:bottom w:val="none" w:sz="0" w:space="0" w:color="000000"/>
+              <w:top w:val="none" w:sz="0" w:space="0" w:color="000000"/>
+              <w:left w:val="none" w:sz="0" w:space="0" w:color="000000"/>
+              <w:right w:val="none" w:sz="0" w:space="0" w:color="000000"/>
+            </w:tcBorders>
+            <w:shd w:val="clear" w:color="auto" w:fill="FFFFFF"/>
+            <w:tcMar>
+              <w:top w:w="0" w:type="dxa"/>
+              <w:bottom w:w="0" w:type="dxa"/>
+              <w:left w:w="0" w:type="dxa"/>
+              <w:right w:w="0" w:type="dxa"/>
+            </w:tcMar>
+            <w:vAlign w:val="center"/>
+          </w:tcPr>
+          <w:p>
+            <w:pPr>
+              <w:pStyle w:val="Normal"/>
+              <w:jc w:val="left"/>
+              <w:pBdr>
+                <w:bottom w:val="none" w:sz="0" w:space="0" w:color="000000"/>
+                <w:top w:val="none" w:sz="0" w:space="0" w:color="000000"/>
+                <w:left w:val="none" w:sz="0" w:space="0" w:color="000000"/>
+                <w:right w:val="none" w:sz="0" w:space="0" w:color="000000"/>
+              </w:pBdr>
+              <w:spacing w:after="20" w:before="20" w:line="240"/>
+              <w:ind w:left="100" w:right="100" w:firstLine="0" w:firstLineChars="0"/>
+              <w:rPr>
+                <w:rFonts w:ascii="Times New Roman" w:hAnsi="Times New Roman" w:eastAsia="Times New Roman" w:cs="Times New Roman"/>
+                <w:i w:val="false"/>
+                <w:b w:val="false"/>
+                <w:u w:val="none"/>
+                <w:strike w:val="false"/>
+                <w:sz w:val="18"/>
+                <w:szCs w:val="18"/>
+                <w:color w:val="000000"/>
+              </w:rPr>
+            </w:pPr>
+            <w:r>
+              <w:rPr>
+                <w:rFonts w:ascii="Times New Roman" w:hAnsi="Times New Roman" w:eastAsia="Times New Roman" w:cs="Times New Roman"/>
+                <w:i w:val="false"/>
+                <w:b w:val="false"/>
+                <w:u w:val="none"/>
+                <w:strike w:val="false"/>
+                <w:sz w:val="18"/>
+                <w:szCs w:val="18"/>
+                <w:color w:val="000000"/>
+              </w:rPr>
+              <w:t xml:space="preserve">0.4</w:t>
+            </w:r>
+          </w:p>
+        </w:tc>
+        <w:tc>
+          <w:tcPr>
+            <w:tcBorders>
+              <w:bottom w:val="none" w:sz="0" w:space="0" w:color="000000"/>
+              <w:top w:val="none" w:sz="0" w:space="0" w:color="000000"/>
+              <w:left w:val="none" w:sz="0" w:space="0" w:color="000000"/>
+              <w:right w:val="none" w:sz="0" w:space="0" w:color="000000"/>
+            </w:tcBorders>
+            <w:shd w:val="clear" w:color="auto" w:fill="FFFFFF"/>
+            <w:tcMar>
+              <w:top w:w="0" w:type="dxa"/>
+              <w:bottom w:w="0" w:type="dxa"/>
+              <w:left w:w="0" w:type="dxa"/>
+              <w:right w:w="0" w:type="dxa"/>
+            </w:tcMar>
+            <w:vAlign w:val="center"/>
+          </w:tcPr>
+          <w:p>
+            <w:pPr>
+              <w:pStyle w:val="Normal"/>
+              <w:jc w:val="left"/>
+              <w:pBdr>
+                <w:bottom w:val="none" w:sz="0" w:space="0" w:color="000000"/>
+                <w:top w:val="none" w:sz="0" w:space="0" w:color="000000"/>
+                <w:left w:val="none" w:sz="0" w:space="0" w:color="000000"/>
+                <w:right w:val="none" w:sz="0" w:space="0" w:color="000000"/>
+              </w:pBdr>
+              <w:spacing w:after="20" w:before="20" w:line="240"/>
+              <w:ind w:left="100" w:right="100" w:firstLine="0" w:firstLineChars="0"/>
+              <w:rPr>
+                <w:rFonts w:ascii="Times New Roman" w:hAnsi="Times New Roman" w:eastAsia="Times New Roman" w:cs="Times New Roman"/>
+                <w:i w:val="false"/>
+                <w:b w:val="false"/>
+                <w:u w:val="none"/>
+                <w:strike w:val="false"/>
+                <w:sz w:val="18"/>
+                <w:szCs w:val="18"/>
+                <w:color w:val="000000"/>
+              </w:rPr>
+            </w:pPr>
+            <w:r>
+              <w:rPr>
+                <w:rFonts w:ascii="Times New Roman" w:hAnsi="Times New Roman" w:eastAsia="Times New Roman" w:cs="Times New Roman"/>
+                <w:i w:val="false"/>
+                <w:b w:val="false"/>
+                <w:u w:val="none"/>
+                <w:strike w:val="false"/>
+                <w:sz w:val="18"/>
+                <w:szCs w:val="18"/>
+                <w:color w:val="000000"/>
+              </w:rPr>
+              <w:t xml:space="preserve">60.6</w:t>
+            </w:r>
+          </w:p>
+        </w:tc>
+      </w:tr>
+      <w:tr>
+        <w:trPr>
+          <w:trHeight w:val="400" w:hRule="auto"/>
+        </w:trPr>
+        <w:tc>
+          <w:tcPr>
+            <w:tcBorders>
+              <w:bottom w:val="none" w:sz="0" w:space="0" w:color="000000"/>
+              <w:top w:val="none" w:sz="0" w:space="0" w:color="000000"/>
+              <w:left w:val="none" w:sz="0" w:space="0" w:color="000000"/>
+              <w:right w:val="none" w:sz="0" w:space="0" w:color="000000"/>
+            </w:tcBorders>
+            <w:shd w:val="clear" w:color="auto" w:fill="FFFFFF"/>
+            <w:tcMar>
+              <w:top w:w="0" w:type="dxa"/>
+              <w:bottom w:w="0" w:type="dxa"/>
+              <w:left w:w="0" w:type="dxa"/>
+              <w:right w:w="0" w:type="dxa"/>
+            </w:tcMar>
+            <w:vAlign w:val="center"/>
+          </w:tcPr>
+          <w:p>
+            <w:pPr>
+              <w:pStyle w:val="Normal"/>
+              <w:jc w:val="left"/>
+              <w:pBdr>
+                <w:bottom w:val="none" w:sz="0" w:space="0" w:color="000000"/>
+                <w:top w:val="none" w:sz="0" w:space="0" w:color="000000"/>
+                <w:left w:val="none" w:sz="0" w:space="0" w:color="000000"/>
+                <w:right w:val="none" w:sz="0" w:space="0" w:color="000000"/>
+              </w:pBdr>
+              <w:spacing w:after="20" w:before="20" w:line="240"/>
+              <w:ind w:left="100" w:right="100" w:firstLine="0" w:firstLineChars="0"/>
+              <w:rPr>
+                <w:rFonts w:ascii="Times New Roman" w:hAnsi="Times New Roman" w:eastAsia="Times New Roman" w:cs="Times New Roman"/>
+                <w:i w:val="false"/>
+                <w:b w:val="true"/>
+                <w:u w:val="none"/>
+                <w:strike w:val="false"/>
+                <w:sz w:val="18"/>
+                <w:szCs w:val="18"/>
+                <w:color w:val="000000"/>
+              </w:rPr>
+            </w:pPr>
+            <w:r>
+              <w:rPr>
+                <w:rFonts w:ascii="Times New Roman" w:hAnsi="Times New Roman" w:eastAsia="Times New Roman" w:cs="Times New Roman"/>
+                <w:i w:val="false"/>
+                <w:b w:val="true"/>
+                <w:u w:val="none"/>
+                <w:strike w:val="false"/>
+                <w:sz w:val="18"/>
+                <w:szCs w:val="18"/>
+                <w:color w:val="000000"/>
+              </w:rPr>
+              <w:t xml:space="preserve">Ability to make ends meet</w:t>
+            </w:r>
+          </w:p>
+        </w:tc>
+        <w:tc>
+          <w:tcPr>
+            <w:tcBorders>
+              <w:bottom w:val="none" w:sz="0" w:space="0" w:color="000000"/>
+              <w:top w:val="none" w:sz="0" w:space="0" w:color="000000"/>
+              <w:left w:val="none" w:sz="0" w:space="0" w:color="000000"/>
+              <w:right w:val="none" w:sz="0" w:space="0" w:color="000000"/>
+            </w:tcBorders>
+            <w:shd w:val="clear" w:color="auto" w:fill="FFFFFF"/>
+            <w:tcMar>
+              <w:top w:w="0" w:type="dxa"/>
+              <w:bottom w:w="0" w:type="dxa"/>
+              <w:left w:w="0" w:type="dxa"/>
+              <w:right w:w="0" w:type="dxa"/>
+            </w:tcMar>
+            <w:vAlign w:val="center"/>
+          </w:tcPr>
+          <w:p>
+            <w:pPr>
+              <w:pStyle w:val="Normal"/>
+              <w:jc w:val="left"/>
+              <w:pBdr>
+                <w:bottom w:val="none" w:sz="0" w:space="0" w:color="000000"/>
+                <w:top w:val="none" w:sz="0" w:space="0" w:color="000000"/>
+                <w:left w:val="none" w:sz="0" w:space="0" w:color="000000"/>
+                <w:right w:val="none" w:sz="0" w:space="0" w:color="000000"/>
+              </w:pBdr>
+              <w:spacing w:after="20" w:before="20" w:line="240"/>
+              <w:ind w:left="100" w:right="100" w:firstLine="0" w:firstLineChars="0"/>
+              <w:rPr>
+                <w:rFonts w:ascii="Times New Roman" w:hAnsi="Times New Roman" w:eastAsia="Times New Roman" w:cs="Times New Roman"/>
+                <w:i w:val="false"/>
+                <w:b w:val="false"/>
+                <w:u w:val="none"/>
+                <w:strike w:val="false"/>
+                <w:sz w:val="18"/>
+                <w:szCs w:val="18"/>
+                <w:color w:val="000000"/>
+              </w:rPr>
+            </w:pPr>
+            <w:r>
+              <w:rPr>
+                <w:rFonts w:ascii="Times New Roman" w:hAnsi="Times New Roman" w:eastAsia="Times New Roman" w:cs="Times New Roman"/>
+                <w:i w:val="false"/>
+                <w:b w:val="false"/>
+                <w:u w:val="none"/>
+                <w:strike w:val="false"/>
+                <w:sz w:val="18"/>
+                <w:szCs w:val="18"/>
+                <w:color w:val="000000"/>
+              </w:rPr>
+              <w:t xml:space="preserve"/>
+            </w:r>
+          </w:p>
+        </w:tc>
+        <w:tc>
+          <w:tcPr>
+            <w:tcBorders>
+              <w:bottom w:val="none" w:sz="0" w:space="0" w:color="000000"/>
+              <w:top w:val="none" w:sz="0" w:space="0" w:color="000000"/>
+              <w:left w:val="none" w:sz="0" w:space="0" w:color="000000"/>
+              <w:right w:val="none" w:sz="0" w:space="0" w:color="000000"/>
+            </w:tcBorders>
+            <w:shd w:val="clear" w:color="auto" w:fill="FFFFFF"/>
+            <w:tcMar>
+              <w:top w:w="0" w:type="dxa"/>
+              <w:bottom w:w="0" w:type="dxa"/>
+              <w:left w:w="0" w:type="dxa"/>
+              <w:right w:w="0" w:type="dxa"/>
+            </w:tcMar>
+            <w:vAlign w:val="center"/>
+          </w:tcPr>
+          <w:p>
+            <w:pPr>
+              <w:pStyle w:val="Normal"/>
+              <w:jc w:val="left"/>
+              <w:pBdr>
+                <w:bottom w:val="none" w:sz="0" w:space="0" w:color="000000"/>
+                <w:top w:val="none" w:sz="0" w:space="0" w:color="000000"/>
+                <w:left w:val="none" w:sz="0" w:space="0" w:color="000000"/>
+                <w:right w:val="none" w:sz="0" w:space="0" w:color="000000"/>
+              </w:pBdr>
+              <w:spacing w:after="20" w:before="20" w:line="240"/>
+              <w:ind w:left="100" w:right="100" w:firstLine="0" w:firstLineChars="0"/>
+              <w:rPr>
+                <w:rFonts w:ascii="Times New Roman" w:hAnsi="Times New Roman" w:eastAsia="Times New Roman" w:cs="Times New Roman"/>
+                <w:i w:val="false"/>
+                <w:b w:val="false"/>
+                <w:u w:val="none"/>
+                <w:strike w:val="false"/>
+                <w:sz w:val="18"/>
+                <w:szCs w:val="18"/>
+                <w:color w:val="000000"/>
+              </w:rPr>
+            </w:pPr>
+            <w:r>
+              <w:rPr>
+                <w:rFonts w:ascii="Times New Roman" w:hAnsi="Times New Roman" w:eastAsia="Times New Roman" w:cs="Times New Roman"/>
+                <w:i w:val="false"/>
+                <w:b w:val="false"/>
+                <w:u w:val="none"/>
+                <w:strike w:val="false"/>
+                <w:sz w:val="18"/>
+                <w:szCs w:val="18"/>
+                <w:color w:val="000000"/>
+              </w:rPr>
+              <w:t xml:space="preserve"/>
+            </w:r>
+          </w:p>
+        </w:tc>
+        <w:tc>
+          <w:tcPr>
+            <w:tcBorders>
+              <w:bottom w:val="none" w:sz="0" w:space="0" w:color="000000"/>
+              <w:top w:val="none" w:sz="0" w:space="0" w:color="000000"/>
+              <w:left w:val="none" w:sz="0" w:space="0" w:color="000000"/>
+              <w:right w:val="none" w:sz="0" w:space="0" w:color="000000"/>
+            </w:tcBorders>
+            <w:shd w:val="clear" w:color="auto" w:fill="FFFFFF"/>
+            <w:tcMar>
+              <w:top w:w="0" w:type="dxa"/>
+              <w:bottom w:w="0" w:type="dxa"/>
+              <w:left w:w="0" w:type="dxa"/>
+              <w:right w:w="0" w:type="dxa"/>
+            </w:tcMar>
+            <w:vAlign w:val="center"/>
+          </w:tcPr>
+          <w:p>
+            <w:pPr>
+              <w:pStyle w:val="Normal"/>
+              <w:jc w:val="left"/>
+              <w:pBdr>
+                <w:bottom w:val="none" w:sz="0" w:space="0" w:color="000000"/>
+                <w:top w:val="none" w:sz="0" w:space="0" w:color="000000"/>
+                <w:left w:val="none" w:sz="0" w:space="0" w:color="000000"/>
+                <w:right w:val="none" w:sz="0" w:space="0" w:color="000000"/>
+              </w:pBdr>
+              <w:spacing w:after="20" w:before="20" w:line="240"/>
+              <w:ind w:left="100" w:right="100" w:firstLine="0" w:firstLineChars="0"/>
+              <w:rPr>
+                <w:rFonts w:ascii="Times New Roman" w:hAnsi="Times New Roman" w:eastAsia="Times New Roman" w:cs="Times New Roman"/>
+                <w:i w:val="false"/>
+                <w:b w:val="false"/>
+                <w:u w:val="none"/>
+                <w:strike w:val="false"/>
+                <w:sz w:val="18"/>
+                <w:szCs w:val="18"/>
+                <w:color w:val="000000"/>
+              </w:rPr>
+            </w:pPr>
+            <w:r>
+              <w:rPr>
+                <w:rFonts w:ascii="Times New Roman" w:hAnsi="Times New Roman" w:eastAsia="Times New Roman" w:cs="Times New Roman"/>
+                <w:i w:val="false"/>
+                <w:b w:val="false"/>
+                <w:u w:val="none"/>
+                <w:strike w:val="false"/>
+                <w:sz w:val="18"/>
+                <w:szCs w:val="18"/>
+                <w:color w:val="000000"/>
+              </w:rPr>
+              <w:t xml:space="preserve"/>
+            </w:r>
+          </w:p>
+        </w:tc>
+        <w:tc>
+          <w:tcPr>
+            <w:tcBorders>
+              <w:bottom w:val="none" w:sz="0" w:space="0" w:color="000000"/>
+              <w:top w:val="none" w:sz="0" w:space="0" w:color="000000"/>
+              <w:left w:val="none" w:sz="0" w:space="0" w:color="000000"/>
+              <w:right w:val="none" w:sz="0" w:space="0" w:color="000000"/>
+            </w:tcBorders>
+            <w:shd w:val="clear" w:color="auto" w:fill="FFFFFF"/>
+            <w:tcMar>
+              <w:top w:w="0" w:type="dxa"/>
+              <w:bottom w:w="0" w:type="dxa"/>
+              <w:left w:w="0" w:type="dxa"/>
+              <w:right w:w="0" w:type="dxa"/>
+            </w:tcMar>
+            <w:vAlign w:val="center"/>
+          </w:tcPr>
+          <w:p>
+            <w:pPr>
+              <w:pStyle w:val="Normal"/>
+              <w:jc w:val="left"/>
+              <w:pBdr>
+                <w:bottom w:val="none" w:sz="0" w:space="0" w:color="000000"/>
+                <w:top w:val="none" w:sz="0" w:space="0" w:color="000000"/>
+                <w:left w:val="none" w:sz="0" w:space="0" w:color="000000"/>
+                <w:right w:val="none" w:sz="0" w:space="0" w:color="000000"/>
+              </w:pBdr>
+              <w:spacing w:after="20" w:before="20" w:line="240"/>
+              <w:ind w:left="100" w:right="100" w:firstLine="0" w:firstLineChars="0"/>
+              <w:rPr>
+                <w:rFonts w:ascii="Times New Roman" w:hAnsi="Times New Roman" w:eastAsia="Times New Roman" w:cs="Times New Roman"/>
+                <w:i w:val="false"/>
+                <w:b w:val="false"/>
+                <w:u w:val="none"/>
+                <w:strike w:val="false"/>
+                <w:sz w:val="18"/>
+                <w:szCs w:val="18"/>
+                <w:color w:val="000000"/>
+              </w:rPr>
+            </w:pPr>
+            <w:r>
+              <w:rPr>
+                <w:rFonts w:ascii="Times New Roman" w:hAnsi="Times New Roman" w:eastAsia="Times New Roman" w:cs="Times New Roman"/>
+                <w:i w:val="false"/>
+                <w:b w:val="false"/>
+                <w:u w:val="none"/>
+                <w:strike w:val="false"/>
+                <w:sz w:val="18"/>
+                <w:szCs w:val="18"/>
+                <w:color w:val="000000"/>
+              </w:rPr>
+              <w:t xml:space="preserve"/>
+            </w:r>
+          </w:p>
+        </w:tc>
+        <w:tc>
+          <w:tcPr>
+            <w:tcBorders>
+              <w:bottom w:val="none" w:sz="0" w:space="0" w:color="000000"/>
+              <w:top w:val="none" w:sz="0" w:space="0" w:color="000000"/>
+              <w:left w:val="none" w:sz="0" w:space="0" w:color="000000"/>
+              <w:right w:val="none" w:sz="0" w:space="0" w:color="000000"/>
+            </w:tcBorders>
+            <w:shd w:val="clear" w:color="auto" w:fill="FFFFFF"/>
+            <w:tcMar>
+              <w:top w:w="0" w:type="dxa"/>
+              <w:bottom w:w="0" w:type="dxa"/>
+              <w:left w:w="0" w:type="dxa"/>
+              <w:right w:w="0" w:type="dxa"/>
+            </w:tcMar>
+            <w:vAlign w:val="center"/>
+          </w:tcPr>
+          <w:p>
+            <w:pPr>
+              <w:pStyle w:val="Normal"/>
+              <w:jc w:val="left"/>
+              <w:pBdr>
+                <w:bottom w:val="none" w:sz="0" w:space="0" w:color="000000"/>
+                <w:top w:val="none" w:sz="0" w:space="0" w:color="000000"/>
+                <w:left w:val="none" w:sz="0" w:space="0" w:color="000000"/>
+                <w:right w:val="none" w:sz="0" w:space="0" w:color="000000"/>
+              </w:pBdr>
+              <w:spacing w:after="20" w:before="20" w:line="240"/>
+              <w:ind w:left="100" w:right="100" w:firstLine="0" w:firstLineChars="0"/>
+              <w:rPr>
+                <w:rFonts w:ascii="Times New Roman" w:hAnsi="Times New Roman" w:eastAsia="Times New Roman" w:cs="Times New Roman"/>
+                <w:i w:val="false"/>
+                <w:b w:val="false"/>
+                <w:u w:val="none"/>
+                <w:strike w:val="false"/>
+                <w:sz w:val="18"/>
+                <w:szCs w:val="18"/>
+                <w:color w:val="000000"/>
+              </w:rPr>
+            </w:pPr>
+            <w:r>
+              <w:rPr>
+                <w:rFonts w:ascii="Times New Roman" w:hAnsi="Times New Roman" w:eastAsia="Times New Roman" w:cs="Times New Roman"/>
+                <w:i w:val="false"/>
+                <w:b w:val="false"/>
+                <w:u w:val="none"/>
+                <w:strike w:val="false"/>
+                <w:sz w:val="18"/>
+                <w:szCs w:val="18"/>
+                <w:color w:val="000000"/>
+              </w:rPr>
+              <w:t xml:space="preserve"/>
+            </w:r>
+          </w:p>
+        </w:tc>
+      </w:tr>
+      <w:tr>
+        <w:trPr>
+          <w:trHeight w:val="400" w:hRule="auto"/>
+        </w:trPr>
+        <w:tc>
+          <w:tcPr>
+            <w:tcBorders>
+              <w:bottom w:val="none" w:sz="0" w:space="0" w:color="000000"/>
+              <w:top w:val="none" w:sz="0" w:space="0" w:color="000000"/>
+              <w:left w:val="none" w:sz="0" w:space="0" w:color="000000"/>
+              <w:right w:val="none" w:sz="0" w:space="0" w:color="000000"/>
+            </w:tcBorders>
+            <w:shd w:val="clear" w:color="auto" w:fill="FFFFFF"/>
+            <w:tcMar>
+              <w:top w:w="0" w:type="dxa"/>
+              <w:bottom w:w="0" w:type="dxa"/>
+              <w:left w:w="0" w:type="dxa"/>
+              <w:right w:w="0" w:type="dxa"/>
+            </w:tcMar>
+            <w:vAlign w:val="center"/>
+          </w:tcPr>
+          <w:p>
+            <w:pPr>
+              <w:pStyle w:val="Normal"/>
+              <w:jc w:val="left"/>
+              <w:pBdr>
+                <w:bottom w:val="none" w:sz="0" w:space="0" w:color="000000"/>
+                <w:top w:val="none" w:sz="0" w:space="0" w:color="000000"/>
+                <w:left w:val="none" w:sz="0" w:space="0" w:color="000000"/>
+                <w:right w:val="none" w:sz="0" w:space="0" w:color="000000"/>
+              </w:pBdr>
+              <w:spacing w:after="20" w:before="20" w:line="240"/>
+              <w:ind w:left="240" w:right="100" w:firstLine="0" w:firstLineChars="0"/>
+              <w:rPr>
+                <w:rFonts w:ascii="Times New Roman" w:hAnsi="Times New Roman" w:eastAsia="Times New Roman" w:cs="Times New Roman"/>
+                <w:i w:val="false"/>
+                <w:b w:val="false"/>
+                <w:u w:val="none"/>
+                <w:strike w:val="false"/>
+                <w:sz w:val="18"/>
+                <w:szCs w:val="18"/>
+                <w:color w:val="000000"/>
+              </w:rPr>
+            </w:pPr>
+            <w:r>
+              <w:rPr>
+                <w:rFonts w:ascii="Times New Roman" w:hAnsi="Times New Roman" w:eastAsia="Times New Roman" w:cs="Times New Roman"/>
+                <w:i w:val="false"/>
+                <w:b w:val="false"/>
+                <w:u w:val="none"/>
+                <w:strike w:val="false"/>
+                <w:sz w:val="18"/>
+                <w:szCs w:val="18"/>
+                <w:color w:val="000000"/>
+              </w:rPr>
+              <w:t xml:space="preserve">With great difficulty</w:t>
+            </w:r>
+          </w:p>
+        </w:tc>
+        <w:tc>
+          <w:tcPr>
+            <w:tcBorders>
+              <w:bottom w:val="none" w:sz="0" w:space="0" w:color="000000"/>
+              <w:top w:val="none" w:sz="0" w:space="0" w:color="000000"/>
+              <w:left w:val="none" w:sz="0" w:space="0" w:color="000000"/>
+              <w:right w:val="none" w:sz="0" w:space="0" w:color="000000"/>
+            </w:tcBorders>
+            <w:shd w:val="clear" w:color="auto" w:fill="FFFFFF"/>
+            <w:tcMar>
+              <w:top w:w="0" w:type="dxa"/>
+              <w:bottom w:w="0" w:type="dxa"/>
+              <w:left w:w="0" w:type="dxa"/>
+              <w:right w:w="0" w:type="dxa"/>
+            </w:tcMar>
+            <w:vAlign w:val="center"/>
+          </w:tcPr>
+          <w:p>
+            <w:pPr>
+              <w:pStyle w:val="Normal"/>
+              <w:jc w:val="left"/>
+              <w:pBdr>
+                <w:bottom w:val="none" w:sz="0" w:space="0" w:color="000000"/>
+                <w:top w:val="none" w:sz="0" w:space="0" w:color="000000"/>
+                <w:left w:val="none" w:sz="0" w:space="0" w:color="000000"/>
+                <w:right w:val="none" w:sz="0" w:space="0" w:color="000000"/>
+              </w:pBdr>
+              <w:spacing w:after="20" w:before="20" w:line="240"/>
+              <w:ind w:left="100" w:right="100" w:firstLine="0" w:firstLineChars="0"/>
+              <w:rPr>
+                <w:rFonts w:ascii="Times New Roman" w:hAnsi="Times New Roman" w:eastAsia="Times New Roman" w:cs="Times New Roman"/>
+                <w:i w:val="false"/>
+                <w:b w:val="false"/>
+                <w:u w:val="none"/>
+                <w:strike w:val="false"/>
+                <w:sz w:val="18"/>
+                <w:szCs w:val="18"/>
+                <w:color w:val="000000"/>
+              </w:rPr>
+            </w:pPr>
+            <w:r>
+              <w:rPr>
+                <w:rFonts w:ascii="Times New Roman" w:hAnsi="Times New Roman" w:eastAsia="Times New Roman" w:cs="Times New Roman"/>
+                <w:i w:val="false"/>
+                <w:b w:val="false"/>
+                <w:u w:val="none"/>
+                <w:strike w:val="false"/>
+                <w:sz w:val="18"/>
+                <w:szCs w:val="18"/>
+                <w:color w:val="000000"/>
+              </w:rPr>
+              <w:t xml:space="preserve">1,234</w:t>
+            </w:r>
+          </w:p>
+        </w:tc>
+        <w:tc>
+          <w:tcPr>
+            <w:tcBorders>
+              <w:bottom w:val="none" w:sz="0" w:space="0" w:color="000000"/>
+              <w:top w:val="none" w:sz="0" w:space="0" w:color="000000"/>
+              <w:left w:val="none" w:sz="0" w:space="0" w:color="000000"/>
+              <w:right w:val="none" w:sz="0" w:space="0" w:color="000000"/>
+            </w:tcBorders>
+            <w:shd w:val="clear" w:color="auto" w:fill="FFFFFF"/>
+            <w:tcMar>
+              <w:top w:w="0" w:type="dxa"/>
+              <w:bottom w:w="0" w:type="dxa"/>
+              <w:left w:w="0" w:type="dxa"/>
+              <w:right w:w="0" w:type="dxa"/>
+            </w:tcMar>
+            <w:vAlign w:val="center"/>
+          </w:tcPr>
+          <w:p>
+            <w:pPr>
+              <w:pStyle w:val="Normal"/>
+              <w:jc w:val="left"/>
+              <w:pBdr>
+                <w:bottom w:val="none" w:sz="0" w:space="0" w:color="000000"/>
+                <w:top w:val="none" w:sz="0" w:space="0" w:color="000000"/>
+                <w:left w:val="none" w:sz="0" w:space="0" w:color="000000"/>
+                <w:right w:val="none" w:sz="0" w:space="0" w:color="000000"/>
+              </w:pBdr>
+              <w:spacing w:after="20" w:before="20" w:line="240"/>
+              <w:ind w:left="100" w:right="100" w:firstLine="0" w:firstLineChars="0"/>
+              <w:rPr>
+                <w:rFonts w:ascii="Times New Roman" w:hAnsi="Times New Roman" w:eastAsia="Times New Roman" w:cs="Times New Roman"/>
+                <w:i w:val="false"/>
+                <w:b w:val="false"/>
+                <w:u w:val="none"/>
+                <w:strike w:val="false"/>
+                <w:sz w:val="18"/>
+                <w:szCs w:val="18"/>
+                <w:color w:val="000000"/>
+              </w:rPr>
+            </w:pPr>
+            <w:r>
+              <w:rPr>
+                <w:rFonts w:ascii="Times New Roman" w:hAnsi="Times New Roman" w:eastAsia="Times New Roman" w:cs="Times New Roman"/>
+                <w:i w:val="false"/>
+                <w:b w:val="false"/>
+                <w:u w:val="none"/>
+                <w:strike w:val="false"/>
+                <w:sz w:val="18"/>
+                <w:szCs w:val="18"/>
+                <w:color w:val="000000"/>
+              </w:rPr>
+              <w:t xml:space="preserve">76.4 (73.5, 79.3)</w:t>
+            </w:r>
+          </w:p>
+        </w:tc>
+        <w:tc>
+          <w:tcPr>
+            <w:tcBorders>
+              <w:bottom w:val="none" w:sz="0" w:space="0" w:color="000000"/>
+              <w:top w:val="none" w:sz="0" w:space="0" w:color="000000"/>
+              <w:left w:val="none" w:sz="0" w:space="0" w:color="000000"/>
+              <w:right w:val="none" w:sz="0" w:space="0" w:color="000000"/>
+            </w:tcBorders>
+            <w:shd w:val="clear" w:color="auto" w:fill="FFFFFF"/>
+            <w:tcMar>
+              <w:top w:w="0" w:type="dxa"/>
+              <w:bottom w:w="0" w:type="dxa"/>
+              <w:left w:w="0" w:type="dxa"/>
+              <w:right w:w="0" w:type="dxa"/>
+            </w:tcMar>
+            <w:vAlign w:val="center"/>
+          </w:tcPr>
+          <w:p>
+            <w:pPr>
+              <w:pStyle w:val="Normal"/>
+              <w:jc w:val="left"/>
+              <w:pBdr>
+                <w:bottom w:val="none" w:sz="0" w:space="0" w:color="000000"/>
+                <w:top w:val="none" w:sz="0" w:space="0" w:color="000000"/>
+                <w:left w:val="none" w:sz="0" w:space="0" w:color="000000"/>
+                <w:right w:val="none" w:sz="0" w:space="0" w:color="000000"/>
+              </w:pBdr>
+              <w:spacing w:after="20" w:before="20" w:line="240"/>
+              <w:ind w:left="100" w:right="100" w:firstLine="0" w:firstLineChars="0"/>
+              <w:rPr>
+                <w:rFonts w:ascii="Times New Roman" w:hAnsi="Times New Roman" w:eastAsia="Times New Roman" w:cs="Times New Roman"/>
+                <w:i w:val="false"/>
+                <w:b w:val="false"/>
+                <w:u w:val="none"/>
+                <w:strike w:val="false"/>
+                <w:sz w:val="18"/>
+                <w:szCs w:val="18"/>
+                <w:color w:val="000000"/>
+              </w:rPr>
+            </w:pPr>
+            <w:r>
+              <w:rPr>
+                <w:rFonts w:ascii="Times New Roman" w:hAnsi="Times New Roman" w:eastAsia="Times New Roman" w:cs="Times New Roman"/>
+                <w:i w:val="false"/>
+                <w:b w:val="false"/>
+                <w:u w:val="none"/>
+                <w:strike w:val="false"/>
+                <w:sz w:val="18"/>
+                <w:szCs w:val="18"/>
+                <w:color w:val="000000"/>
+              </w:rPr>
+              <w:t xml:space="preserve">51.3 (47.5, 55.0)</w:t>
+            </w:r>
+          </w:p>
+        </w:tc>
+        <w:tc>
+          <w:tcPr>
+            <w:tcBorders>
+              <w:bottom w:val="none" w:sz="0" w:space="0" w:color="000000"/>
+              <w:top w:val="none" w:sz="0" w:space="0" w:color="000000"/>
+              <w:left w:val="none" w:sz="0" w:space="0" w:color="000000"/>
+              <w:right w:val="none" w:sz="0" w:space="0" w:color="000000"/>
+            </w:tcBorders>
+            <w:shd w:val="clear" w:color="auto" w:fill="FFFFFF"/>
+            <w:tcMar>
+              <w:top w:w="0" w:type="dxa"/>
+              <w:bottom w:w="0" w:type="dxa"/>
+              <w:left w:w="0" w:type="dxa"/>
+              <w:right w:w="0" w:type="dxa"/>
+            </w:tcMar>
+            <w:vAlign w:val="center"/>
+          </w:tcPr>
+          <w:p>
+            <w:pPr>
+              <w:pStyle w:val="Normal"/>
+              <w:jc w:val="left"/>
+              <w:pBdr>
+                <w:bottom w:val="none" w:sz="0" w:space="0" w:color="000000"/>
+                <w:top w:val="none" w:sz="0" w:space="0" w:color="000000"/>
+                <w:left w:val="none" w:sz="0" w:space="0" w:color="000000"/>
+                <w:right w:val="none" w:sz="0" w:space="0" w:color="000000"/>
+              </w:pBdr>
+              <w:spacing w:after="20" w:before="20" w:line="240"/>
+              <w:ind w:left="100" w:right="100" w:firstLine="0" w:firstLineChars="0"/>
+              <w:rPr>
+                <w:rFonts w:ascii="Times New Roman" w:hAnsi="Times New Roman" w:eastAsia="Times New Roman" w:cs="Times New Roman"/>
+                <w:i w:val="false"/>
+                <w:b w:val="false"/>
+                <w:u w:val="none"/>
+                <w:strike w:val="false"/>
+                <w:sz w:val="18"/>
+                <w:szCs w:val="18"/>
+                <w:color w:val="000000"/>
+              </w:rPr>
+            </w:pPr>
+            <w:r>
+              <w:rPr>
+                <w:rFonts w:ascii="Times New Roman" w:hAnsi="Times New Roman" w:eastAsia="Times New Roman" w:cs="Times New Roman"/>
+                <w:i w:val="false"/>
+                <w:b w:val="false"/>
+                <w:u w:val="none"/>
+                <w:strike w:val="false"/>
+                <w:sz w:val="18"/>
+                <w:szCs w:val="18"/>
+                <w:color w:val="000000"/>
+              </w:rPr>
+              <w:t xml:space="preserve">7.6</w:t>
+            </w:r>
+          </w:p>
+        </w:tc>
+        <w:tc>
+          <w:tcPr>
+            <w:tcBorders>
+              <w:bottom w:val="none" w:sz="0" w:space="0" w:color="000000"/>
+              <w:top w:val="none" w:sz="0" w:space="0" w:color="000000"/>
+              <w:left w:val="none" w:sz="0" w:space="0" w:color="000000"/>
+              <w:right w:val="none" w:sz="0" w:space="0" w:color="000000"/>
+            </w:tcBorders>
+            <w:shd w:val="clear" w:color="auto" w:fill="FFFFFF"/>
+            <w:tcMar>
+              <w:top w:w="0" w:type="dxa"/>
+              <w:bottom w:w="0" w:type="dxa"/>
+              <w:left w:w="0" w:type="dxa"/>
+              <w:right w:w="0" w:type="dxa"/>
+            </w:tcMar>
+            <w:vAlign w:val="center"/>
+          </w:tcPr>
+          <w:p>
+            <w:pPr>
+              <w:pStyle w:val="Normal"/>
+              <w:jc w:val="left"/>
+              <w:pBdr>
+                <w:bottom w:val="none" w:sz="0" w:space="0" w:color="000000"/>
+                <w:top w:val="none" w:sz="0" w:space="0" w:color="000000"/>
+                <w:left w:val="none" w:sz="0" w:space="0" w:color="000000"/>
+                <w:right w:val="none" w:sz="0" w:space="0" w:color="000000"/>
+              </w:pBdr>
+              <w:spacing w:after="20" w:before="20" w:line="240"/>
+              <w:ind w:left="100" w:right="100" w:firstLine="0" w:firstLineChars="0"/>
+              <w:rPr>
+                <w:rFonts w:ascii="Times New Roman" w:hAnsi="Times New Roman" w:eastAsia="Times New Roman" w:cs="Times New Roman"/>
+                <w:i w:val="false"/>
+                <w:b w:val="false"/>
+                <w:u w:val="none"/>
+                <w:strike w:val="false"/>
+                <w:sz w:val="18"/>
+                <w:szCs w:val="18"/>
+                <w:color w:val="000000"/>
+              </w:rPr>
+            </w:pPr>
+            <w:r>
+              <w:rPr>
+                <w:rFonts w:ascii="Times New Roman" w:hAnsi="Times New Roman" w:eastAsia="Times New Roman" w:cs="Times New Roman"/>
+                <w:i w:val="false"/>
+                <w:b w:val="false"/>
+                <w:u w:val="none"/>
+                <w:strike w:val="false"/>
+                <w:sz w:val="18"/>
+                <w:szCs w:val="18"/>
+                <w:color w:val="000000"/>
+              </w:rPr>
+              <w:t xml:space="preserve">42.0</w:t>
+            </w:r>
+          </w:p>
+        </w:tc>
+      </w:tr>
+      <w:tr>
+        <w:trPr>
+          <w:trHeight w:val="400" w:hRule="auto"/>
+        </w:trPr>
+        <w:tc>
+          <w:tcPr>
+            <w:tcBorders>
+              <w:bottom w:val="none" w:sz="0" w:space="0" w:color="000000"/>
+              <w:top w:val="none" w:sz="0" w:space="0" w:color="000000"/>
+              <w:left w:val="none" w:sz="0" w:space="0" w:color="000000"/>
+              <w:right w:val="none" w:sz="0" w:space="0" w:color="000000"/>
+            </w:tcBorders>
+            <w:shd w:val="clear" w:color="auto" w:fill="FFFFFF"/>
+            <w:tcMar>
+              <w:top w:w="0" w:type="dxa"/>
+              <w:bottom w:w="0" w:type="dxa"/>
+              <w:left w:w="0" w:type="dxa"/>
+              <w:right w:w="0" w:type="dxa"/>
+            </w:tcMar>
+            <w:vAlign w:val="center"/>
+          </w:tcPr>
+          <w:p>
+            <w:pPr>
+              <w:pStyle w:val="Normal"/>
+              <w:jc w:val="left"/>
+              <w:pBdr>
+                <w:bottom w:val="none" w:sz="0" w:space="0" w:color="000000"/>
+                <w:top w:val="none" w:sz="0" w:space="0" w:color="000000"/>
+                <w:left w:val="none" w:sz="0" w:space="0" w:color="000000"/>
+                <w:right w:val="none" w:sz="0" w:space="0" w:color="000000"/>
+              </w:pBdr>
+              <w:spacing w:after="20" w:before="20" w:line="240"/>
+              <w:ind w:left="240" w:right="100" w:firstLine="0" w:firstLineChars="0"/>
+              <w:rPr>
+                <w:rFonts w:ascii="Times New Roman" w:hAnsi="Times New Roman" w:eastAsia="Times New Roman" w:cs="Times New Roman"/>
+                <w:i w:val="false"/>
+                <w:b w:val="false"/>
+                <w:u w:val="none"/>
+                <w:strike w:val="false"/>
+                <w:sz w:val="18"/>
+                <w:szCs w:val="18"/>
+                <w:color w:val="000000"/>
+              </w:rPr>
+            </w:pPr>
+            <w:r>
+              <w:rPr>
+                <w:rFonts w:ascii="Times New Roman" w:hAnsi="Times New Roman" w:eastAsia="Times New Roman" w:cs="Times New Roman"/>
+                <w:i w:val="false"/>
+                <w:b w:val="false"/>
+                <w:u w:val="none"/>
+                <w:strike w:val="false"/>
+                <w:sz w:val="18"/>
+                <w:szCs w:val="18"/>
+                <w:color w:val="000000"/>
+              </w:rPr>
+              <w:t xml:space="preserve">With difficulty</w:t>
+            </w:r>
+          </w:p>
+        </w:tc>
+        <w:tc>
+          <w:tcPr>
+            <w:tcBorders>
+              <w:bottom w:val="none" w:sz="0" w:space="0" w:color="000000"/>
+              <w:top w:val="none" w:sz="0" w:space="0" w:color="000000"/>
+              <w:left w:val="none" w:sz="0" w:space="0" w:color="000000"/>
+              <w:right w:val="none" w:sz="0" w:space="0" w:color="000000"/>
+            </w:tcBorders>
+            <w:shd w:val="clear" w:color="auto" w:fill="FFFFFF"/>
+            <w:tcMar>
+              <w:top w:w="0" w:type="dxa"/>
+              <w:bottom w:w="0" w:type="dxa"/>
+              <w:left w:w="0" w:type="dxa"/>
+              <w:right w:w="0" w:type="dxa"/>
+            </w:tcMar>
+            <w:vAlign w:val="center"/>
+          </w:tcPr>
+          <w:p>
+            <w:pPr>
+              <w:pStyle w:val="Normal"/>
+              <w:jc w:val="left"/>
+              <w:pBdr>
+                <w:bottom w:val="none" w:sz="0" w:space="0" w:color="000000"/>
+                <w:top w:val="none" w:sz="0" w:space="0" w:color="000000"/>
+                <w:left w:val="none" w:sz="0" w:space="0" w:color="000000"/>
+                <w:right w:val="none" w:sz="0" w:space="0" w:color="000000"/>
+              </w:pBdr>
+              <w:spacing w:after="20" w:before="20" w:line="240"/>
+              <w:ind w:left="100" w:right="100" w:firstLine="0" w:firstLineChars="0"/>
+              <w:rPr>
+                <w:rFonts w:ascii="Times New Roman" w:hAnsi="Times New Roman" w:eastAsia="Times New Roman" w:cs="Times New Roman"/>
+                <w:i w:val="false"/>
+                <w:b w:val="false"/>
+                <w:u w:val="none"/>
+                <w:strike w:val="false"/>
+                <w:sz w:val="18"/>
+                <w:szCs w:val="18"/>
+                <w:color w:val="000000"/>
+              </w:rPr>
+            </w:pPr>
+            <w:r>
+              <w:rPr>
+                <w:rFonts w:ascii="Times New Roman" w:hAnsi="Times New Roman" w:eastAsia="Times New Roman" w:cs="Times New Roman"/>
+                <w:i w:val="false"/>
+                <w:b w:val="false"/>
+                <w:u w:val="none"/>
+                <w:strike w:val="false"/>
+                <w:sz w:val="18"/>
+                <w:szCs w:val="18"/>
+                <w:color w:val="000000"/>
+              </w:rPr>
+              <w:t xml:space="preserve">6,981</w:t>
+            </w:r>
+          </w:p>
+        </w:tc>
+        <w:tc>
+          <w:tcPr>
+            <w:tcBorders>
+              <w:bottom w:val="none" w:sz="0" w:space="0" w:color="000000"/>
+              <w:top w:val="none" w:sz="0" w:space="0" w:color="000000"/>
+              <w:left w:val="none" w:sz="0" w:space="0" w:color="000000"/>
+              <w:right w:val="none" w:sz="0" w:space="0" w:color="000000"/>
+            </w:tcBorders>
+            <w:shd w:val="clear" w:color="auto" w:fill="FFFFFF"/>
+            <w:tcMar>
+              <w:top w:w="0" w:type="dxa"/>
+              <w:bottom w:w="0" w:type="dxa"/>
+              <w:left w:w="0" w:type="dxa"/>
+              <w:right w:w="0" w:type="dxa"/>
+            </w:tcMar>
+            <w:vAlign w:val="center"/>
+          </w:tcPr>
+          <w:p>
+            <w:pPr>
+              <w:pStyle w:val="Normal"/>
+              <w:jc w:val="left"/>
+              <w:pBdr>
+                <w:bottom w:val="none" w:sz="0" w:space="0" w:color="000000"/>
+                <w:top w:val="none" w:sz="0" w:space="0" w:color="000000"/>
+                <w:left w:val="none" w:sz="0" w:space="0" w:color="000000"/>
+                <w:right w:val="none" w:sz="0" w:space="0" w:color="000000"/>
+              </w:pBdr>
+              <w:spacing w:after="20" w:before="20" w:line="240"/>
+              <w:ind w:left="100" w:right="100" w:firstLine="0" w:firstLineChars="0"/>
+              <w:rPr>
+                <w:rFonts w:ascii="Times New Roman" w:hAnsi="Times New Roman" w:eastAsia="Times New Roman" w:cs="Times New Roman"/>
+                <w:i w:val="false"/>
+                <w:b w:val="false"/>
+                <w:u w:val="none"/>
+                <w:strike w:val="false"/>
+                <w:sz w:val="18"/>
+                <w:szCs w:val="18"/>
+                <w:color w:val="000000"/>
+              </w:rPr>
+            </w:pPr>
+            <w:r>
+              <w:rPr>
+                <w:rFonts w:ascii="Times New Roman" w:hAnsi="Times New Roman" w:eastAsia="Times New Roman" w:cs="Times New Roman"/>
+                <w:i w:val="false"/>
+                <w:b w:val="false"/>
+                <w:u w:val="none"/>
+                <w:strike w:val="false"/>
+                <w:sz w:val="18"/>
+                <w:szCs w:val="18"/>
+                <w:color w:val="000000"/>
+              </w:rPr>
+              <w:t xml:space="preserve">55.6 (54.2, 56.9)</w:t>
+            </w:r>
+          </w:p>
+        </w:tc>
+        <w:tc>
+          <w:tcPr>
+            <w:tcBorders>
+              <w:bottom w:val="none" w:sz="0" w:space="0" w:color="000000"/>
+              <w:top w:val="none" w:sz="0" w:space="0" w:color="000000"/>
+              <w:left w:val="none" w:sz="0" w:space="0" w:color="000000"/>
+              <w:right w:val="none" w:sz="0" w:space="0" w:color="000000"/>
+            </w:tcBorders>
+            <w:shd w:val="clear" w:color="auto" w:fill="FFFFFF"/>
+            <w:tcMar>
+              <w:top w:w="0" w:type="dxa"/>
+              <w:bottom w:w="0" w:type="dxa"/>
+              <w:left w:w="0" w:type="dxa"/>
+              <w:right w:w="0" w:type="dxa"/>
+            </w:tcMar>
+            <w:vAlign w:val="center"/>
+          </w:tcPr>
+          <w:p>
+            <w:pPr>
+              <w:pStyle w:val="Normal"/>
+              <w:jc w:val="left"/>
+              <w:pBdr>
+                <w:bottom w:val="none" w:sz="0" w:space="0" w:color="000000"/>
+                <w:top w:val="none" w:sz="0" w:space="0" w:color="000000"/>
+                <w:left w:val="none" w:sz="0" w:space="0" w:color="000000"/>
+                <w:right w:val="none" w:sz="0" w:space="0" w:color="000000"/>
+              </w:pBdr>
+              <w:spacing w:after="20" w:before="20" w:line="240"/>
+              <w:ind w:left="100" w:right="100" w:firstLine="0" w:firstLineChars="0"/>
+              <w:rPr>
+                <w:rFonts w:ascii="Times New Roman" w:hAnsi="Times New Roman" w:eastAsia="Times New Roman" w:cs="Times New Roman"/>
+                <w:i w:val="false"/>
+                <w:b w:val="false"/>
+                <w:u w:val="none"/>
+                <w:strike w:val="false"/>
+                <w:sz w:val="18"/>
+                <w:szCs w:val="18"/>
+                <w:color w:val="000000"/>
+              </w:rPr>
+            </w:pPr>
+            <w:r>
+              <w:rPr>
+                <w:rFonts w:ascii="Times New Roman" w:hAnsi="Times New Roman" w:eastAsia="Times New Roman" w:cs="Times New Roman"/>
+                <w:i w:val="false"/>
+                <w:b w:val="false"/>
+                <w:u w:val="none"/>
+                <w:strike w:val="false"/>
+                <w:sz w:val="18"/>
+                <w:szCs w:val="18"/>
+                <w:color w:val="000000"/>
+              </w:rPr>
+              <w:t xml:space="preserve">63.6 (61.9, 65.4)</w:t>
+            </w:r>
+          </w:p>
+        </w:tc>
+        <w:tc>
+          <w:tcPr>
+            <w:tcBorders>
+              <w:bottom w:val="none" w:sz="0" w:space="0" w:color="000000"/>
+              <w:top w:val="none" w:sz="0" w:space="0" w:color="000000"/>
+              <w:left w:val="none" w:sz="0" w:space="0" w:color="000000"/>
+              <w:right w:val="none" w:sz="0" w:space="0" w:color="000000"/>
+            </w:tcBorders>
+            <w:shd w:val="clear" w:color="auto" w:fill="FFFFFF"/>
+            <w:tcMar>
+              <w:top w:w="0" w:type="dxa"/>
+              <w:bottom w:w="0" w:type="dxa"/>
+              <w:left w:w="0" w:type="dxa"/>
+              <w:right w:w="0" w:type="dxa"/>
+            </w:tcMar>
+            <w:vAlign w:val="center"/>
+          </w:tcPr>
+          <w:p>
+            <w:pPr>
+              <w:pStyle w:val="Normal"/>
+              <w:jc w:val="left"/>
+              <w:pBdr>
+                <w:bottom w:val="none" w:sz="0" w:space="0" w:color="000000"/>
+                <w:top w:val="none" w:sz="0" w:space="0" w:color="000000"/>
+                <w:left w:val="none" w:sz="0" w:space="0" w:color="000000"/>
+                <w:right w:val="none" w:sz="0" w:space="0" w:color="000000"/>
+              </w:pBdr>
+              <w:spacing w:after="20" w:before="20" w:line="240"/>
+              <w:ind w:left="100" w:right="100" w:firstLine="0" w:firstLineChars="0"/>
+              <w:rPr>
+                <w:rFonts w:ascii="Times New Roman" w:hAnsi="Times New Roman" w:eastAsia="Times New Roman" w:cs="Times New Roman"/>
+                <w:i w:val="false"/>
+                <w:b w:val="false"/>
+                <w:u w:val="none"/>
+                <w:strike w:val="false"/>
+                <w:sz w:val="18"/>
+                <w:szCs w:val="18"/>
+                <w:color w:val="000000"/>
+              </w:rPr>
+            </w:pPr>
+            <w:r>
+              <w:rPr>
+                <w:rFonts w:ascii="Times New Roman" w:hAnsi="Times New Roman" w:eastAsia="Times New Roman" w:cs="Times New Roman"/>
+                <w:i w:val="false"/>
+                <w:b w:val="false"/>
+                <w:u w:val="none"/>
+                <w:strike w:val="false"/>
+                <w:sz w:val="18"/>
+                <w:szCs w:val="18"/>
+                <w:color w:val="000000"/>
+              </w:rPr>
+              <w:t xml:space="preserve">36.8</w:t>
+            </w:r>
+          </w:p>
+        </w:tc>
+        <w:tc>
+          <w:tcPr>
+            <w:tcBorders>
+              <w:bottom w:val="none" w:sz="0" w:space="0" w:color="000000"/>
+              <w:top w:val="none" w:sz="0" w:space="0" w:color="000000"/>
+              <w:left w:val="none" w:sz="0" w:space="0" w:color="000000"/>
+              <w:right w:val="none" w:sz="0" w:space="0" w:color="000000"/>
+            </w:tcBorders>
+            <w:shd w:val="clear" w:color="auto" w:fill="FFFFFF"/>
+            <w:tcMar>
+              <w:top w:w="0" w:type="dxa"/>
+              <w:bottom w:w="0" w:type="dxa"/>
+              <w:left w:w="0" w:type="dxa"/>
+              <w:right w:w="0" w:type="dxa"/>
+            </w:tcMar>
+            <w:vAlign w:val="center"/>
+          </w:tcPr>
+          <w:p>
+            <w:pPr>
+              <w:pStyle w:val="Normal"/>
+              <w:jc w:val="left"/>
+              <w:pBdr>
+                <w:bottom w:val="none" w:sz="0" w:space="0" w:color="000000"/>
+                <w:top w:val="none" w:sz="0" w:space="0" w:color="000000"/>
+                <w:left w:val="none" w:sz="0" w:space="0" w:color="000000"/>
+                <w:right w:val="none" w:sz="0" w:space="0" w:color="000000"/>
+              </w:pBdr>
+              <w:spacing w:after="20" w:before="20" w:line="240"/>
+              <w:ind w:left="100" w:right="100" w:firstLine="0" w:firstLineChars="0"/>
+              <w:rPr>
+                <w:rFonts w:ascii="Times New Roman" w:hAnsi="Times New Roman" w:eastAsia="Times New Roman" w:cs="Times New Roman"/>
+                <w:i w:val="false"/>
+                <w:b w:val="false"/>
+                <w:u w:val="none"/>
+                <w:strike w:val="false"/>
+                <w:sz w:val="18"/>
+                <w:szCs w:val="18"/>
+                <w:color w:val="000000"/>
+              </w:rPr>
+            </w:pPr>
+            <w:r>
+              <w:rPr>
+                <w:rFonts w:ascii="Times New Roman" w:hAnsi="Times New Roman" w:eastAsia="Times New Roman" w:cs="Times New Roman"/>
+                <w:i w:val="false"/>
+                <w:b w:val="false"/>
+                <w:u w:val="none"/>
+                <w:strike w:val="false"/>
+                <w:sz w:val="18"/>
+                <w:szCs w:val="18"/>
+                <w:color w:val="000000"/>
+              </w:rPr>
+              <w:t xml:space="preserve">52.9</w:t>
+            </w:r>
+          </w:p>
+        </w:tc>
+      </w:tr>
+      <w:tr>
+        <w:trPr>
+          <w:trHeight w:val="400" w:hRule="auto"/>
+        </w:trPr>
+        <w:tc>
+          <w:tcPr>
+            <w:tcBorders>
+              <w:bottom w:val="none" w:sz="0" w:space="0" w:color="000000"/>
+              <w:top w:val="none" w:sz="0" w:space="0" w:color="000000"/>
+              <w:left w:val="none" w:sz="0" w:space="0" w:color="000000"/>
+              <w:right w:val="none" w:sz="0" w:space="0" w:color="000000"/>
+            </w:tcBorders>
+            <w:shd w:val="clear" w:color="auto" w:fill="FFFFFF"/>
+            <w:tcMar>
+              <w:top w:w="0" w:type="dxa"/>
+              <w:bottom w:w="0" w:type="dxa"/>
+              <w:left w:w="0" w:type="dxa"/>
+              <w:right w:w="0" w:type="dxa"/>
+            </w:tcMar>
+            <w:vAlign w:val="center"/>
+          </w:tcPr>
+          <w:p>
+            <w:pPr>
+              <w:pStyle w:val="Normal"/>
+              <w:jc w:val="left"/>
+              <w:pBdr>
+                <w:bottom w:val="none" w:sz="0" w:space="0" w:color="000000"/>
+                <w:top w:val="none" w:sz="0" w:space="0" w:color="000000"/>
+                <w:left w:val="none" w:sz="0" w:space="0" w:color="000000"/>
+                <w:right w:val="none" w:sz="0" w:space="0" w:color="000000"/>
+              </w:pBdr>
+              <w:spacing w:after="20" w:before="20" w:line="240"/>
+              <w:ind w:left="240" w:right="100" w:firstLine="0" w:firstLineChars="0"/>
+              <w:rPr>
+                <w:rFonts w:ascii="Times New Roman" w:hAnsi="Times New Roman" w:eastAsia="Times New Roman" w:cs="Times New Roman"/>
+                <w:i w:val="false"/>
+                <w:b w:val="false"/>
+                <w:u w:val="none"/>
+                <w:strike w:val="false"/>
+                <w:sz w:val="18"/>
+                <w:szCs w:val="18"/>
+                <w:color w:val="000000"/>
+              </w:rPr>
+            </w:pPr>
+            <w:r>
+              <w:rPr>
+                <w:rFonts w:ascii="Times New Roman" w:hAnsi="Times New Roman" w:eastAsia="Times New Roman" w:cs="Times New Roman"/>
+                <w:i w:val="false"/>
+                <w:b w:val="false"/>
+                <w:u w:val="none"/>
+                <w:strike w:val="false"/>
+                <w:sz w:val="18"/>
+                <w:szCs w:val="18"/>
+                <w:color w:val="000000"/>
+              </w:rPr>
+              <w:t xml:space="preserve">With some difficulty</w:t>
+            </w:r>
+          </w:p>
+        </w:tc>
+        <w:tc>
+          <w:tcPr>
+            <w:tcBorders>
+              <w:bottom w:val="none" w:sz="0" w:space="0" w:color="000000"/>
+              <w:top w:val="none" w:sz="0" w:space="0" w:color="000000"/>
+              <w:left w:val="none" w:sz="0" w:space="0" w:color="000000"/>
+              <w:right w:val="none" w:sz="0" w:space="0" w:color="000000"/>
+            </w:tcBorders>
+            <w:shd w:val="clear" w:color="auto" w:fill="FFFFFF"/>
+            <w:tcMar>
+              <w:top w:w="0" w:type="dxa"/>
+              <w:bottom w:w="0" w:type="dxa"/>
+              <w:left w:w="0" w:type="dxa"/>
+              <w:right w:w="0" w:type="dxa"/>
+            </w:tcMar>
+            <w:vAlign w:val="center"/>
+          </w:tcPr>
+          <w:p>
+            <w:pPr>
+              <w:pStyle w:val="Normal"/>
+              <w:jc w:val="left"/>
+              <w:pBdr>
+                <w:bottom w:val="none" w:sz="0" w:space="0" w:color="000000"/>
+                <w:top w:val="none" w:sz="0" w:space="0" w:color="000000"/>
+                <w:left w:val="none" w:sz="0" w:space="0" w:color="000000"/>
+                <w:right w:val="none" w:sz="0" w:space="0" w:color="000000"/>
+              </w:pBdr>
+              <w:spacing w:after="20" w:before="20" w:line="240"/>
+              <w:ind w:left="100" w:right="100" w:firstLine="0" w:firstLineChars="0"/>
+              <w:rPr>
+                <w:rFonts w:ascii="Times New Roman" w:hAnsi="Times New Roman" w:eastAsia="Times New Roman" w:cs="Times New Roman"/>
+                <w:i w:val="false"/>
+                <w:b w:val="false"/>
+                <w:u w:val="none"/>
+                <w:strike w:val="false"/>
+                <w:sz w:val="18"/>
+                <w:szCs w:val="18"/>
+                <w:color w:val="000000"/>
+              </w:rPr>
+            </w:pPr>
+            <w:r>
+              <w:rPr>
+                <w:rFonts w:ascii="Times New Roman" w:hAnsi="Times New Roman" w:eastAsia="Times New Roman" w:cs="Times New Roman"/>
+                <w:i w:val="false"/>
+                <w:b w:val="false"/>
+                <w:u w:val="none"/>
+                <w:strike w:val="false"/>
+                <w:sz w:val="18"/>
+                <w:szCs w:val="18"/>
+                <w:color w:val="000000"/>
+              </w:rPr>
+              <w:t xml:space="preserve">11,545</w:t>
+            </w:r>
+          </w:p>
+        </w:tc>
+        <w:tc>
+          <w:tcPr>
+            <w:tcBorders>
+              <w:bottom w:val="none" w:sz="0" w:space="0" w:color="000000"/>
+              <w:top w:val="none" w:sz="0" w:space="0" w:color="000000"/>
+              <w:left w:val="none" w:sz="0" w:space="0" w:color="000000"/>
+              <w:right w:val="none" w:sz="0" w:space="0" w:color="000000"/>
+            </w:tcBorders>
+            <w:shd w:val="clear" w:color="auto" w:fill="FFFFFF"/>
+            <w:tcMar>
+              <w:top w:w="0" w:type="dxa"/>
+              <w:bottom w:w="0" w:type="dxa"/>
+              <w:left w:w="0" w:type="dxa"/>
+              <w:right w:w="0" w:type="dxa"/>
+            </w:tcMar>
+            <w:vAlign w:val="center"/>
+          </w:tcPr>
+          <w:p>
+            <w:pPr>
+              <w:pStyle w:val="Normal"/>
+              <w:jc w:val="left"/>
+              <w:pBdr>
+                <w:bottom w:val="none" w:sz="0" w:space="0" w:color="000000"/>
+                <w:top w:val="none" w:sz="0" w:space="0" w:color="000000"/>
+                <w:left w:val="none" w:sz="0" w:space="0" w:color="000000"/>
+                <w:right w:val="none" w:sz="0" w:space="0" w:color="000000"/>
+              </w:pBdr>
+              <w:spacing w:after="20" w:before="20" w:line="240"/>
+              <w:ind w:left="100" w:right="100" w:firstLine="0" w:firstLineChars="0"/>
+              <w:rPr>
+                <w:rFonts w:ascii="Times New Roman" w:hAnsi="Times New Roman" w:eastAsia="Times New Roman" w:cs="Times New Roman"/>
+                <w:i w:val="false"/>
+                <w:b w:val="false"/>
+                <w:u w:val="none"/>
+                <w:strike w:val="false"/>
+                <w:sz w:val="18"/>
+                <w:szCs w:val="18"/>
+                <w:color w:val="000000"/>
+              </w:rPr>
+            </w:pPr>
+            <w:r>
+              <w:rPr>
+                <w:rFonts w:ascii="Times New Roman" w:hAnsi="Times New Roman" w:eastAsia="Times New Roman" w:cs="Times New Roman"/>
+                <w:i w:val="false"/>
+                <w:b w:val="false"/>
+                <w:u w:val="none"/>
+                <w:strike w:val="false"/>
+                <w:sz w:val="18"/>
+                <w:szCs w:val="18"/>
+                <w:color w:val="000000"/>
+              </w:rPr>
+              <w:t xml:space="preserve">33.9 (32.9, 34.9)</w:t>
+            </w:r>
+          </w:p>
+        </w:tc>
+        <w:tc>
+          <w:tcPr>
+            <w:tcBorders>
+              <w:bottom w:val="none" w:sz="0" w:space="0" w:color="000000"/>
+              <w:top w:val="none" w:sz="0" w:space="0" w:color="000000"/>
+              <w:left w:val="none" w:sz="0" w:space="0" w:color="000000"/>
+              <w:right w:val="none" w:sz="0" w:space="0" w:color="000000"/>
+            </w:tcBorders>
+            <w:shd w:val="clear" w:color="auto" w:fill="FFFFFF"/>
+            <w:tcMar>
+              <w:top w:w="0" w:type="dxa"/>
+              <w:bottom w:w="0" w:type="dxa"/>
+              <w:left w:w="0" w:type="dxa"/>
+              <w:right w:w="0" w:type="dxa"/>
+            </w:tcMar>
+            <w:vAlign w:val="center"/>
+          </w:tcPr>
+          <w:p>
+            <w:pPr>
+              <w:pStyle w:val="Normal"/>
+              <w:jc w:val="left"/>
+              <w:pBdr>
+                <w:bottom w:val="none" w:sz="0" w:space="0" w:color="000000"/>
+                <w:top w:val="none" w:sz="0" w:space="0" w:color="000000"/>
+                <w:left w:val="none" w:sz="0" w:space="0" w:color="000000"/>
+                <w:right w:val="none" w:sz="0" w:space="0" w:color="000000"/>
+              </w:pBdr>
+              <w:spacing w:after="20" w:before="20" w:line="240"/>
+              <w:ind w:left="100" w:right="100" w:firstLine="0" w:firstLineChars="0"/>
+              <w:rPr>
+                <w:rFonts w:ascii="Times New Roman" w:hAnsi="Times New Roman" w:eastAsia="Times New Roman" w:cs="Times New Roman"/>
+                <w:i w:val="false"/>
+                <w:b w:val="false"/>
+                <w:u w:val="none"/>
+                <w:strike w:val="false"/>
+                <w:sz w:val="18"/>
+                <w:szCs w:val="18"/>
+                <w:color w:val="000000"/>
+              </w:rPr>
+            </w:pPr>
+            <w:r>
+              <w:rPr>
+                <w:rFonts w:ascii="Times New Roman" w:hAnsi="Times New Roman" w:eastAsia="Times New Roman" w:cs="Times New Roman"/>
+                <w:i w:val="false"/>
+                <w:b w:val="false"/>
+                <w:u w:val="none"/>
+                <w:strike w:val="false"/>
+                <w:sz w:val="18"/>
+                <w:szCs w:val="18"/>
+                <w:color w:val="000000"/>
+              </w:rPr>
+              <w:t xml:space="preserve">72.8 (71.3, 74.3)</w:t>
+            </w:r>
+          </w:p>
+        </w:tc>
+        <w:tc>
+          <w:tcPr>
+            <w:tcBorders>
+              <w:bottom w:val="none" w:sz="0" w:space="0" w:color="000000"/>
+              <w:top w:val="none" w:sz="0" w:space="0" w:color="000000"/>
+              <w:left w:val="none" w:sz="0" w:space="0" w:color="000000"/>
+              <w:right w:val="none" w:sz="0" w:space="0" w:color="000000"/>
+            </w:tcBorders>
+            <w:shd w:val="clear" w:color="auto" w:fill="FFFFFF"/>
+            <w:tcMar>
+              <w:top w:w="0" w:type="dxa"/>
+              <w:bottom w:w="0" w:type="dxa"/>
+              <w:left w:w="0" w:type="dxa"/>
+              <w:right w:w="0" w:type="dxa"/>
+            </w:tcMar>
+            <w:vAlign w:val="center"/>
+          </w:tcPr>
+          <w:p>
+            <w:pPr>
+              <w:pStyle w:val="Normal"/>
+              <w:jc w:val="left"/>
+              <w:pBdr>
+                <w:bottom w:val="none" w:sz="0" w:space="0" w:color="000000"/>
+                <w:top w:val="none" w:sz="0" w:space="0" w:color="000000"/>
+                <w:left w:val="none" w:sz="0" w:space="0" w:color="000000"/>
+                <w:right w:val="none" w:sz="0" w:space="0" w:color="000000"/>
+              </w:pBdr>
+              <w:spacing w:after="20" w:before="20" w:line="240"/>
+              <w:ind w:left="100" w:right="100" w:firstLine="0" w:firstLineChars="0"/>
+              <w:rPr>
+                <w:rFonts w:ascii="Times New Roman" w:hAnsi="Times New Roman" w:eastAsia="Times New Roman" w:cs="Times New Roman"/>
+                <w:i w:val="false"/>
+                <w:b w:val="false"/>
+                <w:u w:val="none"/>
+                <w:strike w:val="false"/>
+                <w:sz w:val="18"/>
+                <w:szCs w:val="18"/>
+                <w:color w:val="000000"/>
+              </w:rPr>
+            </w:pPr>
+            <w:r>
+              <w:rPr>
+                <w:rFonts w:ascii="Times New Roman" w:hAnsi="Times New Roman" w:eastAsia="Times New Roman" w:cs="Times New Roman"/>
+                <w:i w:val="false"/>
+                <w:b w:val="false"/>
+                <w:u w:val="none"/>
+                <w:strike w:val="false"/>
+                <w:sz w:val="18"/>
+                <w:szCs w:val="18"/>
+                <w:color w:val="000000"/>
+              </w:rPr>
+              <w:t xml:space="preserve">43.9</w:t>
+            </w:r>
+          </w:p>
+        </w:tc>
+        <w:tc>
+          <w:tcPr>
+            <w:tcBorders>
+              <w:bottom w:val="none" w:sz="0" w:space="0" w:color="000000"/>
+              <w:top w:val="none" w:sz="0" w:space="0" w:color="000000"/>
+              <w:left w:val="none" w:sz="0" w:space="0" w:color="000000"/>
+              <w:right w:val="none" w:sz="0" w:space="0" w:color="000000"/>
+            </w:tcBorders>
+            <w:shd w:val="clear" w:color="auto" w:fill="FFFFFF"/>
+            <w:tcMar>
+              <w:top w:w="0" w:type="dxa"/>
+              <w:bottom w:w="0" w:type="dxa"/>
+              <w:left w:w="0" w:type="dxa"/>
+              <w:right w:w="0" w:type="dxa"/>
+            </w:tcMar>
+            <w:vAlign w:val="center"/>
+          </w:tcPr>
+          <w:p>
+            <w:pPr>
+              <w:pStyle w:val="Normal"/>
+              <w:jc w:val="left"/>
+              <w:pBdr>
+                <w:bottom w:val="none" w:sz="0" w:space="0" w:color="000000"/>
+                <w:top w:val="none" w:sz="0" w:space="0" w:color="000000"/>
+                <w:left w:val="none" w:sz="0" w:space="0" w:color="000000"/>
+                <w:right w:val="none" w:sz="0" w:space="0" w:color="000000"/>
+              </w:pBdr>
+              <w:spacing w:after="20" w:before="20" w:line="240"/>
+              <w:ind w:left="100" w:right="100" w:firstLine="0" w:firstLineChars="0"/>
+              <w:rPr>
+                <w:rFonts w:ascii="Times New Roman" w:hAnsi="Times New Roman" w:eastAsia="Times New Roman" w:cs="Times New Roman"/>
+                <w:i w:val="false"/>
+                <w:b w:val="false"/>
+                <w:u w:val="none"/>
+                <w:strike w:val="false"/>
+                <w:sz w:val="18"/>
+                <w:szCs w:val="18"/>
+                <w:color w:val="000000"/>
+              </w:rPr>
+            </w:pPr>
+            <w:r>
+              <w:rPr>
+                <w:rFonts w:ascii="Times New Roman" w:hAnsi="Times New Roman" w:eastAsia="Times New Roman" w:cs="Times New Roman"/>
+                <w:i w:val="false"/>
+                <w:b w:val="false"/>
+                <w:u w:val="none"/>
+                <w:strike w:val="false"/>
+                <w:sz w:val="18"/>
+                <w:szCs w:val="18"/>
+                <w:color w:val="000000"/>
+              </w:rPr>
+              <w:t xml:space="preserve">63.0</w:t>
+            </w:r>
+          </w:p>
+        </w:tc>
+      </w:tr>
+      <w:tr>
+        <w:trPr>
+          <w:trHeight w:val="400" w:hRule="auto"/>
+        </w:trPr>
+        <w:tc>
+          <w:tcPr>
+            <w:tcBorders>
+              <w:bottom w:val="none" w:sz="0" w:space="0" w:color="000000"/>
+              <w:top w:val="none" w:sz="0" w:space="0" w:color="000000"/>
+              <w:left w:val="none" w:sz="0" w:space="0" w:color="000000"/>
+              <w:right w:val="none" w:sz="0" w:space="0" w:color="000000"/>
+            </w:tcBorders>
+            <w:shd w:val="clear" w:color="auto" w:fill="FFFFFF"/>
+            <w:tcMar>
+              <w:top w:w="0" w:type="dxa"/>
+              <w:bottom w:w="0" w:type="dxa"/>
+              <w:left w:w="0" w:type="dxa"/>
+              <w:right w:w="0" w:type="dxa"/>
+            </w:tcMar>
+            <w:vAlign w:val="center"/>
+          </w:tcPr>
+          <w:p>
+            <w:pPr>
+              <w:pStyle w:val="Normal"/>
+              <w:jc w:val="left"/>
+              <w:pBdr>
+                <w:bottom w:val="none" w:sz="0" w:space="0" w:color="000000"/>
+                <w:top w:val="none" w:sz="0" w:space="0" w:color="000000"/>
+                <w:left w:val="none" w:sz="0" w:space="0" w:color="000000"/>
+                <w:right w:val="none" w:sz="0" w:space="0" w:color="000000"/>
+              </w:pBdr>
+              <w:spacing w:after="20" w:before="20" w:line="240"/>
+              <w:ind w:left="240" w:right="100" w:firstLine="0" w:firstLineChars="0"/>
+              <w:rPr>
+                <w:rFonts w:ascii="Times New Roman" w:hAnsi="Times New Roman" w:eastAsia="Times New Roman" w:cs="Times New Roman"/>
+                <w:i w:val="false"/>
+                <w:b w:val="false"/>
+                <w:u w:val="none"/>
+                <w:strike w:val="false"/>
+                <w:sz w:val="18"/>
+                <w:szCs w:val="18"/>
+                <w:color w:val="000000"/>
+              </w:rPr>
+            </w:pPr>
+            <w:r>
+              <w:rPr>
+                <w:rFonts w:ascii="Times New Roman" w:hAnsi="Times New Roman" w:eastAsia="Times New Roman" w:cs="Times New Roman"/>
+                <w:i w:val="false"/>
+                <w:b w:val="false"/>
+                <w:u w:val="none"/>
+                <w:strike w:val="false"/>
+                <w:sz w:val="18"/>
+                <w:szCs w:val="18"/>
+                <w:color w:val="000000"/>
+              </w:rPr>
+              <w:t xml:space="preserve">Fairly easily or more easily</w:t>
+            </w:r>
+          </w:p>
+        </w:tc>
+        <w:tc>
+          <w:tcPr>
+            <w:tcBorders>
+              <w:bottom w:val="none" w:sz="0" w:space="0" w:color="000000"/>
+              <w:top w:val="none" w:sz="0" w:space="0" w:color="000000"/>
+              <w:left w:val="none" w:sz="0" w:space="0" w:color="000000"/>
+              <w:right w:val="none" w:sz="0" w:space="0" w:color="000000"/>
+            </w:tcBorders>
+            <w:shd w:val="clear" w:color="auto" w:fill="FFFFFF"/>
+            <w:tcMar>
+              <w:top w:w="0" w:type="dxa"/>
+              <w:bottom w:w="0" w:type="dxa"/>
+              <w:left w:w="0" w:type="dxa"/>
+              <w:right w:w="0" w:type="dxa"/>
+            </w:tcMar>
+            <w:vAlign w:val="center"/>
+          </w:tcPr>
+          <w:p>
+            <w:pPr>
+              <w:pStyle w:val="Normal"/>
+              <w:jc w:val="left"/>
+              <w:pBdr>
+                <w:bottom w:val="none" w:sz="0" w:space="0" w:color="000000"/>
+                <w:top w:val="none" w:sz="0" w:space="0" w:color="000000"/>
+                <w:left w:val="none" w:sz="0" w:space="0" w:color="000000"/>
+                <w:right w:val="none" w:sz="0" w:space="0" w:color="000000"/>
+              </w:pBdr>
+              <w:spacing w:after="20" w:before="20" w:line="240"/>
+              <w:ind w:left="100" w:right="100" w:firstLine="0" w:firstLineChars="0"/>
+              <w:rPr>
+                <w:rFonts w:ascii="Times New Roman" w:hAnsi="Times New Roman" w:eastAsia="Times New Roman" w:cs="Times New Roman"/>
+                <w:i w:val="false"/>
+                <w:b w:val="false"/>
+                <w:u w:val="none"/>
+                <w:strike w:val="false"/>
+                <w:sz w:val="18"/>
+                <w:szCs w:val="18"/>
+                <w:color w:val="000000"/>
+              </w:rPr>
+            </w:pPr>
+            <w:r>
+              <w:rPr>
+                <w:rFonts w:ascii="Times New Roman" w:hAnsi="Times New Roman" w:eastAsia="Times New Roman" w:cs="Times New Roman"/>
+                <w:i w:val="false"/>
+                <w:b w:val="false"/>
+                <w:u w:val="none"/>
+                <w:strike w:val="false"/>
+                <w:sz w:val="18"/>
+                <w:szCs w:val="18"/>
+                <w:color w:val="000000"/>
+              </w:rPr>
+              <w:t xml:space="preserve">6,076</w:t>
+            </w:r>
+          </w:p>
+        </w:tc>
+        <w:tc>
+          <w:tcPr>
+            <w:tcBorders>
+              <w:bottom w:val="none" w:sz="0" w:space="0" w:color="000000"/>
+              <w:top w:val="none" w:sz="0" w:space="0" w:color="000000"/>
+              <w:left w:val="none" w:sz="0" w:space="0" w:color="000000"/>
+              <w:right w:val="none" w:sz="0" w:space="0" w:color="000000"/>
+            </w:tcBorders>
+            <w:shd w:val="clear" w:color="auto" w:fill="FFFFFF"/>
+            <w:tcMar>
+              <w:top w:w="0" w:type="dxa"/>
+              <w:bottom w:w="0" w:type="dxa"/>
+              <w:left w:w="0" w:type="dxa"/>
+              <w:right w:w="0" w:type="dxa"/>
+            </w:tcMar>
+            <w:vAlign w:val="center"/>
+          </w:tcPr>
+          <w:p>
+            <w:pPr>
+              <w:pStyle w:val="Normal"/>
+              <w:jc w:val="left"/>
+              <w:pBdr>
+                <w:bottom w:val="none" w:sz="0" w:space="0" w:color="000000"/>
+                <w:top w:val="none" w:sz="0" w:space="0" w:color="000000"/>
+                <w:left w:val="none" w:sz="0" w:space="0" w:color="000000"/>
+                <w:right w:val="none" w:sz="0" w:space="0" w:color="000000"/>
+              </w:pBdr>
+              <w:spacing w:after="20" w:before="20" w:line="240"/>
+              <w:ind w:left="100" w:right="100" w:firstLine="0" w:firstLineChars="0"/>
+              <w:rPr>
+                <w:rFonts w:ascii="Times New Roman" w:hAnsi="Times New Roman" w:eastAsia="Times New Roman" w:cs="Times New Roman"/>
+                <w:i w:val="false"/>
+                <w:b w:val="false"/>
+                <w:u w:val="none"/>
+                <w:strike w:val="false"/>
+                <w:sz w:val="18"/>
+                <w:szCs w:val="18"/>
+                <w:color w:val="000000"/>
+              </w:rPr>
+            </w:pPr>
+            <w:r>
+              <w:rPr>
+                <w:rFonts w:ascii="Times New Roman" w:hAnsi="Times New Roman" w:eastAsia="Times New Roman" w:cs="Times New Roman"/>
+                <w:i w:val="false"/>
+                <w:b w:val="false"/>
+                <w:u w:val="none"/>
+                <w:strike w:val="false"/>
+                <w:sz w:val="18"/>
+                <w:szCs w:val="18"/>
+                <w:color w:val="000000"/>
+              </w:rPr>
+              <w:t xml:space="preserve">14.5 (13.5, 15.5)</w:t>
+            </w:r>
+          </w:p>
+        </w:tc>
+        <w:tc>
+          <w:tcPr>
+            <w:tcBorders>
+              <w:bottom w:val="none" w:sz="0" w:space="0" w:color="000000"/>
+              <w:top w:val="none" w:sz="0" w:space="0" w:color="000000"/>
+              <w:left w:val="none" w:sz="0" w:space="0" w:color="000000"/>
+              <w:right w:val="none" w:sz="0" w:space="0" w:color="000000"/>
+            </w:tcBorders>
+            <w:shd w:val="clear" w:color="auto" w:fill="FFFFFF"/>
+            <w:tcMar>
+              <w:top w:w="0" w:type="dxa"/>
+              <w:bottom w:w="0" w:type="dxa"/>
+              <w:left w:w="0" w:type="dxa"/>
+              <w:right w:w="0" w:type="dxa"/>
+            </w:tcMar>
+            <w:vAlign w:val="center"/>
+          </w:tcPr>
+          <w:p>
+            <w:pPr>
+              <w:pStyle w:val="Normal"/>
+              <w:jc w:val="left"/>
+              <w:pBdr>
+                <w:bottom w:val="none" w:sz="0" w:space="0" w:color="000000"/>
+                <w:top w:val="none" w:sz="0" w:space="0" w:color="000000"/>
+                <w:left w:val="none" w:sz="0" w:space="0" w:color="000000"/>
+                <w:right w:val="none" w:sz="0" w:space="0" w:color="000000"/>
+              </w:pBdr>
+              <w:spacing w:after="20" w:before="20" w:line="240"/>
+              <w:ind w:left="100" w:right="100" w:firstLine="0" w:firstLineChars="0"/>
+              <w:rPr>
+                <w:rFonts w:ascii="Times New Roman" w:hAnsi="Times New Roman" w:eastAsia="Times New Roman" w:cs="Times New Roman"/>
+                <w:i w:val="false"/>
+                <w:b w:val="false"/>
+                <w:u w:val="none"/>
+                <w:strike w:val="false"/>
+                <w:sz w:val="18"/>
+                <w:szCs w:val="18"/>
+                <w:color w:val="000000"/>
+              </w:rPr>
+            </w:pPr>
+            <w:r>
+              <w:rPr>
+                <w:rFonts w:ascii="Times New Roman" w:hAnsi="Times New Roman" w:eastAsia="Times New Roman" w:cs="Times New Roman"/>
+                <w:i w:val="false"/>
+                <w:b w:val="false"/>
+                <w:u w:val="none"/>
+                <w:strike w:val="false"/>
+                <w:sz w:val="18"/>
+                <w:szCs w:val="18"/>
+                <w:color w:val="000000"/>
+              </w:rPr>
+              <w:t xml:space="preserve">84.0 (81.5, 86.5)</w:t>
+            </w:r>
+          </w:p>
+        </w:tc>
+        <w:tc>
+          <w:tcPr>
+            <w:tcBorders>
+              <w:bottom w:val="none" w:sz="0" w:space="0" w:color="000000"/>
+              <w:top w:val="none" w:sz="0" w:space="0" w:color="000000"/>
+              <w:left w:val="none" w:sz="0" w:space="0" w:color="000000"/>
+              <w:right w:val="none" w:sz="0" w:space="0" w:color="000000"/>
+            </w:tcBorders>
+            <w:shd w:val="clear" w:color="auto" w:fill="FFFFFF"/>
+            <w:tcMar>
+              <w:top w:w="0" w:type="dxa"/>
+              <w:bottom w:w="0" w:type="dxa"/>
+              <w:left w:w="0" w:type="dxa"/>
+              <w:right w:w="0" w:type="dxa"/>
+            </w:tcMar>
+            <w:vAlign w:val="center"/>
+          </w:tcPr>
+          <w:p>
+            <w:pPr>
+              <w:pStyle w:val="Normal"/>
+              <w:jc w:val="left"/>
+              <w:pBdr>
+                <w:bottom w:val="none" w:sz="0" w:space="0" w:color="000000"/>
+                <w:top w:val="none" w:sz="0" w:space="0" w:color="000000"/>
+                <w:left w:val="none" w:sz="0" w:space="0" w:color="000000"/>
+                <w:right w:val="none" w:sz="0" w:space="0" w:color="000000"/>
+              </w:pBdr>
+              <w:spacing w:after="20" w:before="20" w:line="240"/>
+              <w:ind w:left="100" w:right="100" w:firstLine="0" w:firstLineChars="0"/>
+              <w:rPr>
+                <w:rFonts w:ascii="Times New Roman" w:hAnsi="Times New Roman" w:eastAsia="Times New Roman" w:cs="Times New Roman"/>
+                <w:i w:val="false"/>
+                <w:b w:val="false"/>
+                <w:u w:val="none"/>
+                <w:strike w:val="false"/>
+                <w:sz w:val="18"/>
+                <w:szCs w:val="18"/>
+                <w:color w:val="000000"/>
+              </w:rPr>
+            </w:pPr>
+            <w:r>
+              <w:rPr>
+                <w:rFonts w:ascii="Times New Roman" w:hAnsi="Times New Roman" w:eastAsia="Times New Roman" w:cs="Times New Roman"/>
+                <w:i w:val="false"/>
+                <w:b w:val="false"/>
+                <w:u w:val="none"/>
+                <w:strike w:val="false"/>
+                <w:sz w:val="18"/>
+                <w:szCs w:val="18"/>
+                <w:color w:val="000000"/>
+              </w:rPr>
+              <w:t xml:space="preserve">11.7</w:t>
+            </w:r>
+          </w:p>
+        </w:tc>
+        <w:tc>
+          <w:tcPr>
+            <w:tcBorders>
+              <w:bottom w:val="none" w:sz="0" w:space="0" w:color="000000"/>
+              <w:top w:val="none" w:sz="0" w:space="0" w:color="000000"/>
+              <w:left w:val="none" w:sz="0" w:space="0" w:color="000000"/>
+              <w:right w:val="none" w:sz="0" w:space="0" w:color="000000"/>
+            </w:tcBorders>
+            <w:shd w:val="clear" w:color="auto" w:fill="FFFFFF"/>
+            <w:tcMar>
+              <w:top w:w="0" w:type="dxa"/>
+              <w:bottom w:w="0" w:type="dxa"/>
+              <w:left w:w="0" w:type="dxa"/>
+              <w:right w:w="0" w:type="dxa"/>
+            </w:tcMar>
+            <w:vAlign w:val="center"/>
+          </w:tcPr>
+          <w:p>
+            <w:pPr>
+              <w:pStyle w:val="Normal"/>
+              <w:jc w:val="left"/>
+              <w:pBdr>
+                <w:bottom w:val="none" w:sz="0" w:space="0" w:color="000000"/>
+                <w:top w:val="none" w:sz="0" w:space="0" w:color="000000"/>
+                <w:left w:val="none" w:sz="0" w:space="0" w:color="000000"/>
+                <w:right w:val="none" w:sz="0" w:space="0" w:color="000000"/>
+              </w:pBdr>
+              <w:spacing w:after="20" w:before="20" w:line="240"/>
+              <w:ind w:left="100" w:right="100" w:firstLine="0" w:firstLineChars="0"/>
+              <w:rPr>
+                <w:rFonts w:ascii="Times New Roman" w:hAnsi="Times New Roman" w:eastAsia="Times New Roman" w:cs="Times New Roman"/>
+                <w:i w:val="false"/>
+                <w:b w:val="false"/>
+                <w:u w:val="none"/>
+                <w:strike w:val="false"/>
+                <w:sz w:val="18"/>
+                <w:szCs w:val="18"/>
+                <w:color w:val="000000"/>
+              </w:rPr>
+            </w:pPr>
+            <w:r>
+              <w:rPr>
+                <w:rFonts w:ascii="Times New Roman" w:hAnsi="Times New Roman" w:eastAsia="Times New Roman" w:cs="Times New Roman"/>
+                <w:i w:val="false"/>
+                <w:b w:val="false"/>
+                <w:u w:val="none"/>
+                <w:strike w:val="false"/>
+                <w:sz w:val="18"/>
+                <w:szCs w:val="18"/>
+                <w:color w:val="000000"/>
+              </w:rPr>
+              <w:t xml:space="preserve">74.9</w:t>
+            </w:r>
+          </w:p>
+        </w:tc>
+      </w:tr>
+      <w:tr>
+        <w:trPr>
+          <w:trHeight w:val="400" w:hRule="auto"/>
+        </w:trPr>
+        <w:tc>
+          <w:tcPr>
+            <w:tcBorders>
+              <w:bottom w:val="none" w:sz="0" w:space="0" w:color="000000"/>
+              <w:top w:val="none" w:sz="0" w:space="0" w:color="000000"/>
+              <w:left w:val="none" w:sz="0" w:space="0" w:color="000000"/>
+              <w:right w:val="none" w:sz="0" w:space="0" w:color="000000"/>
+            </w:tcBorders>
+            <w:shd w:val="clear" w:color="auto" w:fill="FFFFFF"/>
+            <w:tcMar>
+              <w:top w:w="0" w:type="dxa"/>
+              <w:bottom w:w="0" w:type="dxa"/>
+              <w:left w:w="0" w:type="dxa"/>
+              <w:right w:w="0" w:type="dxa"/>
+            </w:tcMar>
+            <w:vAlign w:val="center"/>
+          </w:tcPr>
+          <w:p>
+            <w:pPr>
+              <w:pStyle w:val="Normal"/>
+              <w:jc w:val="left"/>
+              <w:pBdr>
+                <w:bottom w:val="none" w:sz="0" w:space="0" w:color="000000"/>
+                <w:top w:val="none" w:sz="0" w:space="0" w:color="000000"/>
+                <w:left w:val="none" w:sz="0" w:space="0" w:color="000000"/>
+                <w:right w:val="none" w:sz="0" w:space="0" w:color="000000"/>
+              </w:pBdr>
+              <w:spacing w:after="20" w:before="20" w:line="240"/>
+              <w:ind w:left="100" w:right="100" w:firstLine="0" w:firstLineChars="0"/>
+              <w:rPr>
+                <w:rFonts w:ascii="Times New Roman" w:hAnsi="Times New Roman" w:eastAsia="Times New Roman" w:cs="Times New Roman"/>
+                <w:i w:val="false"/>
+                <w:b w:val="true"/>
+                <w:u w:val="none"/>
+                <w:strike w:val="false"/>
+                <w:sz w:val="18"/>
+                <w:szCs w:val="18"/>
+                <w:color w:val="000000"/>
+              </w:rPr>
+            </w:pPr>
+            <w:r>
+              <w:rPr>
+                <w:rFonts w:ascii="Times New Roman" w:hAnsi="Times New Roman" w:eastAsia="Times New Roman" w:cs="Times New Roman"/>
+                <w:i w:val="false"/>
+                <w:b w:val="true"/>
+                <w:u w:val="none"/>
+                <w:strike w:val="false"/>
+                <w:sz w:val="18"/>
+                <w:szCs w:val="18"/>
+                <w:color w:val="000000"/>
+              </w:rPr>
+              <w:t xml:space="preserve">Other deprivation items (of 12)</w:t>
+            </w:r>
+          </w:p>
+        </w:tc>
+        <w:tc>
+          <w:tcPr>
+            <w:tcBorders>
+              <w:bottom w:val="none" w:sz="0" w:space="0" w:color="000000"/>
+              <w:top w:val="none" w:sz="0" w:space="0" w:color="000000"/>
+              <w:left w:val="none" w:sz="0" w:space="0" w:color="000000"/>
+              <w:right w:val="none" w:sz="0" w:space="0" w:color="000000"/>
+            </w:tcBorders>
+            <w:shd w:val="clear" w:color="auto" w:fill="FFFFFF"/>
+            <w:tcMar>
+              <w:top w:w="0" w:type="dxa"/>
+              <w:bottom w:w="0" w:type="dxa"/>
+              <w:left w:w="0" w:type="dxa"/>
+              <w:right w:w="0" w:type="dxa"/>
+            </w:tcMar>
+            <w:vAlign w:val="center"/>
+          </w:tcPr>
+          <w:p>
+            <w:pPr>
+              <w:pStyle w:val="Normal"/>
+              <w:jc w:val="left"/>
+              <w:pBdr>
+                <w:bottom w:val="none" w:sz="0" w:space="0" w:color="000000"/>
+                <w:top w:val="none" w:sz="0" w:space="0" w:color="000000"/>
+                <w:left w:val="none" w:sz="0" w:space="0" w:color="000000"/>
+                <w:right w:val="none" w:sz="0" w:space="0" w:color="000000"/>
+              </w:pBdr>
+              <w:spacing w:after="20" w:before="20" w:line="240"/>
+              <w:ind w:left="100" w:right="100" w:firstLine="0" w:firstLineChars="0"/>
+              <w:rPr>
+                <w:rFonts w:ascii="Times New Roman" w:hAnsi="Times New Roman" w:eastAsia="Times New Roman" w:cs="Times New Roman"/>
+                <w:i w:val="false"/>
+                <w:b w:val="false"/>
+                <w:u w:val="none"/>
+                <w:strike w:val="false"/>
+                <w:sz w:val="18"/>
+                <w:szCs w:val="18"/>
+                <w:color w:val="000000"/>
+              </w:rPr>
+            </w:pPr>
+            <w:r>
+              <w:rPr>
+                <w:rFonts w:ascii="Times New Roman" w:hAnsi="Times New Roman" w:eastAsia="Times New Roman" w:cs="Times New Roman"/>
+                <w:i w:val="false"/>
+                <w:b w:val="false"/>
+                <w:u w:val="none"/>
+                <w:strike w:val="false"/>
+                <w:sz w:val="18"/>
+                <w:szCs w:val="18"/>
+                <w:color w:val="000000"/>
+              </w:rPr>
+              <w:t xml:space="preserve"/>
+            </w:r>
+          </w:p>
+        </w:tc>
+        <w:tc>
+          <w:tcPr>
+            <w:tcBorders>
+              <w:bottom w:val="none" w:sz="0" w:space="0" w:color="000000"/>
+              <w:top w:val="none" w:sz="0" w:space="0" w:color="000000"/>
+              <w:left w:val="none" w:sz="0" w:space="0" w:color="000000"/>
+              <w:right w:val="none" w:sz="0" w:space="0" w:color="000000"/>
+            </w:tcBorders>
+            <w:shd w:val="clear" w:color="auto" w:fill="FFFFFF"/>
+            <w:tcMar>
+              <w:top w:w="0" w:type="dxa"/>
+              <w:bottom w:w="0" w:type="dxa"/>
+              <w:left w:w="0" w:type="dxa"/>
+              <w:right w:w="0" w:type="dxa"/>
+            </w:tcMar>
+            <w:vAlign w:val="center"/>
+          </w:tcPr>
+          <w:p>
+            <w:pPr>
+              <w:pStyle w:val="Normal"/>
+              <w:jc w:val="left"/>
+              <w:pBdr>
+                <w:bottom w:val="none" w:sz="0" w:space="0" w:color="000000"/>
+                <w:top w:val="none" w:sz="0" w:space="0" w:color="000000"/>
+                <w:left w:val="none" w:sz="0" w:space="0" w:color="000000"/>
+                <w:right w:val="none" w:sz="0" w:space="0" w:color="000000"/>
+              </w:pBdr>
+              <w:spacing w:after="20" w:before="20" w:line="240"/>
+              <w:ind w:left="100" w:right="100" w:firstLine="0" w:firstLineChars="0"/>
+              <w:rPr>
+                <w:rFonts w:ascii="Times New Roman" w:hAnsi="Times New Roman" w:eastAsia="Times New Roman" w:cs="Times New Roman"/>
+                <w:i w:val="false"/>
+                <w:b w:val="false"/>
+                <w:u w:val="none"/>
+                <w:strike w:val="false"/>
+                <w:sz w:val="18"/>
+                <w:szCs w:val="18"/>
+                <w:color w:val="000000"/>
+              </w:rPr>
+            </w:pPr>
+            <w:r>
+              <w:rPr>
+                <w:rFonts w:ascii="Times New Roman" w:hAnsi="Times New Roman" w:eastAsia="Times New Roman" w:cs="Times New Roman"/>
+                <w:i w:val="false"/>
+                <w:b w:val="false"/>
+                <w:u w:val="none"/>
+                <w:strike w:val="false"/>
+                <w:sz w:val="18"/>
+                <w:szCs w:val="18"/>
+                <w:color w:val="000000"/>
+              </w:rPr>
+              <w:t xml:space="preserve"/>
+            </w:r>
+          </w:p>
+        </w:tc>
+        <w:tc>
+          <w:tcPr>
+            <w:tcBorders>
+              <w:bottom w:val="none" w:sz="0" w:space="0" w:color="000000"/>
+              <w:top w:val="none" w:sz="0" w:space="0" w:color="000000"/>
+              <w:left w:val="none" w:sz="0" w:space="0" w:color="000000"/>
+              <w:right w:val="none" w:sz="0" w:space="0" w:color="000000"/>
+            </w:tcBorders>
+            <w:shd w:val="clear" w:color="auto" w:fill="FFFFFF"/>
+            <w:tcMar>
+              <w:top w:w="0" w:type="dxa"/>
+              <w:bottom w:w="0" w:type="dxa"/>
+              <w:left w:w="0" w:type="dxa"/>
+              <w:right w:w="0" w:type="dxa"/>
+            </w:tcMar>
+            <w:vAlign w:val="center"/>
+          </w:tcPr>
+          <w:p>
+            <w:pPr>
+              <w:pStyle w:val="Normal"/>
+              <w:jc w:val="left"/>
+              <w:pBdr>
+                <w:bottom w:val="none" w:sz="0" w:space="0" w:color="000000"/>
+                <w:top w:val="none" w:sz="0" w:space="0" w:color="000000"/>
+                <w:left w:val="none" w:sz="0" w:space="0" w:color="000000"/>
+                <w:right w:val="none" w:sz="0" w:space="0" w:color="000000"/>
+              </w:pBdr>
+              <w:spacing w:after="20" w:before="20" w:line="240"/>
+              <w:ind w:left="100" w:right="100" w:firstLine="0" w:firstLineChars="0"/>
+              <w:rPr>
+                <w:rFonts w:ascii="Times New Roman" w:hAnsi="Times New Roman" w:eastAsia="Times New Roman" w:cs="Times New Roman"/>
+                <w:i w:val="false"/>
+                <w:b w:val="false"/>
+                <w:u w:val="none"/>
+                <w:strike w:val="false"/>
+                <w:sz w:val="18"/>
+                <w:szCs w:val="18"/>
+                <w:color w:val="000000"/>
+              </w:rPr>
+            </w:pPr>
+            <w:r>
+              <w:rPr>
+                <w:rFonts w:ascii="Times New Roman" w:hAnsi="Times New Roman" w:eastAsia="Times New Roman" w:cs="Times New Roman"/>
+                <w:i w:val="false"/>
+                <w:b w:val="false"/>
+                <w:u w:val="none"/>
+                <w:strike w:val="false"/>
+                <w:sz w:val="18"/>
+                <w:szCs w:val="18"/>
+                <w:color w:val="000000"/>
+              </w:rPr>
+              <w:t xml:space="preserve"/>
+            </w:r>
+          </w:p>
+        </w:tc>
+        <w:tc>
+          <w:tcPr>
+            <w:tcBorders>
+              <w:bottom w:val="none" w:sz="0" w:space="0" w:color="000000"/>
+              <w:top w:val="none" w:sz="0" w:space="0" w:color="000000"/>
+              <w:left w:val="none" w:sz="0" w:space="0" w:color="000000"/>
+              <w:right w:val="none" w:sz="0" w:space="0" w:color="000000"/>
+            </w:tcBorders>
+            <w:shd w:val="clear" w:color="auto" w:fill="FFFFFF"/>
+            <w:tcMar>
+              <w:top w:w="0" w:type="dxa"/>
+              <w:bottom w:w="0" w:type="dxa"/>
+              <w:left w:w="0" w:type="dxa"/>
+              <w:right w:w="0" w:type="dxa"/>
+            </w:tcMar>
+            <w:vAlign w:val="center"/>
+          </w:tcPr>
+          <w:p>
+            <w:pPr>
+              <w:pStyle w:val="Normal"/>
+              <w:jc w:val="left"/>
+              <w:pBdr>
+                <w:bottom w:val="none" w:sz="0" w:space="0" w:color="000000"/>
+                <w:top w:val="none" w:sz="0" w:space="0" w:color="000000"/>
+                <w:left w:val="none" w:sz="0" w:space="0" w:color="000000"/>
+                <w:right w:val="none" w:sz="0" w:space="0" w:color="000000"/>
+              </w:pBdr>
+              <w:spacing w:after="20" w:before="20" w:line="240"/>
+              <w:ind w:left="100" w:right="100" w:firstLine="0" w:firstLineChars="0"/>
+              <w:rPr>
+                <w:rFonts w:ascii="Times New Roman" w:hAnsi="Times New Roman" w:eastAsia="Times New Roman" w:cs="Times New Roman"/>
+                <w:i w:val="false"/>
+                <w:b w:val="false"/>
+                <w:u w:val="none"/>
+                <w:strike w:val="false"/>
+                <w:sz w:val="18"/>
+                <w:szCs w:val="18"/>
+                <w:color w:val="000000"/>
+              </w:rPr>
+            </w:pPr>
+            <w:r>
+              <w:rPr>
+                <w:rFonts w:ascii="Times New Roman" w:hAnsi="Times New Roman" w:eastAsia="Times New Roman" w:cs="Times New Roman"/>
+                <w:i w:val="false"/>
+                <w:b w:val="false"/>
+                <w:u w:val="none"/>
+                <w:strike w:val="false"/>
+                <w:sz w:val="18"/>
+                <w:szCs w:val="18"/>
+                <w:color w:val="000000"/>
+              </w:rPr>
+              <w:t xml:space="preserve"/>
+            </w:r>
+          </w:p>
+        </w:tc>
+        <w:tc>
+          <w:tcPr>
+            <w:tcBorders>
+              <w:bottom w:val="none" w:sz="0" w:space="0" w:color="000000"/>
+              <w:top w:val="none" w:sz="0" w:space="0" w:color="000000"/>
+              <w:left w:val="none" w:sz="0" w:space="0" w:color="000000"/>
+              <w:right w:val="none" w:sz="0" w:space="0" w:color="000000"/>
+            </w:tcBorders>
+            <w:shd w:val="clear" w:color="auto" w:fill="FFFFFF"/>
+            <w:tcMar>
+              <w:top w:w="0" w:type="dxa"/>
+              <w:bottom w:w="0" w:type="dxa"/>
+              <w:left w:w="0" w:type="dxa"/>
+              <w:right w:w="0" w:type="dxa"/>
+            </w:tcMar>
+            <w:vAlign w:val="center"/>
+          </w:tcPr>
+          <w:p>
+            <w:pPr>
+              <w:pStyle w:val="Normal"/>
+              <w:jc w:val="left"/>
+              <w:pBdr>
+                <w:bottom w:val="none" w:sz="0" w:space="0" w:color="000000"/>
+                <w:top w:val="none" w:sz="0" w:space="0" w:color="000000"/>
+                <w:left w:val="none" w:sz="0" w:space="0" w:color="000000"/>
+                <w:right w:val="none" w:sz="0" w:space="0" w:color="000000"/>
+              </w:pBdr>
+              <w:spacing w:after="20" w:before="20" w:line="240"/>
+              <w:ind w:left="100" w:right="100" w:firstLine="0" w:firstLineChars="0"/>
+              <w:rPr>
+                <w:rFonts w:ascii="Times New Roman" w:hAnsi="Times New Roman" w:eastAsia="Times New Roman" w:cs="Times New Roman"/>
+                <w:i w:val="false"/>
+                <w:b w:val="false"/>
+                <w:u w:val="none"/>
+                <w:strike w:val="false"/>
+                <w:sz w:val="18"/>
+                <w:szCs w:val="18"/>
+                <w:color w:val="000000"/>
+              </w:rPr>
+            </w:pPr>
+            <w:r>
+              <w:rPr>
+                <w:rFonts w:ascii="Times New Roman" w:hAnsi="Times New Roman" w:eastAsia="Times New Roman" w:cs="Times New Roman"/>
+                <w:i w:val="false"/>
+                <w:b w:val="false"/>
+                <w:u w:val="none"/>
+                <w:strike w:val="false"/>
+                <w:sz w:val="18"/>
+                <w:szCs w:val="18"/>
+                <w:color w:val="000000"/>
+              </w:rPr>
+              <w:t xml:space="preserve"/>
+            </w:r>
+          </w:p>
+        </w:tc>
+      </w:tr>
+      <w:tr>
+        <w:trPr>
+          <w:trHeight w:val="400" w:hRule="auto"/>
+        </w:trPr>
+        <w:tc>
+          <w:tcPr>
+            <w:tcBorders>
+              <w:bottom w:val="none" w:sz="0" w:space="0" w:color="000000"/>
+              <w:top w:val="none" w:sz="0" w:space="0" w:color="000000"/>
+              <w:left w:val="none" w:sz="0" w:space="0" w:color="000000"/>
+              <w:right w:val="none" w:sz="0" w:space="0" w:color="000000"/>
+            </w:tcBorders>
+            <w:shd w:val="clear" w:color="auto" w:fill="FFFFFF"/>
+            <w:tcMar>
+              <w:top w:w="0" w:type="dxa"/>
+              <w:bottom w:w="0" w:type="dxa"/>
+              <w:left w:w="0" w:type="dxa"/>
+              <w:right w:w="0" w:type="dxa"/>
+            </w:tcMar>
+            <w:vAlign w:val="center"/>
+          </w:tcPr>
+          <w:p>
+            <w:pPr>
+              <w:pStyle w:val="Normal"/>
+              <w:jc w:val="left"/>
+              <w:pBdr>
+                <w:bottom w:val="none" w:sz="0" w:space="0" w:color="000000"/>
+                <w:top w:val="none" w:sz="0" w:space="0" w:color="000000"/>
+                <w:left w:val="none" w:sz="0" w:space="0" w:color="000000"/>
+                <w:right w:val="none" w:sz="0" w:space="0" w:color="000000"/>
+              </w:pBdr>
+              <w:spacing w:after="20" w:before="20" w:line="240"/>
+              <w:ind w:left="240" w:right="100" w:firstLine="0" w:firstLineChars="0"/>
+              <w:rPr>
+                <w:rFonts w:ascii="Times New Roman" w:hAnsi="Times New Roman" w:eastAsia="Times New Roman" w:cs="Times New Roman"/>
+                <w:i w:val="false"/>
+                <w:b w:val="false"/>
+                <w:u w:val="none"/>
+                <w:strike w:val="false"/>
+                <w:sz w:val="18"/>
+                <w:szCs w:val="18"/>
+                <w:color w:val="000000"/>
+              </w:rPr>
+            </w:pPr>
+            <w:r>
+              <w:rPr>
+                <w:rFonts w:ascii="Times New Roman" w:hAnsi="Times New Roman" w:eastAsia="Times New Roman" w:cs="Times New Roman"/>
+                <w:i w:val="false"/>
+                <w:b w:val="false"/>
+                <w:u w:val="none"/>
+                <w:strike w:val="false"/>
+                <w:sz w:val="18"/>
+                <w:szCs w:val="18"/>
+                <w:color w:val="000000"/>
+              </w:rPr>
+              <w:t xml:space="preserve">None</w:t>
+            </w:r>
+          </w:p>
+        </w:tc>
+        <w:tc>
+          <w:tcPr>
+            <w:tcBorders>
+              <w:bottom w:val="none" w:sz="0" w:space="0" w:color="000000"/>
+              <w:top w:val="none" w:sz="0" w:space="0" w:color="000000"/>
+              <w:left w:val="none" w:sz="0" w:space="0" w:color="000000"/>
+              <w:right w:val="none" w:sz="0" w:space="0" w:color="000000"/>
+            </w:tcBorders>
+            <w:shd w:val="clear" w:color="auto" w:fill="FFFFFF"/>
+            <w:tcMar>
+              <w:top w:w="0" w:type="dxa"/>
+              <w:bottom w:w="0" w:type="dxa"/>
+              <w:left w:w="0" w:type="dxa"/>
+              <w:right w:w="0" w:type="dxa"/>
+            </w:tcMar>
+            <w:vAlign w:val="center"/>
+          </w:tcPr>
+          <w:p>
+            <w:pPr>
+              <w:pStyle w:val="Normal"/>
+              <w:jc w:val="left"/>
+              <w:pBdr>
+                <w:bottom w:val="none" w:sz="0" w:space="0" w:color="000000"/>
+                <w:top w:val="none" w:sz="0" w:space="0" w:color="000000"/>
+                <w:left w:val="none" w:sz="0" w:space="0" w:color="000000"/>
+                <w:right w:val="none" w:sz="0" w:space="0" w:color="000000"/>
+              </w:pBdr>
+              <w:spacing w:after="20" w:before="20" w:line="240"/>
+              <w:ind w:left="100" w:right="100" w:firstLine="0" w:firstLineChars="0"/>
+              <w:rPr>
+                <w:rFonts w:ascii="Times New Roman" w:hAnsi="Times New Roman" w:eastAsia="Times New Roman" w:cs="Times New Roman"/>
+                <w:i w:val="false"/>
+                <w:b w:val="false"/>
+                <w:u w:val="none"/>
+                <w:strike w:val="false"/>
+                <w:sz w:val="18"/>
+                <w:szCs w:val="18"/>
+                <w:color w:val="000000"/>
+              </w:rPr>
+            </w:pPr>
+            <w:r>
+              <w:rPr>
+                <w:rFonts w:ascii="Times New Roman" w:hAnsi="Times New Roman" w:eastAsia="Times New Roman" w:cs="Times New Roman"/>
+                <w:i w:val="false"/>
+                <w:b w:val="false"/>
+                <w:u w:val="none"/>
+                <w:strike w:val="false"/>
+                <w:sz w:val="18"/>
+                <w:szCs w:val="18"/>
+                <w:color w:val="000000"/>
+              </w:rPr>
+              <w:t xml:space="preserve">10,194</w:t>
+            </w:r>
+          </w:p>
+        </w:tc>
+        <w:tc>
+          <w:tcPr>
+            <w:tcBorders>
+              <w:bottom w:val="none" w:sz="0" w:space="0" w:color="000000"/>
+              <w:top w:val="none" w:sz="0" w:space="0" w:color="000000"/>
+              <w:left w:val="none" w:sz="0" w:space="0" w:color="000000"/>
+              <w:right w:val="none" w:sz="0" w:space="0" w:color="000000"/>
+            </w:tcBorders>
+            <w:shd w:val="clear" w:color="auto" w:fill="FFFFFF"/>
+            <w:tcMar>
+              <w:top w:w="0" w:type="dxa"/>
+              <w:bottom w:w="0" w:type="dxa"/>
+              <w:left w:w="0" w:type="dxa"/>
+              <w:right w:w="0" w:type="dxa"/>
+            </w:tcMar>
+            <w:vAlign w:val="center"/>
+          </w:tcPr>
+          <w:p>
+            <w:pPr>
+              <w:pStyle w:val="Normal"/>
+              <w:jc w:val="left"/>
+              <w:pBdr>
+                <w:bottom w:val="none" w:sz="0" w:space="0" w:color="000000"/>
+                <w:top w:val="none" w:sz="0" w:space="0" w:color="000000"/>
+                <w:left w:val="none" w:sz="0" w:space="0" w:color="000000"/>
+                <w:right w:val="none" w:sz="0" w:space="0" w:color="000000"/>
+              </w:pBdr>
+              <w:spacing w:after="20" w:before="20" w:line="240"/>
+              <w:ind w:left="100" w:right="100" w:firstLine="0" w:firstLineChars="0"/>
+              <w:rPr>
+                <w:rFonts w:ascii="Times New Roman" w:hAnsi="Times New Roman" w:eastAsia="Times New Roman" w:cs="Times New Roman"/>
+                <w:i w:val="false"/>
+                <w:b w:val="false"/>
+                <w:u w:val="none"/>
+                <w:strike w:val="false"/>
+                <w:sz w:val="18"/>
+                <w:szCs w:val="18"/>
+                <w:color w:val="000000"/>
+              </w:rPr>
+            </w:pPr>
+            <w:r>
+              <w:rPr>
+                <w:rFonts w:ascii="Times New Roman" w:hAnsi="Times New Roman" w:eastAsia="Times New Roman" w:cs="Times New Roman"/>
+                <w:i w:val="false"/>
+                <w:b w:val="false"/>
+                <w:u w:val="none"/>
+                <w:strike w:val="false"/>
+                <w:sz w:val="18"/>
+                <w:szCs w:val="18"/>
+                <w:color w:val="000000"/>
+              </w:rPr>
+              <w:t xml:space="preserve">1.6 (1.4, 1.9)</w:t>
+            </w:r>
+          </w:p>
+        </w:tc>
+        <w:tc>
+          <w:tcPr>
+            <w:tcBorders>
+              <w:bottom w:val="none" w:sz="0" w:space="0" w:color="000000"/>
+              <w:top w:val="none" w:sz="0" w:space="0" w:color="000000"/>
+              <w:left w:val="none" w:sz="0" w:space="0" w:color="000000"/>
+              <w:right w:val="none" w:sz="0" w:space="0" w:color="000000"/>
+            </w:tcBorders>
+            <w:shd w:val="clear" w:color="auto" w:fill="FFFFFF"/>
+            <w:tcMar>
+              <w:top w:w="0" w:type="dxa"/>
+              <w:bottom w:w="0" w:type="dxa"/>
+              <w:left w:w="0" w:type="dxa"/>
+              <w:right w:w="0" w:type="dxa"/>
+            </w:tcMar>
+            <w:vAlign w:val="center"/>
+          </w:tcPr>
+          <w:p>
+            <w:pPr>
+              <w:pStyle w:val="Normal"/>
+              <w:jc w:val="left"/>
+              <w:pBdr>
+                <w:bottom w:val="none" w:sz="0" w:space="0" w:color="000000"/>
+                <w:top w:val="none" w:sz="0" w:space="0" w:color="000000"/>
+                <w:left w:val="none" w:sz="0" w:space="0" w:color="000000"/>
+                <w:right w:val="none" w:sz="0" w:space="0" w:color="000000"/>
+              </w:pBdr>
+              <w:spacing w:after="20" w:before="20" w:line="240"/>
+              <w:ind w:left="100" w:right="100" w:firstLine="0" w:firstLineChars="0"/>
+              <w:rPr>
+                <w:rFonts w:ascii="Times New Roman" w:hAnsi="Times New Roman" w:eastAsia="Times New Roman" w:cs="Times New Roman"/>
+                <w:i w:val="false"/>
+                <w:b w:val="false"/>
+                <w:u w:val="none"/>
+                <w:strike w:val="false"/>
+                <w:sz w:val="18"/>
+                <w:szCs w:val="18"/>
+                <w:color w:val="000000"/>
+              </w:rPr>
+            </w:pPr>
+            <w:r>
+              <w:rPr>
+                <w:rFonts w:ascii="Times New Roman" w:hAnsi="Times New Roman" w:eastAsia="Times New Roman" w:cs="Times New Roman"/>
+                <w:i w:val="false"/>
+                <w:b w:val="false"/>
+                <w:u w:val="none"/>
+                <w:strike w:val="false"/>
+                <w:sz w:val="18"/>
+                <w:szCs w:val="18"/>
+                <w:color w:val="000000"/>
+              </w:rPr>
+              <w:t xml:space="preserve">93.6 (89.2, 97.9)</w:t>
+            </w:r>
+          </w:p>
+        </w:tc>
+        <w:tc>
+          <w:tcPr>
+            <w:tcBorders>
+              <w:bottom w:val="none" w:sz="0" w:space="0" w:color="000000"/>
+              <w:top w:val="none" w:sz="0" w:space="0" w:color="000000"/>
+              <w:left w:val="none" w:sz="0" w:space="0" w:color="000000"/>
+              <w:right w:val="none" w:sz="0" w:space="0" w:color="000000"/>
+            </w:tcBorders>
+            <w:shd w:val="clear" w:color="auto" w:fill="FFFFFF"/>
+            <w:tcMar>
+              <w:top w:w="0" w:type="dxa"/>
+              <w:bottom w:w="0" w:type="dxa"/>
+              <w:left w:w="0" w:type="dxa"/>
+              <w:right w:w="0" w:type="dxa"/>
+            </w:tcMar>
+            <w:vAlign w:val="center"/>
+          </w:tcPr>
+          <w:p>
+            <w:pPr>
+              <w:pStyle w:val="Normal"/>
+              <w:jc w:val="left"/>
+              <w:pBdr>
+                <w:bottom w:val="none" w:sz="0" w:space="0" w:color="000000"/>
+                <w:top w:val="none" w:sz="0" w:space="0" w:color="000000"/>
+                <w:left w:val="none" w:sz="0" w:space="0" w:color="000000"/>
+                <w:right w:val="none" w:sz="0" w:space="0" w:color="000000"/>
+              </w:pBdr>
+              <w:spacing w:after="20" w:before="20" w:line="240"/>
+              <w:ind w:left="100" w:right="100" w:firstLine="0" w:firstLineChars="0"/>
+              <w:rPr>
+                <w:rFonts w:ascii="Times New Roman" w:hAnsi="Times New Roman" w:eastAsia="Times New Roman" w:cs="Times New Roman"/>
+                <w:i w:val="false"/>
+                <w:b w:val="false"/>
+                <w:u w:val="none"/>
+                <w:strike w:val="false"/>
+                <w:sz w:val="18"/>
+                <w:szCs w:val="18"/>
+                <w:color w:val="000000"/>
+              </w:rPr>
+            </w:pPr>
+            <w:r>
+              <w:rPr>
+                <w:rFonts w:ascii="Times New Roman" w:hAnsi="Times New Roman" w:eastAsia="Times New Roman" w:cs="Times New Roman"/>
+                <w:i w:val="false"/>
+                <w:b w:val="false"/>
+                <w:u w:val="none"/>
+                <w:strike w:val="false"/>
+                <w:sz w:val="18"/>
+                <w:szCs w:val="18"/>
+                <w:color w:val="000000"/>
+              </w:rPr>
+              <w:t xml:space="preserve">2.6</w:t>
+            </w:r>
+          </w:p>
+        </w:tc>
+        <w:tc>
+          <w:tcPr>
+            <w:tcBorders>
+              <w:bottom w:val="none" w:sz="0" w:space="0" w:color="000000"/>
+              <w:top w:val="none" w:sz="0" w:space="0" w:color="000000"/>
+              <w:left w:val="none" w:sz="0" w:space="0" w:color="000000"/>
+              <w:right w:val="none" w:sz="0" w:space="0" w:color="000000"/>
+            </w:tcBorders>
+            <w:shd w:val="clear" w:color="auto" w:fill="FFFFFF"/>
+            <w:tcMar>
+              <w:top w:w="0" w:type="dxa"/>
+              <w:bottom w:w="0" w:type="dxa"/>
+              <w:left w:w="0" w:type="dxa"/>
+              <w:right w:w="0" w:type="dxa"/>
+            </w:tcMar>
+            <w:vAlign w:val="center"/>
+          </w:tcPr>
+          <w:p>
+            <w:pPr>
+              <w:pStyle w:val="Normal"/>
+              <w:jc w:val="left"/>
+              <w:pBdr>
+                <w:bottom w:val="none" w:sz="0" w:space="0" w:color="000000"/>
+                <w:top w:val="none" w:sz="0" w:space="0" w:color="000000"/>
+                <w:left w:val="none" w:sz="0" w:space="0" w:color="000000"/>
+                <w:right w:val="none" w:sz="0" w:space="0" w:color="000000"/>
+              </w:pBdr>
+              <w:spacing w:after="20" w:before="20" w:line="240"/>
+              <w:ind w:left="100" w:right="100" w:firstLine="0" w:firstLineChars="0"/>
+              <w:rPr>
+                <w:rFonts w:ascii="Times New Roman" w:hAnsi="Times New Roman" w:eastAsia="Times New Roman" w:cs="Times New Roman"/>
+                <w:i w:val="false"/>
+                <w:b w:val="false"/>
+                <w:u w:val="none"/>
+                <w:strike w:val="false"/>
+                <w:sz w:val="18"/>
+                <w:szCs w:val="18"/>
+                <w:color w:val="000000"/>
+              </w:rPr>
+            </w:pPr>
+            <w:r>
+              <w:rPr>
+                <w:rFonts w:ascii="Times New Roman" w:hAnsi="Times New Roman" w:eastAsia="Times New Roman" w:cs="Times New Roman"/>
+                <w:i w:val="false"/>
+                <w:b w:val="false"/>
+                <w:u w:val="none"/>
+                <w:strike w:val="false"/>
+                <w:sz w:val="18"/>
+                <w:szCs w:val="18"/>
+                <w:color w:val="000000"/>
+              </w:rPr>
+              <w:t xml:space="preserve">88.7</w:t>
+            </w:r>
+          </w:p>
+        </w:tc>
+      </w:tr>
+      <w:tr>
+        <w:trPr>
+          <w:trHeight w:val="400" w:hRule="auto"/>
+        </w:trPr>
+        <w:tc>
+          <w:tcPr>
+            <w:tcBorders>
+              <w:bottom w:val="none" w:sz="0" w:space="0" w:color="000000"/>
+              <w:top w:val="none" w:sz="0" w:space="0" w:color="000000"/>
+              <w:left w:val="none" w:sz="0" w:space="0" w:color="000000"/>
+              <w:right w:val="none" w:sz="0" w:space="0" w:color="000000"/>
+            </w:tcBorders>
+            <w:shd w:val="clear" w:color="auto" w:fill="FFFFFF"/>
+            <w:tcMar>
+              <w:top w:w="0" w:type="dxa"/>
+              <w:bottom w:w="0" w:type="dxa"/>
+              <w:left w:w="0" w:type="dxa"/>
+              <w:right w:w="0" w:type="dxa"/>
+            </w:tcMar>
+            <w:vAlign w:val="center"/>
+          </w:tcPr>
+          <w:p>
+            <w:pPr>
+              <w:pStyle w:val="Normal"/>
+              <w:jc w:val="left"/>
+              <w:pBdr>
+                <w:bottom w:val="none" w:sz="0" w:space="0" w:color="000000"/>
+                <w:top w:val="none" w:sz="0" w:space="0" w:color="000000"/>
+                <w:left w:val="none" w:sz="0" w:space="0" w:color="000000"/>
+                <w:right w:val="none" w:sz="0" w:space="0" w:color="000000"/>
+              </w:pBdr>
+              <w:spacing w:after="20" w:before="20" w:line="240"/>
+              <w:ind w:left="240" w:right="100" w:firstLine="0" w:firstLineChars="0"/>
+              <w:rPr>
+                <w:rFonts w:ascii="Times New Roman" w:hAnsi="Times New Roman" w:eastAsia="Times New Roman" w:cs="Times New Roman"/>
+                <w:i w:val="false"/>
+                <w:b w:val="false"/>
+                <w:u w:val="none"/>
+                <w:strike w:val="false"/>
+                <w:sz w:val="18"/>
+                <w:szCs w:val="18"/>
+                <w:color w:val="000000"/>
+              </w:rPr>
+            </w:pPr>
+            <w:r>
+              <w:rPr>
+                <w:rFonts w:ascii="Times New Roman" w:hAnsi="Times New Roman" w:eastAsia="Times New Roman" w:cs="Times New Roman"/>
+                <w:i w:val="false"/>
+                <w:b w:val="false"/>
+                <w:u w:val="none"/>
+                <w:strike w:val="false"/>
+                <w:sz w:val="18"/>
+                <w:szCs w:val="18"/>
+                <w:color w:val="000000"/>
+              </w:rPr>
+              <w:t xml:space="preserve">1–2</w:t>
+            </w:r>
+          </w:p>
+        </w:tc>
+        <w:tc>
+          <w:tcPr>
+            <w:tcBorders>
+              <w:bottom w:val="none" w:sz="0" w:space="0" w:color="000000"/>
+              <w:top w:val="none" w:sz="0" w:space="0" w:color="000000"/>
+              <w:left w:val="none" w:sz="0" w:space="0" w:color="000000"/>
+              <w:right w:val="none" w:sz="0" w:space="0" w:color="000000"/>
+            </w:tcBorders>
+            <w:shd w:val="clear" w:color="auto" w:fill="FFFFFF"/>
+            <w:tcMar>
+              <w:top w:w="0" w:type="dxa"/>
+              <w:bottom w:w="0" w:type="dxa"/>
+              <w:left w:w="0" w:type="dxa"/>
+              <w:right w:w="0" w:type="dxa"/>
+            </w:tcMar>
+            <w:vAlign w:val="center"/>
+          </w:tcPr>
+          <w:p>
+            <w:pPr>
+              <w:pStyle w:val="Normal"/>
+              <w:jc w:val="left"/>
+              <w:pBdr>
+                <w:bottom w:val="none" w:sz="0" w:space="0" w:color="000000"/>
+                <w:top w:val="none" w:sz="0" w:space="0" w:color="000000"/>
+                <w:left w:val="none" w:sz="0" w:space="0" w:color="000000"/>
+                <w:right w:val="none" w:sz="0" w:space="0" w:color="000000"/>
+              </w:pBdr>
+              <w:spacing w:after="20" w:before="20" w:line="240"/>
+              <w:ind w:left="100" w:right="100" w:firstLine="0" w:firstLineChars="0"/>
+              <w:rPr>
+                <w:rFonts w:ascii="Times New Roman" w:hAnsi="Times New Roman" w:eastAsia="Times New Roman" w:cs="Times New Roman"/>
+                <w:i w:val="false"/>
+                <w:b w:val="false"/>
+                <w:u w:val="none"/>
+                <w:strike w:val="false"/>
+                <w:sz w:val="18"/>
+                <w:szCs w:val="18"/>
+                <w:color w:val="000000"/>
+              </w:rPr>
+            </w:pPr>
+            <w:r>
+              <w:rPr>
+                <w:rFonts w:ascii="Times New Roman" w:hAnsi="Times New Roman" w:eastAsia="Times New Roman" w:cs="Times New Roman"/>
+                <w:i w:val="false"/>
+                <w:b w:val="false"/>
+                <w:u w:val="none"/>
+                <w:strike w:val="false"/>
+                <w:sz w:val="18"/>
+                <w:szCs w:val="18"/>
+                <w:color w:val="000000"/>
+              </w:rPr>
+              <w:t xml:space="preserve">6,402</w:t>
+            </w:r>
+          </w:p>
+        </w:tc>
+        <w:tc>
+          <w:tcPr>
+            <w:tcBorders>
+              <w:bottom w:val="none" w:sz="0" w:space="0" w:color="000000"/>
+              <w:top w:val="none" w:sz="0" w:space="0" w:color="000000"/>
+              <w:left w:val="none" w:sz="0" w:space="0" w:color="000000"/>
+              <w:right w:val="none" w:sz="0" w:space="0" w:color="000000"/>
+            </w:tcBorders>
+            <w:shd w:val="clear" w:color="auto" w:fill="FFFFFF"/>
+            <w:tcMar>
+              <w:top w:w="0" w:type="dxa"/>
+              <w:bottom w:w="0" w:type="dxa"/>
+              <w:left w:w="0" w:type="dxa"/>
+              <w:right w:w="0" w:type="dxa"/>
+            </w:tcMar>
+            <w:vAlign w:val="center"/>
+          </w:tcPr>
+          <w:p>
+            <w:pPr>
+              <w:pStyle w:val="Normal"/>
+              <w:jc w:val="left"/>
+              <w:pBdr>
+                <w:bottom w:val="none" w:sz="0" w:space="0" w:color="000000"/>
+                <w:top w:val="none" w:sz="0" w:space="0" w:color="000000"/>
+                <w:left w:val="none" w:sz="0" w:space="0" w:color="000000"/>
+                <w:right w:val="none" w:sz="0" w:space="0" w:color="000000"/>
+              </w:pBdr>
+              <w:spacing w:after="20" w:before="20" w:line="240"/>
+              <w:ind w:left="100" w:right="100" w:firstLine="0" w:firstLineChars="0"/>
+              <w:rPr>
+                <w:rFonts w:ascii="Times New Roman" w:hAnsi="Times New Roman" w:eastAsia="Times New Roman" w:cs="Times New Roman"/>
+                <w:i w:val="false"/>
+                <w:b w:val="false"/>
+                <w:u w:val="none"/>
+                <w:strike w:val="false"/>
+                <w:sz w:val="18"/>
+                <w:szCs w:val="18"/>
+                <w:color w:val="000000"/>
+              </w:rPr>
+            </w:pPr>
+            <w:r>
+              <w:rPr>
+                <w:rFonts w:ascii="Times New Roman" w:hAnsi="Times New Roman" w:eastAsia="Times New Roman" w:cs="Times New Roman"/>
+                <w:i w:val="false"/>
+                <w:b w:val="false"/>
+                <w:u w:val="none"/>
+                <w:strike w:val="false"/>
+                <w:sz w:val="18"/>
+                <w:szCs w:val="18"/>
+                <w:color w:val="000000"/>
+              </w:rPr>
+              <w:t xml:space="preserve">34.1 (32.7, 35.5)</w:t>
+            </w:r>
+          </w:p>
+        </w:tc>
+        <w:tc>
+          <w:tcPr>
+            <w:tcBorders>
+              <w:bottom w:val="none" w:sz="0" w:space="0" w:color="000000"/>
+              <w:top w:val="none" w:sz="0" w:space="0" w:color="000000"/>
+              <w:left w:val="none" w:sz="0" w:space="0" w:color="000000"/>
+              <w:right w:val="none" w:sz="0" w:space="0" w:color="000000"/>
+            </w:tcBorders>
+            <w:shd w:val="clear" w:color="auto" w:fill="FFFFFF"/>
+            <w:tcMar>
+              <w:top w:w="0" w:type="dxa"/>
+              <w:bottom w:w="0" w:type="dxa"/>
+              <w:left w:w="0" w:type="dxa"/>
+              <w:right w:w="0" w:type="dxa"/>
+            </w:tcMar>
+            <w:vAlign w:val="center"/>
+          </w:tcPr>
+          <w:p>
+            <w:pPr>
+              <w:pStyle w:val="Normal"/>
+              <w:jc w:val="left"/>
+              <w:pBdr>
+                <w:bottom w:val="none" w:sz="0" w:space="0" w:color="000000"/>
+                <w:top w:val="none" w:sz="0" w:space="0" w:color="000000"/>
+                <w:left w:val="none" w:sz="0" w:space="0" w:color="000000"/>
+                <w:right w:val="none" w:sz="0" w:space="0" w:color="000000"/>
+              </w:pBdr>
+              <w:spacing w:after="20" w:before="20" w:line="240"/>
+              <w:ind w:left="100" w:right="100" w:firstLine="0" w:firstLineChars="0"/>
+              <w:rPr>
+                <w:rFonts w:ascii="Times New Roman" w:hAnsi="Times New Roman" w:eastAsia="Times New Roman" w:cs="Times New Roman"/>
+                <w:i w:val="false"/>
+                <w:b w:val="false"/>
+                <w:u w:val="none"/>
+                <w:strike w:val="false"/>
+                <w:sz w:val="18"/>
+                <w:szCs w:val="18"/>
+                <w:color w:val="000000"/>
+              </w:rPr>
+            </w:pPr>
+            <w:r>
+              <w:rPr>
+                <w:rFonts w:ascii="Times New Roman" w:hAnsi="Times New Roman" w:eastAsia="Times New Roman" w:cs="Times New Roman"/>
+                <w:i w:val="false"/>
+                <w:b w:val="false"/>
+                <w:u w:val="none"/>
+                <w:strike w:val="false"/>
+                <w:sz w:val="18"/>
+                <w:szCs w:val="18"/>
+                <w:color w:val="000000"/>
+              </w:rPr>
+              <w:t xml:space="preserve">84.6 (82.9, 86.3)</w:t>
+            </w:r>
+          </w:p>
+        </w:tc>
+        <w:tc>
+          <w:tcPr>
+            <w:tcBorders>
+              <w:bottom w:val="none" w:sz="0" w:space="0" w:color="000000"/>
+              <w:top w:val="none" w:sz="0" w:space="0" w:color="000000"/>
+              <w:left w:val="none" w:sz="0" w:space="0" w:color="000000"/>
+              <w:right w:val="none" w:sz="0" w:space="0" w:color="000000"/>
+            </w:tcBorders>
+            <w:shd w:val="clear" w:color="auto" w:fill="FFFFFF"/>
+            <w:tcMar>
+              <w:top w:w="0" w:type="dxa"/>
+              <w:bottom w:w="0" w:type="dxa"/>
+              <w:left w:w="0" w:type="dxa"/>
+              <w:right w:w="0" w:type="dxa"/>
+            </w:tcMar>
+            <w:vAlign w:val="center"/>
+          </w:tcPr>
+          <w:p>
+            <w:pPr>
+              <w:pStyle w:val="Normal"/>
+              <w:jc w:val="left"/>
+              <w:pBdr>
+                <w:bottom w:val="none" w:sz="0" w:space="0" w:color="000000"/>
+                <w:top w:val="none" w:sz="0" w:space="0" w:color="000000"/>
+                <w:left w:val="none" w:sz="0" w:space="0" w:color="000000"/>
+                <w:right w:val="none" w:sz="0" w:space="0" w:color="000000"/>
+              </w:pBdr>
+              <w:spacing w:after="20" w:before="20" w:line="240"/>
+              <w:ind w:left="100" w:right="100" w:firstLine="0" w:firstLineChars="0"/>
+              <w:rPr>
+                <w:rFonts w:ascii="Times New Roman" w:hAnsi="Times New Roman" w:eastAsia="Times New Roman" w:cs="Times New Roman"/>
+                <w:i w:val="false"/>
+                <w:b w:val="false"/>
+                <w:u w:val="none"/>
+                <w:strike w:val="false"/>
+                <w:sz w:val="18"/>
+                <w:szCs w:val="18"/>
+                <w:color w:val="000000"/>
+              </w:rPr>
+            </w:pPr>
+            <w:r>
+              <w:rPr>
+                <w:rFonts w:ascii="Times New Roman" w:hAnsi="Times New Roman" w:eastAsia="Times New Roman" w:cs="Times New Roman"/>
+                <w:i w:val="false"/>
+                <w:b w:val="false"/>
+                <w:u w:val="none"/>
+                <w:strike w:val="false"/>
+                <w:sz w:val="18"/>
+                <w:szCs w:val="18"/>
+                <w:color w:val="000000"/>
+              </w:rPr>
+              <w:t xml:space="preserve">29.1</w:t>
+            </w:r>
+          </w:p>
+        </w:tc>
+        <w:tc>
+          <w:tcPr>
+            <w:tcBorders>
+              <w:bottom w:val="none" w:sz="0" w:space="0" w:color="000000"/>
+              <w:top w:val="none" w:sz="0" w:space="0" w:color="000000"/>
+              <w:left w:val="none" w:sz="0" w:space="0" w:color="000000"/>
+              <w:right w:val="none" w:sz="0" w:space="0" w:color="000000"/>
+            </w:tcBorders>
+            <w:shd w:val="clear" w:color="auto" w:fill="FFFFFF"/>
+            <w:tcMar>
+              <w:top w:w="0" w:type="dxa"/>
+              <w:bottom w:w="0" w:type="dxa"/>
+              <w:left w:w="0" w:type="dxa"/>
+              <w:right w:w="0" w:type="dxa"/>
+            </w:tcMar>
+            <w:vAlign w:val="center"/>
+          </w:tcPr>
+          <w:p>
+            <w:pPr>
+              <w:pStyle w:val="Normal"/>
+              <w:jc w:val="left"/>
+              <w:pBdr>
+                <w:bottom w:val="none" w:sz="0" w:space="0" w:color="000000"/>
+                <w:top w:val="none" w:sz="0" w:space="0" w:color="000000"/>
+                <w:left w:val="none" w:sz="0" w:space="0" w:color="000000"/>
+                <w:right w:val="none" w:sz="0" w:space="0" w:color="000000"/>
+              </w:pBdr>
+              <w:spacing w:after="20" w:before="20" w:line="240"/>
+              <w:ind w:left="100" w:right="100" w:firstLine="0" w:firstLineChars="0"/>
+              <w:rPr>
+                <w:rFonts w:ascii="Times New Roman" w:hAnsi="Times New Roman" w:eastAsia="Times New Roman" w:cs="Times New Roman"/>
+                <w:i w:val="false"/>
+                <w:b w:val="false"/>
+                <w:u w:val="none"/>
+                <w:strike w:val="false"/>
+                <w:sz w:val="18"/>
+                <w:szCs w:val="18"/>
+                <w:color w:val="000000"/>
+              </w:rPr>
+            </w:pPr>
+            <w:r>
+              <w:rPr>
+                <w:rFonts w:ascii="Times New Roman" w:hAnsi="Times New Roman" w:eastAsia="Times New Roman" w:cs="Times New Roman"/>
+                <w:i w:val="false"/>
+                <w:b w:val="false"/>
+                <w:u w:val="none"/>
+                <w:strike w:val="false"/>
+                <w:sz w:val="18"/>
+                <w:szCs w:val="18"/>
+                <w:color w:val="000000"/>
+              </w:rPr>
+              <w:t xml:space="preserve">79.1</w:t>
+            </w:r>
+          </w:p>
+        </w:tc>
+      </w:tr>
+      <w:tr>
+        <w:trPr>
+          <w:trHeight w:val="400" w:hRule="auto"/>
+        </w:trPr>
+        <w:tc>
+          <w:tcPr>
+            <w:tcBorders>
+              <w:bottom w:val="none" w:sz="0" w:space="0" w:color="000000"/>
+              <w:top w:val="none" w:sz="0" w:space="0" w:color="000000"/>
+              <w:left w:val="none" w:sz="0" w:space="0" w:color="000000"/>
+              <w:right w:val="none" w:sz="0" w:space="0" w:color="000000"/>
+            </w:tcBorders>
+            <w:shd w:val="clear" w:color="auto" w:fill="FFFFFF"/>
+            <w:tcMar>
+              <w:top w:w="0" w:type="dxa"/>
+              <w:bottom w:w="0" w:type="dxa"/>
+              <w:left w:w="0" w:type="dxa"/>
+              <w:right w:w="0" w:type="dxa"/>
+            </w:tcMar>
+            <w:vAlign w:val="center"/>
+          </w:tcPr>
+          <w:p>
+            <w:pPr>
+              <w:pStyle w:val="Normal"/>
+              <w:jc w:val="left"/>
+              <w:pBdr>
+                <w:bottom w:val="none" w:sz="0" w:space="0" w:color="000000"/>
+                <w:top w:val="none" w:sz="0" w:space="0" w:color="000000"/>
+                <w:left w:val="none" w:sz="0" w:space="0" w:color="000000"/>
+                <w:right w:val="none" w:sz="0" w:space="0" w:color="000000"/>
+              </w:pBdr>
+              <w:spacing w:after="20" w:before="20" w:line="240"/>
+              <w:ind w:left="240" w:right="100" w:firstLine="0" w:firstLineChars="0"/>
+              <w:rPr>
+                <w:rFonts w:ascii="Times New Roman" w:hAnsi="Times New Roman" w:eastAsia="Times New Roman" w:cs="Times New Roman"/>
+                <w:i w:val="false"/>
+                <w:b w:val="false"/>
+                <w:u w:val="none"/>
+                <w:strike w:val="false"/>
+                <w:sz w:val="18"/>
+                <w:szCs w:val="18"/>
+                <w:color w:val="000000"/>
+              </w:rPr>
+            </w:pPr>
+            <w:r>
+              <w:rPr>
+                <w:rFonts w:ascii="Times New Roman" w:hAnsi="Times New Roman" w:eastAsia="Times New Roman" w:cs="Times New Roman"/>
+                <w:i w:val="false"/>
+                <w:b w:val="false"/>
+                <w:u w:val="none"/>
+                <w:strike w:val="false"/>
+                <w:sz w:val="18"/>
+                <w:szCs w:val="18"/>
+                <w:color w:val="000000"/>
+              </w:rPr>
+              <w:t xml:space="preserve">3–4</w:t>
+            </w:r>
+          </w:p>
+        </w:tc>
+        <w:tc>
+          <w:tcPr>
+            <w:tcBorders>
+              <w:bottom w:val="none" w:sz="0" w:space="0" w:color="000000"/>
+              <w:top w:val="none" w:sz="0" w:space="0" w:color="000000"/>
+              <w:left w:val="none" w:sz="0" w:space="0" w:color="000000"/>
+              <w:right w:val="none" w:sz="0" w:space="0" w:color="000000"/>
+            </w:tcBorders>
+            <w:shd w:val="clear" w:color="auto" w:fill="FFFFFF"/>
+            <w:tcMar>
+              <w:top w:w="0" w:type="dxa"/>
+              <w:bottom w:w="0" w:type="dxa"/>
+              <w:left w:w="0" w:type="dxa"/>
+              <w:right w:w="0" w:type="dxa"/>
+            </w:tcMar>
+            <w:vAlign w:val="center"/>
+          </w:tcPr>
+          <w:p>
+            <w:pPr>
+              <w:pStyle w:val="Normal"/>
+              <w:jc w:val="left"/>
+              <w:pBdr>
+                <w:bottom w:val="none" w:sz="0" w:space="0" w:color="000000"/>
+                <w:top w:val="none" w:sz="0" w:space="0" w:color="000000"/>
+                <w:left w:val="none" w:sz="0" w:space="0" w:color="000000"/>
+                <w:right w:val="none" w:sz="0" w:space="0" w:color="000000"/>
+              </w:pBdr>
+              <w:spacing w:after="20" w:before="20" w:line="240"/>
+              <w:ind w:left="100" w:right="100" w:firstLine="0" w:firstLineChars="0"/>
+              <w:rPr>
+                <w:rFonts w:ascii="Times New Roman" w:hAnsi="Times New Roman" w:eastAsia="Times New Roman" w:cs="Times New Roman"/>
+                <w:i w:val="false"/>
+                <w:b w:val="false"/>
+                <w:u w:val="none"/>
+                <w:strike w:val="false"/>
+                <w:sz w:val="18"/>
+                <w:szCs w:val="18"/>
+                <w:color w:val="000000"/>
+              </w:rPr>
+            </w:pPr>
+            <w:r>
+              <w:rPr>
+                <w:rFonts w:ascii="Times New Roman" w:hAnsi="Times New Roman" w:eastAsia="Times New Roman" w:cs="Times New Roman"/>
+                <w:i w:val="false"/>
+                <w:b w:val="false"/>
+                <w:u w:val="none"/>
+                <w:strike w:val="false"/>
+                <w:sz w:val="18"/>
+                <w:szCs w:val="18"/>
+                <w:color w:val="000000"/>
+              </w:rPr>
+              <w:t xml:space="preserve">4,010</w:t>
+            </w:r>
+          </w:p>
+        </w:tc>
+        <w:tc>
+          <w:tcPr>
+            <w:tcBorders>
+              <w:bottom w:val="none" w:sz="0" w:space="0" w:color="000000"/>
+              <w:top w:val="none" w:sz="0" w:space="0" w:color="000000"/>
+              <w:left w:val="none" w:sz="0" w:space="0" w:color="000000"/>
+              <w:right w:val="none" w:sz="0" w:space="0" w:color="000000"/>
+            </w:tcBorders>
+            <w:shd w:val="clear" w:color="auto" w:fill="FFFFFF"/>
+            <w:tcMar>
+              <w:top w:w="0" w:type="dxa"/>
+              <w:bottom w:w="0" w:type="dxa"/>
+              <w:left w:w="0" w:type="dxa"/>
+              <w:right w:w="0" w:type="dxa"/>
+            </w:tcMar>
+            <w:vAlign w:val="center"/>
+          </w:tcPr>
+          <w:p>
+            <w:pPr>
+              <w:pStyle w:val="Normal"/>
+              <w:jc w:val="left"/>
+              <w:pBdr>
+                <w:bottom w:val="none" w:sz="0" w:space="0" w:color="000000"/>
+                <w:top w:val="none" w:sz="0" w:space="0" w:color="000000"/>
+                <w:left w:val="none" w:sz="0" w:space="0" w:color="000000"/>
+                <w:right w:val="none" w:sz="0" w:space="0" w:color="000000"/>
+              </w:pBdr>
+              <w:spacing w:after="20" w:before="20" w:line="240"/>
+              <w:ind w:left="100" w:right="100" w:firstLine="0" w:firstLineChars="0"/>
+              <w:rPr>
+                <w:rFonts w:ascii="Times New Roman" w:hAnsi="Times New Roman" w:eastAsia="Times New Roman" w:cs="Times New Roman"/>
+                <w:i w:val="false"/>
+                <w:b w:val="false"/>
+                <w:u w:val="none"/>
+                <w:strike w:val="false"/>
+                <w:sz w:val="18"/>
+                <w:szCs w:val="18"/>
+                <w:color w:val="000000"/>
+              </w:rPr>
+            </w:pPr>
+            <w:r>
+              <w:rPr>
+                <w:rFonts w:ascii="Times New Roman" w:hAnsi="Times New Roman" w:eastAsia="Times New Roman" w:cs="Times New Roman"/>
+                <w:i w:val="false"/>
+                <w:b w:val="false"/>
+                <w:u w:val="none"/>
+                <w:strike w:val="false"/>
+                <w:sz w:val="18"/>
+                <w:szCs w:val="18"/>
+                <w:color w:val="000000"/>
+              </w:rPr>
+              <w:t xml:space="preserve">75.6 (74.0, 77.2)</w:t>
+            </w:r>
+          </w:p>
+        </w:tc>
+        <w:tc>
+          <w:tcPr>
+            <w:tcBorders>
+              <w:bottom w:val="none" w:sz="0" w:space="0" w:color="000000"/>
+              <w:top w:val="none" w:sz="0" w:space="0" w:color="000000"/>
+              <w:left w:val="none" w:sz="0" w:space="0" w:color="000000"/>
+              <w:right w:val="none" w:sz="0" w:space="0" w:color="000000"/>
+            </w:tcBorders>
+            <w:shd w:val="clear" w:color="auto" w:fill="FFFFFF"/>
+            <w:tcMar>
+              <w:top w:w="0" w:type="dxa"/>
+              <w:bottom w:w="0" w:type="dxa"/>
+              <w:left w:w="0" w:type="dxa"/>
+              <w:right w:w="0" w:type="dxa"/>
+            </w:tcMar>
+            <w:vAlign w:val="center"/>
+          </w:tcPr>
+          <w:p>
+            <w:pPr>
+              <w:pStyle w:val="Normal"/>
+              <w:jc w:val="left"/>
+              <w:pBdr>
+                <w:bottom w:val="none" w:sz="0" w:space="0" w:color="000000"/>
+                <w:top w:val="none" w:sz="0" w:space="0" w:color="000000"/>
+                <w:left w:val="none" w:sz="0" w:space="0" w:color="000000"/>
+                <w:right w:val="none" w:sz="0" w:space="0" w:color="000000"/>
+              </w:pBdr>
+              <w:spacing w:after="20" w:before="20" w:line="240"/>
+              <w:ind w:left="100" w:right="100" w:firstLine="0" w:firstLineChars="0"/>
+              <w:rPr>
+                <w:rFonts w:ascii="Times New Roman" w:hAnsi="Times New Roman" w:eastAsia="Times New Roman" w:cs="Times New Roman"/>
+                <w:i w:val="false"/>
+                <w:b w:val="false"/>
+                <w:u w:val="none"/>
+                <w:strike w:val="false"/>
+                <w:sz w:val="18"/>
+                <w:szCs w:val="18"/>
+                <w:color w:val="000000"/>
+              </w:rPr>
+            </w:pPr>
+            <w:r>
+              <w:rPr>
+                <w:rFonts w:ascii="Times New Roman" w:hAnsi="Times New Roman" w:eastAsia="Times New Roman" w:cs="Times New Roman"/>
+                <w:i w:val="false"/>
+                <w:b w:val="false"/>
+                <w:u w:val="none"/>
+                <w:strike w:val="false"/>
+                <w:sz w:val="18"/>
+                <w:szCs w:val="18"/>
+                <w:color w:val="000000"/>
+              </w:rPr>
+              <w:t xml:space="preserve">73.8 (72.1, 75.6)</w:t>
+            </w:r>
+          </w:p>
+        </w:tc>
+        <w:tc>
+          <w:tcPr>
+            <w:tcBorders>
+              <w:bottom w:val="none" w:sz="0" w:space="0" w:color="000000"/>
+              <w:top w:val="none" w:sz="0" w:space="0" w:color="000000"/>
+              <w:left w:val="none" w:sz="0" w:space="0" w:color="000000"/>
+              <w:right w:val="none" w:sz="0" w:space="0" w:color="000000"/>
+            </w:tcBorders>
+            <w:shd w:val="clear" w:color="auto" w:fill="FFFFFF"/>
+            <w:tcMar>
+              <w:top w:w="0" w:type="dxa"/>
+              <w:bottom w:w="0" w:type="dxa"/>
+              <w:left w:w="0" w:type="dxa"/>
+              <w:right w:w="0" w:type="dxa"/>
+            </w:tcMar>
+            <w:vAlign w:val="center"/>
+          </w:tcPr>
+          <w:p>
+            <w:pPr>
+              <w:pStyle w:val="Normal"/>
+              <w:jc w:val="left"/>
+              <w:pBdr>
+                <w:bottom w:val="none" w:sz="0" w:space="0" w:color="000000"/>
+                <w:top w:val="none" w:sz="0" w:space="0" w:color="000000"/>
+                <w:left w:val="none" w:sz="0" w:space="0" w:color="000000"/>
+                <w:right w:val="none" w:sz="0" w:space="0" w:color="000000"/>
+              </w:pBdr>
+              <w:spacing w:after="20" w:before="20" w:line="240"/>
+              <w:ind w:left="100" w:right="100" w:firstLine="0" w:firstLineChars="0"/>
+              <w:rPr>
+                <w:rFonts w:ascii="Times New Roman" w:hAnsi="Times New Roman" w:eastAsia="Times New Roman" w:cs="Times New Roman"/>
+                <w:i w:val="false"/>
+                <w:b w:val="false"/>
+                <w:u w:val="none"/>
+                <w:strike w:val="false"/>
+                <w:sz w:val="18"/>
+                <w:szCs w:val="18"/>
+                <w:color w:val="000000"/>
+              </w:rPr>
+            </w:pPr>
+            <w:r>
+              <w:rPr>
+                <w:rFonts w:ascii="Times New Roman" w:hAnsi="Times New Roman" w:eastAsia="Times New Roman" w:cs="Times New Roman"/>
+                <w:i w:val="false"/>
+                <w:b w:val="false"/>
+                <w:u w:val="none"/>
+                <w:strike w:val="false"/>
+                <w:sz w:val="18"/>
+                <w:szCs w:val="18"/>
+                <w:color w:val="000000"/>
+              </w:rPr>
+              <w:t xml:space="preserve">33.1</w:t>
+            </w:r>
+          </w:p>
+        </w:tc>
+        <w:tc>
+          <w:tcPr>
+            <w:tcBorders>
+              <w:bottom w:val="none" w:sz="0" w:space="0" w:color="000000"/>
+              <w:top w:val="none" w:sz="0" w:space="0" w:color="000000"/>
+              <w:left w:val="none" w:sz="0" w:space="0" w:color="000000"/>
+              <w:right w:val="none" w:sz="0" w:space="0" w:color="000000"/>
+            </w:tcBorders>
+            <w:shd w:val="clear" w:color="auto" w:fill="FFFFFF"/>
+            <w:tcMar>
+              <w:top w:w="0" w:type="dxa"/>
+              <w:bottom w:w="0" w:type="dxa"/>
+              <w:left w:w="0" w:type="dxa"/>
+              <w:right w:w="0" w:type="dxa"/>
+            </w:tcMar>
+            <w:vAlign w:val="center"/>
+          </w:tcPr>
+          <w:p>
+            <w:pPr>
+              <w:pStyle w:val="Normal"/>
+              <w:jc w:val="left"/>
+              <w:pBdr>
+                <w:bottom w:val="none" w:sz="0" w:space="0" w:color="000000"/>
+                <w:top w:val="none" w:sz="0" w:space="0" w:color="000000"/>
+                <w:left w:val="none" w:sz="0" w:space="0" w:color="000000"/>
+                <w:right w:val="none" w:sz="0" w:space="0" w:color="000000"/>
+              </w:pBdr>
+              <w:spacing w:after="20" w:before="20" w:line="240"/>
+              <w:ind w:left="100" w:right="100" w:firstLine="0" w:firstLineChars="0"/>
+              <w:rPr>
+                <w:rFonts w:ascii="Times New Roman" w:hAnsi="Times New Roman" w:eastAsia="Times New Roman" w:cs="Times New Roman"/>
+                <w:i w:val="false"/>
+                <w:b w:val="false"/>
+                <w:u w:val="none"/>
+                <w:strike w:val="false"/>
+                <w:sz w:val="18"/>
+                <w:szCs w:val="18"/>
+                <w:color w:val="000000"/>
+              </w:rPr>
+            </w:pPr>
+            <w:r>
+              <w:rPr>
+                <w:rFonts w:ascii="Times New Roman" w:hAnsi="Times New Roman" w:eastAsia="Times New Roman" w:cs="Times New Roman"/>
+                <w:i w:val="false"/>
+                <w:b w:val="false"/>
+                <w:u w:val="none"/>
+                <w:strike w:val="false"/>
+                <w:sz w:val="18"/>
+                <w:szCs w:val="18"/>
+                <w:color w:val="000000"/>
+              </w:rPr>
+              <w:t xml:space="preserve">65.5</w:t>
+            </w:r>
+          </w:p>
+        </w:tc>
+      </w:tr>
+      <w:tr>
+        <w:trPr>
           <w:trHeight w:val="410" w:hRule="auto"/>
         </w:trPr>
         <w:tc>
@@ -17253,7 +22627,7 @@
                 <w:szCs w:val="18"/>
                 <w:color w:val="000000"/>
               </w:rPr>
-              <w:t xml:space="preserve">Southeast Anatolia</w:t>
+              <w:t xml:space="preserve">≥5</w:t>
             </w:r>
           </w:p>
         </w:tc>
@@ -17308,7 +22682,7 @@
                 <w:szCs w:val="18"/>
                 <w:color w:val="000000"/>
               </w:rPr>
-              <w:t xml:space="preserve">2,735</w:t>
+              <w:t xml:space="preserve">5,230</w:t>
             </w:r>
           </w:p>
         </w:tc>
@@ -17363,7 +22737,7 @@
                 <w:szCs w:val="18"/>
                 <w:color w:val="000000"/>
               </w:rPr>
-              <w:t xml:space="preserve">52.8 (50.6, 55.0)</w:t>
+              <w:t xml:space="preserve">92.1 (91.2, 93.0)</w:t>
             </w:r>
           </w:p>
         </w:tc>
@@ -17418,7 +22792,7 @@
                 <w:szCs w:val="18"/>
                 <w:color w:val="000000"/>
               </w:rPr>
-              <w:t xml:space="preserve">34.9 (32.1, 37.7)</w:t>
+              <w:t xml:space="preserve">54.3 (52.6, 56.0)</w:t>
             </w:r>
           </w:p>
         </w:tc>
@@ -17473,7 +22847,7 @@
                 <w:szCs w:val="18"/>
                 <w:color w:val="000000"/>
               </w:rPr>
-              <w:t xml:space="preserve">5.6</w:t>
+              <w:t xml:space="preserve">35.2</w:t>
             </w:r>
           </w:p>
         </w:tc>
@@ -17528,7 +22902,7 @@
                 <w:szCs w:val="18"/>
                 <w:color w:val="000000"/>
               </w:rPr>
-              <w:t xml:space="preserve">26.4</w:t>
+              <w:t xml:space="preserve">41.5</w:t>
             </w:r>
           </w:p>
         </w:tc>
@@ -17589,7 +22963,7 @@
                 <w:szCs w:val="16"/>
                 <w:color w:val="000000"/>
               </w:rPr>
-              <w:t xml:space="preserve">n, unweighted number of households; percentages and prevalences weighted. Exclusion error: % of food-insecure households not poor. Share of missed households: distribution of food-insecure, non-poor households across categories.</w:t>
+              <w:t xml:space="preserve">n, unweighted number of households; percentages and prevalences weighted. Exclusion error: % of meal-deprived households not poor. Share of missed households: distribution of meal-deprived, non-poor households across categories.</w:t>
             </w:r>
           </w:p>
         </w:tc>
@@ -17646,6 +23020,128 @@
                 <w:b w:val="false"/>
                 <w:u w:val="none"/>
                 <w:strike w:val="false"/>
+                <w:sz w:val="16"/>
+                <w:szCs w:val="16"/>
+                <w:color w:val="000000"/>
+              </w:rPr>
+              <w:t xml:space="preserve">Change in main activity: adults aged ≥18 with an individual record; worked mainly in the income reference year, at least 7 months in full- or part-time work (FI260 + FI270); working at the interview, current activity status employed (FI010 1–4). Households with an adult without an individual record are not classified.</w:t>
+            </w:r>
+          </w:p>
+        </w:tc>
+      </w:tr>
+      <w:tr>
+        <w:trPr>
+          <w:trHeight w:val="360" w:hRule="auto"/>
+        </w:trPr>
+        <w:tc>
+          <w:tcPr>
+            <w:gridSpan w:val="6"/>
+            <w:tcBorders>
+              <w:bottom w:val="none" w:sz="0" w:space="0" w:color="FFFFFF"/>
+              <w:top w:val="none" w:sz="0" w:space="0" w:color="FFFFFF"/>
+              <w:left w:val="none" w:sz="0" w:space="0" w:color="FFFFFF"/>
+              <w:right w:val="none" w:sz="0" w:space="0" w:color="FFFFFF"/>
+            </w:tcBorders>
+            <w:shd w:val="clear" w:color="auto" w:fill="FFFFFF"/>
+            <w:tcMar>
+              <w:top w:w="0" w:type="dxa"/>
+              <w:bottom w:w="0" w:type="dxa"/>
+              <w:left w:w="0" w:type="dxa"/>
+              <w:right w:w="0" w:type="dxa"/>
+            </w:tcMar>
+            <w:vAlign w:val="center"/>
+          </w:tcPr>
+          <w:p>
+            <w:pPr>
+              <w:pStyle w:val="Normal"/>
+              <w:jc w:val="left"/>
+              <w:pBdr>
+                <w:bottom w:val="none" w:sz="0" w:space="0" w:color="000000"/>
+                <w:top w:val="none" w:sz="0" w:space="0" w:color="000000"/>
+                <w:left w:val="none" w:sz="0" w:space="0" w:color="000000"/>
+                <w:right w:val="none" w:sz="0" w:space="0" w:color="000000"/>
+              </w:pBdr>
+              <w:spacing w:after="100" w:before="100" w:line="240"/>
+              <w:ind w:left="100" w:right="100" w:firstLine="0" w:firstLineChars="0"/>
+              <w:rPr>
+                <w:rFonts w:ascii="Times New Roman" w:hAnsi="Times New Roman" w:eastAsia="Times New Roman" w:cs="Times New Roman"/>
+                <w:i w:val="false"/>
+                <w:b w:val="false"/>
+                <w:u w:val="none"/>
+                <w:strike w:val="false"/>
+                <w:sz w:val="16"/>
+                <w:szCs w:val="16"/>
+                <w:color w:val="000000"/>
+              </w:rPr>
+            </w:pPr>
+            <w:r>
+              <w:rPr>
+                <w:rFonts w:ascii="Times New Roman" w:hAnsi="Times New Roman" w:eastAsia="Times New Roman" w:cs="Times New Roman"/>
+                <w:i w:val="false"/>
+                <w:b w:val="false"/>
+                <w:u w:val="none"/>
+                <w:strike w:val="false"/>
+                <w:sz w:val="16"/>
+                <w:szCs w:val="16"/>
+                <w:color w:val="000000"/>
+              </w:rPr>
+              <w:t xml:space="preserve">Ability to make ends meet: HE040. Other deprivation items: number of the 12 Eurostat material and social deprivation items other than the meal item that the household (reference person for personal items) lacks.</w:t>
+            </w:r>
+          </w:p>
+        </w:tc>
+      </w:tr>
+      <w:tr>
+        <w:trPr>
+          <w:trHeight w:val="360" w:hRule="auto"/>
+        </w:trPr>
+        <w:tc>
+          <w:tcPr>
+            <w:gridSpan w:val="6"/>
+            <w:tcBorders>
+              <w:bottom w:val="none" w:sz="0" w:space="0" w:color="FFFFFF"/>
+              <w:top w:val="none" w:sz="0" w:space="0" w:color="FFFFFF"/>
+              <w:left w:val="none" w:sz="0" w:space="0" w:color="FFFFFF"/>
+              <w:right w:val="none" w:sz="0" w:space="0" w:color="FFFFFF"/>
+            </w:tcBorders>
+            <w:shd w:val="clear" w:color="auto" w:fill="FFFFFF"/>
+            <w:tcMar>
+              <w:top w:w="0" w:type="dxa"/>
+              <w:bottom w:w="0" w:type="dxa"/>
+              <w:left w:w="0" w:type="dxa"/>
+              <w:right w:w="0" w:type="dxa"/>
+            </w:tcMar>
+            <w:vAlign w:val="center"/>
+          </w:tcPr>
+          <w:p>
+            <w:pPr>
+              <w:pStyle w:val="Normal"/>
+              <w:jc w:val="left"/>
+              <w:pBdr>
+                <w:bottom w:val="none" w:sz="0" w:space="0" w:color="000000"/>
+                <w:top w:val="none" w:sz="0" w:space="0" w:color="000000"/>
+                <w:left w:val="none" w:sz="0" w:space="0" w:color="000000"/>
+                <w:right w:val="none" w:sz="0" w:space="0" w:color="000000"/>
+              </w:pBdr>
+              <w:spacing w:after="100" w:before="100" w:line="240"/>
+              <w:ind w:left="100" w:right="100" w:firstLine="0" w:firstLineChars="0"/>
+              <w:rPr>
+                <w:rFonts w:ascii="Times New Roman" w:hAnsi="Times New Roman" w:eastAsia="Times New Roman" w:cs="Times New Roman"/>
+                <w:i w:val="false"/>
+                <w:b w:val="false"/>
+                <w:u w:val="none"/>
+                <w:strike w:val="false"/>
+                <w:sz w:val="16"/>
+                <w:szCs w:val="16"/>
+                <w:color w:val="000000"/>
+              </w:rPr>
+            </w:pPr>
+            <w:r>
+              <w:rPr>
+                <w:rFonts w:ascii="Times New Roman" w:hAnsi="Times New Roman" w:eastAsia="Times New Roman" w:cs="Times New Roman"/>
+                <w:i w:val="false"/>
+                <w:b w:val="false"/>
+                <w:u w:val="none"/>
+                <w:strike w:val="false"/>
                 <w:vertAlign w:val="superscript"/>
                 <w:sz w:val="16"/>
                 <w:szCs w:val="16"/>
@@ -17664,7 +23160,7 @@
                 <w:szCs w:val="16"/>
                 <w:color w:val="000000"/>
               </w:rPr>
-              <w:t xml:space="preserve"> 20–50 food-insecure households in the cell; –, fewer than 20 (not shown). </w:t>
+              <w:t xml:space="preserve"> 20–50 meal-deprived households in the cell; –, fewer than 20 (not shown). </w:t>
             </w:r>
             <w:r>
               <w:rPr>
